--- a/programming/lab3/docs/report.docx
+++ b/programming/lab3/docs/report.docx
@@ -7,13 +7,11 @@
         <w:jc w:val="center"/>
         <w:rPr>
           <w:rFonts w:ascii="Times New Roman" w:hAnsi="Times New Roman" w:cs="Times New Roman"/>
-          <w:color w:val="000000" w:themeColor="text1"/>
-        </w:rPr>
-      </w:pPr>
-      <w:r>
-        <w:rPr>
-          <w:rFonts w:ascii="Times New Roman" w:hAnsi="Times New Roman" w:cs="Times New Roman"/>
-          <w:color w:val="000000" w:themeColor="text1"/>
+        </w:rPr>
+      </w:pPr>
+      <w:r>
+        <w:rPr>
+          <w:rFonts w:ascii="Times New Roman" w:hAnsi="Times New Roman" w:cs="Times New Roman"/>
         </w:rPr>
         <w:t>Университет ИТМО</w:t>
       </w:r>
@@ -23,7 +21,6 @@
         <w:jc w:val="center"/>
         <w:rPr>
           <w:rFonts w:ascii="Times New Roman" w:hAnsi="Times New Roman" w:cs="Times New Roman"/>
-          <w:color w:val="000000" w:themeColor="text1"/>
         </w:rPr>
       </w:pPr>
     </w:p>
@@ -32,13 +29,11 @@
         <w:jc w:val="center"/>
         <w:rPr>
           <w:rFonts w:ascii="Times New Roman" w:hAnsi="Times New Roman" w:cs="Times New Roman"/>
-          <w:color w:val="000000" w:themeColor="text1"/>
-        </w:rPr>
-      </w:pPr>
-      <w:r>
-        <w:rPr>
-          <w:rFonts w:ascii="Times New Roman" w:hAnsi="Times New Roman" w:cs="Times New Roman"/>
-          <w:color w:val="000000" w:themeColor="text1"/>
+        </w:rPr>
+      </w:pPr>
+      <w:r>
+        <w:rPr>
+          <w:rFonts w:ascii="Times New Roman" w:hAnsi="Times New Roman" w:cs="Times New Roman"/>
         </w:rPr>
         <w:t>Факультет Программной Инженерии и Компьютерной техники</w:t>
       </w:r>
@@ -48,7 +43,6 @@
         <w:jc w:val="center"/>
         <w:rPr>
           <w:rFonts w:ascii="Times New Roman" w:hAnsi="Times New Roman" w:cs="Times New Roman"/>
-          <w:color w:val="000000" w:themeColor="text1"/>
         </w:rPr>
       </w:pPr>
     </w:p>
@@ -57,7 +51,6 @@
         <w:jc w:val="center"/>
         <w:rPr>
           <w:rFonts w:ascii="Times New Roman" w:hAnsi="Times New Roman" w:cs="Times New Roman"/>
-          <w:color w:val="000000" w:themeColor="text1"/>
         </w:rPr>
       </w:pPr>
     </w:p>
@@ -66,7 +59,6 @@
         <w:jc w:val="center"/>
         <w:rPr>
           <w:rFonts w:ascii="Times New Roman" w:hAnsi="Times New Roman" w:cs="Times New Roman"/>
-          <w:color w:val="000000" w:themeColor="text1"/>
         </w:rPr>
       </w:pPr>
     </w:p>
@@ -75,13 +67,11 @@
         <w:jc w:val="center"/>
         <w:rPr>
           <w:rFonts w:ascii="Times New Roman" w:hAnsi="Times New Roman" w:cs="Times New Roman"/>
-          <w:color w:val="000000" w:themeColor="text1"/>
-        </w:rPr>
-      </w:pPr>
-      <w:r>
-        <w:rPr>
-          <w:rFonts w:ascii="Times New Roman" w:hAnsi="Times New Roman" w:cs="Times New Roman"/>
-          <w:color w:val="000000" w:themeColor="text1"/>
+        </w:rPr>
+      </w:pPr>
+      <w:r>
+        <w:rPr>
+          <w:rFonts w:ascii="Times New Roman" w:hAnsi="Times New Roman" w:cs="Times New Roman"/>
         </w:rPr>
         <w:t>Программирование</w:t>
       </w:r>
@@ -91,22 +81,21 @@
         <w:jc w:val="center"/>
         <w:rPr>
           <w:rFonts w:ascii="Times New Roman" w:hAnsi="Times New Roman" w:cs="Times New Roman"/>
-          <w:color w:val="000000" w:themeColor="text1"/>
-        </w:rPr>
-      </w:pPr>
-      <w:r>
-        <w:rPr>
-          <w:rFonts w:ascii="Times New Roman" w:hAnsi="Times New Roman" w:cs="Times New Roman"/>
-          <w:color w:val="000000" w:themeColor="text1"/>
+          <w:lang w:val="en-US"/>
+        </w:rPr>
+      </w:pPr>
+      <w:r>
+        <w:rPr>
+          <w:rFonts w:ascii="Times New Roman" w:hAnsi="Times New Roman" w:cs="Times New Roman"/>
         </w:rPr>
         <w:t>Лабораторная работа №</w:t>
       </w:r>
       <w:r>
         <w:rPr>
           <w:rFonts w:ascii="Times New Roman" w:hAnsi="Times New Roman" w:cs="Times New Roman"/>
-          <w:color w:val="000000" w:themeColor="text1"/>
-        </w:rPr>
-        <w:t>2</w:t>
+          <w:lang w:val="en-US"/>
+        </w:rPr>
+        <w:t>3</w:t>
       </w:r>
     </w:p>
     <w:p>
@@ -114,22 +103,27 @@
         <w:jc w:val="center"/>
         <w:rPr>
           <w:rFonts w:ascii="Times New Roman" w:hAnsi="Times New Roman" w:cs="Times New Roman"/>
-          <w:color w:val="000000" w:themeColor="text1"/>
-        </w:rPr>
-      </w:pPr>
-      <w:r>
-        <w:rPr>
-          <w:rFonts w:ascii="Times New Roman" w:hAnsi="Times New Roman" w:cs="Times New Roman"/>
-          <w:color w:val="000000" w:themeColor="text1"/>
+          <w:lang w:val="en-US"/>
+        </w:rPr>
+      </w:pPr>
+      <w:r>
+        <w:rPr>
+          <w:rFonts w:ascii="Times New Roman" w:hAnsi="Times New Roman" w:cs="Times New Roman"/>
         </w:rPr>
         <w:t xml:space="preserve">Вариант № </w:t>
       </w:r>
       <w:r>
         <w:rPr>
           <w:rFonts w:ascii="Times New Roman" w:hAnsi="Times New Roman" w:cs="Times New Roman"/>
-          <w:color w:val="000000" w:themeColor="text1"/>
-        </w:rPr>
-        <w:t>1449</w:t>
+        </w:rPr>
+        <w:t>14</w:t>
+      </w:r>
+      <w:r>
+        <w:rPr>
+          <w:rFonts w:ascii="Times New Roman" w:hAnsi="Times New Roman" w:cs="Times New Roman"/>
+          <w:lang w:val="en-US"/>
+        </w:rPr>
+        <w:t>52</w:t>
       </w:r>
     </w:p>
     <w:p>
@@ -137,7 +131,6 @@
         <w:jc w:val="right"/>
         <w:rPr>
           <w:rFonts w:ascii="Times New Roman" w:hAnsi="Times New Roman" w:cs="Times New Roman"/>
-          <w:color w:val="000000" w:themeColor="text1"/>
         </w:rPr>
       </w:pPr>
     </w:p>
@@ -146,7 +139,6 @@
         <w:jc w:val="right"/>
         <w:rPr>
           <w:rFonts w:ascii="Times New Roman" w:hAnsi="Times New Roman" w:cs="Times New Roman"/>
-          <w:color w:val="000000" w:themeColor="text1"/>
         </w:rPr>
       </w:pPr>
     </w:p>
@@ -155,13 +147,11 @@
         <w:jc w:val="right"/>
         <w:rPr>
           <w:rFonts w:ascii="Times New Roman" w:hAnsi="Times New Roman" w:cs="Times New Roman"/>
-          <w:color w:val="000000" w:themeColor="text1"/>
-        </w:rPr>
-      </w:pPr>
-      <w:r>
-        <w:rPr>
-          <w:rFonts w:ascii="Times New Roman" w:hAnsi="Times New Roman" w:cs="Times New Roman"/>
-          <w:color w:val="000000" w:themeColor="text1"/>
+        </w:rPr>
+      </w:pPr>
+      <w:r>
+        <w:rPr>
+          <w:rFonts w:ascii="Times New Roman" w:hAnsi="Times New Roman" w:cs="Times New Roman"/>
         </w:rPr>
         <w:t>Выполнил:</w:t>
       </w:r>
@@ -171,13 +161,11 @@
         <w:jc w:val="right"/>
         <w:rPr>
           <w:rFonts w:ascii="Times New Roman" w:hAnsi="Times New Roman" w:cs="Times New Roman"/>
-          <w:color w:val="000000" w:themeColor="text1"/>
-        </w:rPr>
-      </w:pPr>
-      <w:r>
-        <w:rPr>
-          <w:rFonts w:ascii="Times New Roman" w:hAnsi="Times New Roman" w:cs="Times New Roman"/>
-          <w:color w:val="000000" w:themeColor="text1"/>
+        </w:rPr>
+      </w:pPr>
+      <w:r>
+        <w:rPr>
+          <w:rFonts w:ascii="Times New Roman" w:hAnsi="Times New Roman" w:cs="Times New Roman"/>
         </w:rPr>
         <w:t>Крахмальников Илья Артемович</w:t>
       </w:r>
@@ -187,13 +175,11 @@
         <w:jc w:val="right"/>
         <w:rPr>
           <w:rFonts w:ascii="Times New Roman" w:hAnsi="Times New Roman" w:cs="Times New Roman"/>
-          <w:color w:val="000000" w:themeColor="text1"/>
-        </w:rPr>
-      </w:pPr>
-      <w:r>
-        <w:rPr>
-          <w:rFonts w:ascii="Times New Roman" w:hAnsi="Times New Roman" w:cs="Times New Roman"/>
-          <w:color w:val="000000" w:themeColor="text1"/>
+        </w:rPr>
+      </w:pPr>
+      <w:r>
+        <w:rPr>
+          <w:rFonts w:ascii="Times New Roman" w:hAnsi="Times New Roman" w:cs="Times New Roman"/>
         </w:rPr>
         <w:t>Группа Р3119</w:t>
       </w:r>
@@ -203,7 +189,6 @@
         <w:jc w:val="right"/>
         <w:rPr>
           <w:rFonts w:ascii="Times New Roman" w:hAnsi="Times New Roman" w:cs="Times New Roman"/>
-          <w:color w:val="000000" w:themeColor="text1"/>
         </w:rPr>
       </w:pPr>
     </w:p>
@@ -212,13 +197,11 @@
         <w:jc w:val="right"/>
         <w:rPr>
           <w:rFonts w:ascii="Times New Roman" w:hAnsi="Times New Roman" w:cs="Times New Roman"/>
-          <w:color w:val="000000" w:themeColor="text1"/>
-        </w:rPr>
-      </w:pPr>
-      <w:r>
-        <w:rPr>
-          <w:rFonts w:ascii="Times New Roman" w:hAnsi="Times New Roman" w:cs="Times New Roman"/>
-          <w:color w:val="000000" w:themeColor="text1"/>
+        </w:rPr>
+      </w:pPr>
+      <w:r>
+        <w:rPr>
+          <w:rFonts w:ascii="Times New Roman" w:hAnsi="Times New Roman" w:cs="Times New Roman"/>
         </w:rPr>
         <w:t>Преподаватели:</w:t>
       </w:r>
@@ -228,13 +211,11 @@
         <w:jc w:val="right"/>
         <w:rPr>
           <w:rFonts w:ascii="Times New Roman" w:hAnsi="Times New Roman" w:cs="Times New Roman"/>
-          <w:color w:val="000000" w:themeColor="text1"/>
-        </w:rPr>
-      </w:pPr>
-      <w:r>
-        <w:rPr>
-          <w:rFonts w:ascii="Times New Roman" w:hAnsi="Times New Roman" w:cs="Times New Roman"/>
-          <w:color w:val="000000" w:themeColor="text1"/>
+        </w:rPr>
+      </w:pPr>
+      <w:r>
+        <w:rPr>
+          <w:rFonts w:ascii="Times New Roman" w:hAnsi="Times New Roman" w:cs="Times New Roman"/>
         </w:rPr>
         <w:t>Бойко В. А.</w:t>
       </w:r>
@@ -244,13 +225,11 @@
         <w:jc w:val="right"/>
         <w:rPr>
           <w:rFonts w:ascii="Times New Roman" w:hAnsi="Times New Roman" w:cs="Times New Roman"/>
-          <w:color w:val="000000" w:themeColor="text1"/>
-        </w:rPr>
-      </w:pPr>
-      <w:r>
-        <w:rPr>
-          <w:rFonts w:ascii="Times New Roman" w:hAnsi="Times New Roman" w:cs="Times New Roman"/>
-          <w:color w:val="000000" w:themeColor="text1"/>
+        </w:rPr>
+      </w:pPr>
+      <w:r>
+        <w:rPr>
+          <w:rFonts w:ascii="Times New Roman" w:hAnsi="Times New Roman" w:cs="Times New Roman"/>
         </w:rPr>
         <w:t>Гаврилов А. В.</w:t>
       </w:r>
@@ -260,7 +239,6 @@
         <w:jc w:val="center"/>
         <w:rPr>
           <w:rFonts w:ascii="Times New Roman" w:hAnsi="Times New Roman" w:cs="Times New Roman"/>
-          <w:color w:val="000000" w:themeColor="text1"/>
         </w:rPr>
       </w:pPr>
     </w:p>
@@ -269,7 +247,6 @@
         <w:jc w:val="center"/>
         <w:rPr>
           <w:rFonts w:ascii="Times New Roman" w:hAnsi="Times New Roman" w:cs="Times New Roman"/>
-          <w:color w:val="000000" w:themeColor="text1"/>
         </w:rPr>
       </w:pPr>
     </w:p>
@@ -278,7 +255,6 @@
         <w:jc w:val="center"/>
         <w:rPr>
           <w:rFonts w:ascii="Times New Roman" w:hAnsi="Times New Roman" w:cs="Times New Roman"/>
-          <w:color w:val="000000" w:themeColor="text1"/>
         </w:rPr>
       </w:pPr>
     </w:p>
@@ -287,7 +263,6 @@
         <w:jc w:val="center"/>
         <w:rPr>
           <w:rFonts w:ascii="Times New Roman" w:hAnsi="Times New Roman" w:cs="Times New Roman"/>
-          <w:color w:val="000000" w:themeColor="text1"/>
         </w:rPr>
       </w:pPr>
     </w:p>
@@ -296,7 +271,6 @@
         <w:jc w:val="center"/>
         <w:rPr>
           <w:rFonts w:ascii="Times New Roman" w:hAnsi="Times New Roman" w:cs="Times New Roman"/>
-          <w:color w:val="000000" w:themeColor="text1"/>
         </w:rPr>
       </w:pPr>
     </w:p>
@@ -305,7 +279,6 @@
         <w:jc w:val="center"/>
         <w:rPr>
           <w:rFonts w:ascii="Times New Roman" w:hAnsi="Times New Roman" w:cs="Times New Roman"/>
-          <w:color w:val="000000" w:themeColor="text1"/>
         </w:rPr>
       </w:pPr>
     </w:p>
@@ -314,7 +287,6 @@
         <w:jc w:val="center"/>
         <w:rPr>
           <w:rFonts w:ascii="Times New Roman" w:hAnsi="Times New Roman" w:cs="Times New Roman"/>
-          <w:color w:val="000000" w:themeColor="text1"/>
         </w:rPr>
       </w:pPr>
     </w:p>
@@ -323,7 +295,6 @@
         <w:jc w:val="center"/>
         <w:rPr>
           <w:rFonts w:ascii="Times New Roman" w:hAnsi="Times New Roman" w:cs="Times New Roman"/>
-          <w:color w:val="000000" w:themeColor="text1"/>
         </w:rPr>
       </w:pPr>
     </w:p>
@@ -332,7 +303,6 @@
         <w:jc w:val="center"/>
         <w:rPr>
           <w:rFonts w:ascii="Times New Roman" w:hAnsi="Times New Roman" w:cs="Times New Roman"/>
-          <w:color w:val="000000" w:themeColor="text1"/>
         </w:rPr>
       </w:pPr>
     </w:p>
@@ -341,7 +311,6 @@
         <w:jc w:val="center"/>
         <w:rPr>
           <w:rFonts w:ascii="Times New Roman" w:hAnsi="Times New Roman" w:cs="Times New Roman"/>
-          <w:color w:val="000000" w:themeColor="text1"/>
         </w:rPr>
       </w:pPr>
     </w:p>
@@ -349,7 +318,7 @@
       <w:sdtPr>
         <w:rPr>
           <w:rFonts w:ascii="Times New Roman" w:eastAsiaTheme="minorHAnsi" w:hAnsi="Times New Roman" w:cs="Times New Roman"/>
-          <w:color w:val="000000" w:themeColor="text1"/>
+          <w:color w:val="auto"/>
           <w:kern w:val="2"/>
           <w:sz w:val="24"/>
           <w:szCs w:val="24"/>
@@ -374,13 +343,13 @@
             <w:pStyle w:val="af"/>
             <w:rPr>
               <w:rFonts w:ascii="Times New Roman" w:hAnsi="Times New Roman" w:cs="Times New Roman"/>
-              <w:color w:val="000000" w:themeColor="text1"/>
+              <w:color w:val="auto"/>
             </w:rPr>
           </w:pPr>
           <w:r>
             <w:rPr>
               <w:rFonts w:ascii="Times New Roman" w:hAnsi="Times New Roman" w:cs="Times New Roman"/>
-              <w:color w:val="000000" w:themeColor="text1"/>
+              <w:color w:val="auto"/>
             </w:rPr>
             <w:t>Содержание</w:t>
           </w:r>
@@ -400,25 +369,22 @@
           <w:r>
             <w:rPr>
               <w:rFonts w:ascii="Times New Roman" w:hAnsi="Times New Roman" w:cs="Times New Roman"/>
-              <w:color w:val="000000" w:themeColor="text1"/>
             </w:rPr>
             <w:fldChar w:fldCharType="begin"/>
           </w:r>
           <w:r>
             <w:rPr>
               <w:rFonts w:ascii="Times New Roman" w:hAnsi="Times New Roman" w:cs="Times New Roman"/>
-              <w:color w:val="000000" w:themeColor="text1"/>
             </w:rPr>
             <w:instrText xml:space="preserve"> TOC \o "1-3" \h \z \u </w:instrText>
           </w:r>
           <w:r>
             <w:rPr>
               <w:rFonts w:ascii="Times New Roman" w:hAnsi="Times New Roman" w:cs="Times New Roman"/>
-              <w:color w:val="000000" w:themeColor="text1"/>
             </w:rPr>
             <w:fldChar w:fldCharType="separate"/>
           </w:r>
-          <w:hyperlink w:anchor="_Toc241968475" w:history="1">
+          <w:hyperlink w:anchor="_Toc244455553" w:history="1">
             <w:r>
               <w:rPr>
                 <w:rStyle w:val="ac"/>
@@ -446,7 +412,7 @@
                 <w:noProof/>
                 <w:webHidden/>
               </w:rPr>
-              <w:instrText xml:space="preserve"> PAGEREF _Toc241968475 \h </w:instrText>
+              <w:instrText xml:space="preserve"> PAGEREF _Toc244455553 \h </w:instrText>
             </w:r>
             <w:r>
               <w:rPr>
@@ -489,7 +455,7 @@
               <w:lang w:eastAsia="ru-RU"/>
             </w:rPr>
           </w:pPr>
-          <w:hyperlink w:anchor="_Toc241968476" w:history="1">
+          <w:hyperlink w:anchor="_Toc244455554" w:history="1">
             <w:r>
               <w:rPr>
                 <w:rStyle w:val="ac"/>
@@ -517,7 +483,7 @@
                 <w:noProof/>
                 <w:webHidden/>
               </w:rPr>
-              <w:instrText xml:space="preserve"> PAGEREF _Toc241968476 \h </w:instrText>
+              <w:instrText xml:space="preserve"> PAGEREF _Toc244455554 \h </w:instrText>
             </w:r>
             <w:r>
               <w:rPr>
@@ -560,14 +526,14 @@
               <w:lang w:eastAsia="ru-RU"/>
             </w:rPr>
           </w:pPr>
-          <w:hyperlink w:anchor="_Toc241968477" w:history="1">
+          <w:hyperlink w:anchor="_Toc244455555" w:history="1">
             <w:r>
               <w:rPr>
                 <w:rStyle w:val="ac"/>
                 <w:rFonts w:ascii="Times New Roman" w:hAnsi="Times New Roman" w:cs="Times New Roman"/>
                 <w:noProof/>
               </w:rPr>
-              <w:t>Реализация покемона Volbeat</w:t>
+              <w:t>Анализ задания</w:t>
             </w:r>
             <w:r>
               <w:rPr>
@@ -588,7 +554,7 @@
                 <w:noProof/>
                 <w:webHidden/>
               </w:rPr>
-              <w:instrText xml:space="preserve"> PAGEREF _Toc241968477 \h </w:instrText>
+              <w:instrText xml:space="preserve"> PAGEREF _Toc244455555 \h </w:instrText>
             </w:r>
             <w:r>
               <w:rPr>
@@ -621,7 +587,7 @@
         </w:p>
         <w:p>
           <w:pPr>
-            <w:pStyle w:val="23"/>
+            <w:pStyle w:val="11"/>
             <w:tabs>
               <w:tab w:val="right" w:leader="dot" w:pos="9345"/>
             </w:tabs>
@@ -631,23 +597,14 @@
               <w:lang w:eastAsia="ru-RU"/>
             </w:rPr>
           </w:pPr>
-          <w:hyperlink w:anchor="_Toc241968478" w:history="1">
+          <w:hyperlink w:anchor="_Toc244455556" w:history="1">
             <w:r>
               <w:rPr>
                 <w:rStyle w:val="ac"/>
                 <w:rFonts w:ascii="Times New Roman" w:hAnsi="Times New Roman" w:cs="Times New Roman"/>
                 <w:noProof/>
               </w:rPr>
-              <w:t xml:space="preserve">Реализация атаки QuickAttack для </w:t>
-            </w:r>
-            <w:r>
-              <w:rPr>
-                <w:rStyle w:val="ac"/>
-                <w:rFonts w:ascii="Times New Roman" w:hAnsi="Times New Roman" w:cs="Times New Roman"/>
-                <w:noProof/>
-                <w:lang w:val="en-US"/>
-              </w:rPr>
-              <w:t>Volbeat</w:t>
+              <w:t>Сценарий</w:t>
             </w:r>
             <w:r>
               <w:rPr>
@@ -668,7 +625,7 @@
                 <w:noProof/>
                 <w:webHidden/>
               </w:rPr>
-              <w:instrText xml:space="preserve"> PAGEREF _Toc241968478 \h </w:instrText>
+              <w:instrText xml:space="preserve"> PAGEREF _Toc244455556 \h </w:instrText>
             </w:r>
             <w:r>
               <w:rPr>
@@ -688,7 +645,7 @@
                 <w:noProof/>
                 <w:webHidden/>
               </w:rPr>
-              <w:t>5</w:t>
+              <w:t>6</w:t>
             </w:r>
             <w:r>
               <w:rPr>
@@ -711,23 +668,14 @@
               <w:lang w:eastAsia="ru-RU"/>
             </w:rPr>
           </w:pPr>
-          <w:hyperlink w:anchor="_Toc241968479" w:history="1">
+          <w:hyperlink w:anchor="_Toc244455557" w:history="1">
             <w:r>
               <w:rPr>
                 <w:rStyle w:val="ac"/>
                 <w:rFonts w:ascii="Times New Roman" w:hAnsi="Times New Roman" w:cs="Times New Roman"/>
                 <w:noProof/>
               </w:rPr>
-              <w:t xml:space="preserve">Реализация остальных 3 классов атак </w:t>
-            </w:r>
-            <w:r>
-              <w:rPr>
-                <w:rStyle w:val="ac"/>
-                <w:rFonts w:ascii="Times New Roman" w:hAnsi="Times New Roman" w:cs="Times New Roman"/>
-                <w:noProof/>
-                <w:lang w:val="en-US"/>
-              </w:rPr>
-              <w:t>Volbeat</w:t>
+              <w:t>Побег повара</w:t>
             </w:r>
             <w:r>
               <w:rPr>
@@ -748,7 +696,7 @@
                 <w:noProof/>
                 <w:webHidden/>
               </w:rPr>
-              <w:instrText xml:space="preserve"> PAGEREF _Toc241968479 \h </w:instrText>
+              <w:instrText xml:space="preserve"> PAGEREF _Toc244455557 \h </w:instrText>
             </w:r>
             <w:r>
               <w:rPr>
@@ -768,7 +716,7 @@
                 <w:noProof/>
                 <w:webHidden/>
               </w:rPr>
-              <w:t>5</w:t>
+              <w:t>6</w:t>
             </w:r>
             <w:r>
               <w:rPr>
@@ -791,14 +739,14 @@
               <w:lang w:eastAsia="ru-RU"/>
             </w:rPr>
           </w:pPr>
-          <w:hyperlink w:anchor="_Toc241968480" w:history="1">
+          <w:hyperlink w:anchor="_Toc244455558" w:history="1">
             <w:r>
               <w:rPr>
                 <w:rStyle w:val="ac"/>
                 <w:rFonts w:ascii="Times New Roman" w:hAnsi="Times New Roman" w:cs="Times New Roman"/>
                 <w:noProof/>
               </w:rPr>
-              <w:t>Реализация остальных 5 покемонов</w:t>
+              <w:t>Война</w:t>
             </w:r>
             <w:r>
               <w:rPr>
@@ -819,7 +767,149 @@
                 <w:noProof/>
                 <w:webHidden/>
               </w:rPr>
-              <w:instrText xml:space="preserve"> PAGEREF _Toc241968480 \h </w:instrText>
+              <w:instrText xml:space="preserve"> PAGEREF _Toc244455558 \h </w:instrText>
+            </w:r>
+            <w:r>
+              <w:rPr>
+                <w:noProof/>
+                <w:webHidden/>
+              </w:rPr>
+            </w:r>
+            <w:r>
+              <w:rPr>
+                <w:noProof/>
+                <w:webHidden/>
+              </w:rPr>
+              <w:fldChar w:fldCharType="separate"/>
+            </w:r>
+            <w:r>
+              <w:rPr>
+                <w:noProof/>
+                <w:webHidden/>
+              </w:rPr>
+              <w:t>6</w:t>
+            </w:r>
+            <w:r>
+              <w:rPr>
+                <w:noProof/>
+                <w:webHidden/>
+              </w:rPr>
+              <w:fldChar w:fldCharType="end"/>
+            </w:r>
+          </w:hyperlink>
+        </w:p>
+        <w:p>
+          <w:pPr>
+            <w:pStyle w:val="23"/>
+            <w:tabs>
+              <w:tab w:val="right" w:leader="dot" w:pos="9345"/>
+            </w:tabs>
+            <w:rPr>
+              <w:rFonts w:eastAsiaTheme="minorEastAsia"/>
+              <w:noProof/>
+              <w:lang w:eastAsia="ru-RU"/>
+            </w:rPr>
+          </w:pPr>
+          <w:hyperlink w:anchor="_Toc244455559" w:history="1">
+            <w:r>
+              <w:rPr>
+                <w:rStyle w:val="ac"/>
+                <w:rFonts w:ascii="Times New Roman" w:hAnsi="Times New Roman" w:cs="Times New Roman"/>
+                <w:noProof/>
+              </w:rPr>
+              <w:t>Праздник</w:t>
+            </w:r>
+            <w:r>
+              <w:rPr>
+                <w:noProof/>
+                <w:webHidden/>
+              </w:rPr>
+              <w:tab/>
+            </w:r>
+            <w:r>
+              <w:rPr>
+                <w:noProof/>
+                <w:webHidden/>
+              </w:rPr>
+              <w:fldChar w:fldCharType="begin"/>
+            </w:r>
+            <w:r>
+              <w:rPr>
+                <w:noProof/>
+                <w:webHidden/>
+              </w:rPr>
+              <w:instrText xml:space="preserve"> PAGEREF _Toc244455559 \h </w:instrText>
+            </w:r>
+            <w:r>
+              <w:rPr>
+                <w:noProof/>
+                <w:webHidden/>
+              </w:rPr>
+            </w:r>
+            <w:r>
+              <w:rPr>
+                <w:noProof/>
+                <w:webHidden/>
+              </w:rPr>
+              <w:fldChar w:fldCharType="separate"/>
+            </w:r>
+            <w:r>
+              <w:rPr>
+                <w:noProof/>
+                <w:webHidden/>
+              </w:rPr>
+              <w:t>6</w:t>
+            </w:r>
+            <w:r>
+              <w:rPr>
+                <w:noProof/>
+                <w:webHidden/>
+              </w:rPr>
+              <w:fldChar w:fldCharType="end"/>
+            </w:r>
+          </w:hyperlink>
+        </w:p>
+        <w:p>
+          <w:pPr>
+            <w:pStyle w:val="11"/>
+            <w:tabs>
+              <w:tab w:val="right" w:leader="dot" w:pos="9345"/>
+            </w:tabs>
+            <w:rPr>
+              <w:rFonts w:eastAsiaTheme="minorEastAsia"/>
+              <w:noProof/>
+              <w:lang w:eastAsia="ru-RU"/>
+            </w:rPr>
+          </w:pPr>
+          <w:hyperlink w:anchor="_Toc244455560" w:history="1">
+            <w:r>
+              <w:rPr>
+                <w:rStyle w:val="ac"/>
+                <w:rFonts w:ascii="Times New Roman" w:hAnsi="Times New Roman" w:cs="Times New Roman"/>
+                <w:noProof/>
+              </w:rPr>
+              <w:t>Диаграмма классов</w:t>
+            </w:r>
+            <w:r>
+              <w:rPr>
+                <w:noProof/>
+                <w:webHidden/>
+              </w:rPr>
+              <w:tab/>
+            </w:r>
+            <w:r>
+              <w:rPr>
+                <w:noProof/>
+                <w:webHidden/>
+              </w:rPr>
+              <w:fldChar w:fldCharType="begin"/>
+            </w:r>
+            <w:r>
+              <w:rPr>
+                <w:noProof/>
+                <w:webHidden/>
+              </w:rPr>
+              <w:instrText xml:space="preserve"> PAGEREF _Toc244455560 \h </w:instrText>
             </w:r>
             <w:r>
               <w:rPr>
@@ -852,506 +942,8 @@
         </w:p>
         <w:p>
           <w:pPr>
-            <w:pStyle w:val="23"/>
-            <w:tabs>
-              <w:tab w:val="right" w:leader="dot" w:pos="9345"/>
-            </w:tabs>
-            <w:rPr>
-              <w:rFonts w:eastAsiaTheme="minorEastAsia"/>
-              <w:noProof/>
-              <w:lang w:eastAsia="ru-RU"/>
-            </w:rPr>
-          </w:pPr>
-          <w:hyperlink w:anchor="_Toc241968481" w:history="1">
-            <w:r>
-              <w:rPr>
-                <w:rStyle w:val="ac"/>
-                <w:rFonts w:ascii="Times New Roman" w:hAnsi="Times New Roman" w:cs="Times New Roman"/>
-                <w:noProof/>
-              </w:rPr>
-              <w:t>Реализация цепочек эволюции</w:t>
-            </w:r>
-            <w:r>
-              <w:rPr>
-                <w:noProof/>
-                <w:webHidden/>
-              </w:rPr>
-              <w:tab/>
-            </w:r>
-            <w:r>
-              <w:rPr>
-                <w:noProof/>
-                <w:webHidden/>
-              </w:rPr>
-              <w:fldChar w:fldCharType="begin"/>
-            </w:r>
-            <w:r>
-              <w:rPr>
-                <w:noProof/>
-                <w:webHidden/>
-              </w:rPr>
-              <w:instrText xml:space="preserve"> PAGEREF _Toc241968481 \h </w:instrText>
-            </w:r>
-            <w:r>
-              <w:rPr>
-                <w:noProof/>
-                <w:webHidden/>
-              </w:rPr>
-            </w:r>
-            <w:r>
-              <w:rPr>
-                <w:noProof/>
-                <w:webHidden/>
-              </w:rPr>
-              <w:fldChar w:fldCharType="separate"/>
-            </w:r>
-            <w:r>
-              <w:rPr>
-                <w:noProof/>
-                <w:webHidden/>
-              </w:rPr>
-              <w:t>8</w:t>
-            </w:r>
-            <w:r>
-              <w:rPr>
-                <w:noProof/>
-                <w:webHidden/>
-              </w:rPr>
-              <w:fldChar w:fldCharType="end"/>
-            </w:r>
-          </w:hyperlink>
-        </w:p>
-        <w:p>
-          <w:pPr>
-            <w:pStyle w:val="23"/>
-            <w:tabs>
-              <w:tab w:val="right" w:leader="dot" w:pos="9345"/>
-            </w:tabs>
-            <w:rPr>
-              <w:rFonts w:eastAsiaTheme="minorEastAsia"/>
-              <w:noProof/>
-              <w:lang w:eastAsia="ru-RU"/>
-            </w:rPr>
-          </w:pPr>
-          <w:hyperlink w:anchor="_Toc241968482" w:history="1">
-            <w:r>
-              <w:rPr>
-                <w:rStyle w:val="ac"/>
-                <w:rFonts w:ascii="Times New Roman" w:hAnsi="Times New Roman" w:cs="Times New Roman"/>
-                <w:noProof/>
-              </w:rPr>
-              <w:t>Реализация боя</w:t>
-            </w:r>
-            <w:r>
-              <w:rPr>
-                <w:noProof/>
-                <w:webHidden/>
-              </w:rPr>
-              <w:tab/>
-            </w:r>
-            <w:r>
-              <w:rPr>
-                <w:noProof/>
-                <w:webHidden/>
-              </w:rPr>
-              <w:fldChar w:fldCharType="begin"/>
-            </w:r>
-            <w:r>
-              <w:rPr>
-                <w:noProof/>
-                <w:webHidden/>
-              </w:rPr>
-              <w:instrText xml:space="preserve"> PAGEREF _Toc241968482 \h </w:instrText>
-            </w:r>
-            <w:r>
-              <w:rPr>
-                <w:noProof/>
-                <w:webHidden/>
-              </w:rPr>
-            </w:r>
-            <w:r>
-              <w:rPr>
-                <w:noProof/>
-                <w:webHidden/>
-              </w:rPr>
-              <w:fldChar w:fldCharType="separate"/>
-            </w:r>
-            <w:r>
-              <w:rPr>
-                <w:noProof/>
-                <w:webHidden/>
-              </w:rPr>
-              <w:t>8</w:t>
-            </w:r>
-            <w:r>
-              <w:rPr>
-                <w:noProof/>
-                <w:webHidden/>
-              </w:rPr>
-              <w:fldChar w:fldCharType="end"/>
-            </w:r>
-          </w:hyperlink>
-        </w:p>
-        <w:p>
-          <w:pPr>
-            <w:pStyle w:val="11"/>
-            <w:tabs>
-              <w:tab w:val="right" w:leader="dot" w:pos="9345"/>
-            </w:tabs>
-            <w:rPr>
-              <w:rFonts w:eastAsiaTheme="minorEastAsia"/>
-              <w:noProof/>
-              <w:lang w:eastAsia="ru-RU"/>
-            </w:rPr>
-          </w:pPr>
-          <w:hyperlink w:anchor="_Toc241968483" w:history="1">
-            <w:r>
-              <w:rPr>
-                <w:rStyle w:val="ac"/>
-                <w:rFonts w:ascii="Times New Roman" w:hAnsi="Times New Roman" w:cs="Times New Roman"/>
-                <w:noProof/>
-              </w:rPr>
-              <w:t>Результат программы</w:t>
-            </w:r>
-            <w:r>
-              <w:rPr>
-                <w:noProof/>
-                <w:webHidden/>
-              </w:rPr>
-              <w:tab/>
-            </w:r>
-            <w:r>
-              <w:rPr>
-                <w:noProof/>
-                <w:webHidden/>
-              </w:rPr>
-              <w:fldChar w:fldCharType="begin"/>
-            </w:r>
-            <w:r>
-              <w:rPr>
-                <w:noProof/>
-                <w:webHidden/>
-              </w:rPr>
-              <w:instrText xml:space="preserve"> PAGEREF _Toc241968483 \h </w:instrText>
-            </w:r>
-            <w:r>
-              <w:rPr>
-                <w:noProof/>
-                <w:webHidden/>
-              </w:rPr>
-            </w:r>
-            <w:r>
-              <w:rPr>
-                <w:noProof/>
-                <w:webHidden/>
-              </w:rPr>
-              <w:fldChar w:fldCharType="separate"/>
-            </w:r>
-            <w:r>
-              <w:rPr>
-                <w:noProof/>
-                <w:webHidden/>
-              </w:rPr>
-              <w:t>9</w:t>
-            </w:r>
-            <w:r>
-              <w:rPr>
-                <w:noProof/>
-                <w:webHidden/>
-              </w:rPr>
-              <w:fldChar w:fldCharType="end"/>
-            </w:r>
-          </w:hyperlink>
-        </w:p>
-        <w:p>
-          <w:pPr>
-            <w:pStyle w:val="11"/>
-            <w:tabs>
-              <w:tab w:val="right" w:leader="dot" w:pos="9345"/>
-            </w:tabs>
-            <w:rPr>
-              <w:rFonts w:eastAsiaTheme="minorEastAsia"/>
-              <w:noProof/>
-              <w:lang w:eastAsia="ru-RU"/>
-            </w:rPr>
-          </w:pPr>
-          <w:hyperlink w:anchor="_Toc241968484" w:history="1">
-            <w:r>
-              <w:rPr>
-                <w:rStyle w:val="ac"/>
-                <w:rFonts w:ascii="Times New Roman" w:hAnsi="Times New Roman" w:cs="Times New Roman"/>
-                <w:noProof/>
-              </w:rPr>
-              <w:t>Исходный код</w:t>
-            </w:r>
-            <w:r>
-              <w:rPr>
-                <w:noProof/>
-                <w:webHidden/>
-              </w:rPr>
-              <w:tab/>
-            </w:r>
-            <w:r>
-              <w:rPr>
-                <w:noProof/>
-                <w:webHidden/>
-              </w:rPr>
-              <w:fldChar w:fldCharType="begin"/>
-            </w:r>
-            <w:r>
-              <w:rPr>
-                <w:noProof/>
-                <w:webHidden/>
-              </w:rPr>
-              <w:instrText xml:space="preserve"> PAGEREF _Toc241968484 \h </w:instrText>
-            </w:r>
-            <w:r>
-              <w:rPr>
-                <w:noProof/>
-                <w:webHidden/>
-              </w:rPr>
-            </w:r>
-            <w:r>
-              <w:rPr>
-                <w:noProof/>
-                <w:webHidden/>
-              </w:rPr>
-              <w:fldChar w:fldCharType="separate"/>
-            </w:r>
-            <w:r>
-              <w:rPr>
-                <w:noProof/>
-                <w:webHidden/>
-              </w:rPr>
-              <w:t>14</w:t>
-            </w:r>
-            <w:r>
-              <w:rPr>
-                <w:noProof/>
-                <w:webHidden/>
-              </w:rPr>
-              <w:fldChar w:fldCharType="end"/>
-            </w:r>
-          </w:hyperlink>
-        </w:p>
-        <w:p>
-          <w:pPr>
-            <w:pStyle w:val="11"/>
-            <w:tabs>
-              <w:tab w:val="right" w:leader="dot" w:pos="9345"/>
-            </w:tabs>
-            <w:rPr>
-              <w:rFonts w:eastAsiaTheme="minorEastAsia"/>
-              <w:noProof/>
-              <w:lang w:eastAsia="ru-RU"/>
-            </w:rPr>
-          </w:pPr>
-          <w:hyperlink w:anchor="_Toc241968485" w:history="1">
-            <w:r>
-              <w:rPr>
-                <w:rStyle w:val="ac"/>
-                <w:rFonts w:ascii="Times New Roman" w:hAnsi="Times New Roman" w:cs="Times New Roman"/>
-                <w:noProof/>
-              </w:rPr>
-              <w:t>Диаграмма классов</w:t>
-            </w:r>
-            <w:r>
-              <w:rPr>
-                <w:noProof/>
-                <w:webHidden/>
-              </w:rPr>
-              <w:tab/>
-            </w:r>
-            <w:r>
-              <w:rPr>
-                <w:noProof/>
-                <w:webHidden/>
-              </w:rPr>
-              <w:fldChar w:fldCharType="begin"/>
-            </w:r>
-            <w:r>
-              <w:rPr>
-                <w:noProof/>
-                <w:webHidden/>
-              </w:rPr>
-              <w:instrText xml:space="preserve"> PAGEREF _Toc241968485 \h </w:instrText>
-            </w:r>
-            <w:r>
-              <w:rPr>
-                <w:noProof/>
-                <w:webHidden/>
-              </w:rPr>
-            </w:r>
-            <w:r>
-              <w:rPr>
-                <w:noProof/>
-                <w:webHidden/>
-              </w:rPr>
-              <w:fldChar w:fldCharType="separate"/>
-            </w:r>
-            <w:r>
-              <w:rPr>
-                <w:noProof/>
-                <w:webHidden/>
-              </w:rPr>
-              <w:t>15</w:t>
-            </w:r>
-            <w:r>
-              <w:rPr>
-                <w:noProof/>
-                <w:webHidden/>
-              </w:rPr>
-              <w:fldChar w:fldCharType="end"/>
-            </w:r>
-          </w:hyperlink>
-        </w:p>
-        <w:p>
-          <w:pPr>
-            <w:pStyle w:val="11"/>
-            <w:tabs>
-              <w:tab w:val="right" w:leader="dot" w:pos="9345"/>
-            </w:tabs>
-            <w:rPr>
-              <w:rFonts w:eastAsiaTheme="minorEastAsia"/>
-              <w:noProof/>
-              <w:lang w:eastAsia="ru-RU"/>
-            </w:rPr>
-          </w:pPr>
-          <w:hyperlink w:anchor="_Toc241968486" w:history="1">
-            <w:r>
-              <w:rPr>
-                <w:rStyle w:val="ac"/>
-                <w:rFonts w:ascii="Times New Roman" w:hAnsi="Times New Roman" w:cs="Times New Roman"/>
-                <w:noProof/>
-              </w:rPr>
-              <w:t>Выводы по работе</w:t>
-            </w:r>
-            <w:r>
-              <w:rPr>
-                <w:noProof/>
-                <w:webHidden/>
-              </w:rPr>
-              <w:tab/>
-            </w:r>
-            <w:r>
-              <w:rPr>
-                <w:noProof/>
-                <w:webHidden/>
-              </w:rPr>
-              <w:fldChar w:fldCharType="begin"/>
-            </w:r>
-            <w:r>
-              <w:rPr>
-                <w:noProof/>
-                <w:webHidden/>
-              </w:rPr>
-              <w:instrText xml:space="preserve"> PAGEREF _Toc241968486 \h </w:instrText>
-            </w:r>
-            <w:r>
-              <w:rPr>
-                <w:noProof/>
-                <w:webHidden/>
-              </w:rPr>
-            </w:r>
-            <w:r>
-              <w:rPr>
-                <w:noProof/>
-                <w:webHidden/>
-              </w:rPr>
-              <w:fldChar w:fldCharType="separate"/>
-            </w:r>
-            <w:r>
-              <w:rPr>
-                <w:noProof/>
-                <w:webHidden/>
-              </w:rPr>
-              <w:t>16</w:t>
-            </w:r>
-            <w:r>
-              <w:rPr>
-                <w:noProof/>
-                <w:webHidden/>
-              </w:rPr>
-              <w:fldChar w:fldCharType="end"/>
-            </w:r>
-          </w:hyperlink>
-        </w:p>
-        <w:p>
-          <w:pPr>
-            <w:pStyle w:val="11"/>
-            <w:tabs>
-              <w:tab w:val="right" w:leader="dot" w:pos="9345"/>
-            </w:tabs>
-            <w:rPr>
-              <w:rFonts w:eastAsiaTheme="minorEastAsia"/>
-              <w:noProof/>
-              <w:lang w:eastAsia="ru-RU"/>
-            </w:rPr>
-          </w:pPr>
-          <w:hyperlink w:anchor="_Toc241968487" w:history="1">
-            <w:r>
-              <w:rPr>
-                <w:rStyle w:val="ac"/>
-                <w:rFonts w:ascii="Times New Roman" w:hAnsi="Times New Roman" w:cs="Times New Roman"/>
-                <w:noProof/>
-              </w:rPr>
-              <w:t>Список литературы</w:t>
-            </w:r>
-            <w:r>
-              <w:rPr>
-                <w:noProof/>
-                <w:webHidden/>
-              </w:rPr>
-              <w:tab/>
-            </w:r>
-            <w:r>
-              <w:rPr>
-                <w:noProof/>
-                <w:webHidden/>
-              </w:rPr>
-              <w:fldChar w:fldCharType="begin"/>
-            </w:r>
-            <w:r>
-              <w:rPr>
-                <w:noProof/>
-                <w:webHidden/>
-              </w:rPr>
-              <w:instrText xml:space="preserve"> PAGEREF _Toc241968487 \h </w:instrText>
-            </w:r>
-            <w:r>
-              <w:rPr>
-                <w:noProof/>
-                <w:webHidden/>
-              </w:rPr>
-            </w:r>
-            <w:r>
-              <w:rPr>
-                <w:noProof/>
-                <w:webHidden/>
-              </w:rPr>
-              <w:fldChar w:fldCharType="separate"/>
-            </w:r>
-            <w:r>
-              <w:rPr>
-                <w:noProof/>
-                <w:webHidden/>
-              </w:rPr>
-              <w:t>17</w:t>
-            </w:r>
-            <w:r>
-              <w:rPr>
-                <w:noProof/>
-                <w:webHidden/>
-              </w:rPr>
-              <w:fldChar w:fldCharType="end"/>
-            </w:r>
-          </w:hyperlink>
-        </w:p>
-        <w:p>
-          <w:pPr>
             <w:rPr>
               <w:rFonts w:ascii="Times New Roman" w:hAnsi="Times New Roman" w:cs="Times New Roman"/>
-              <w:color w:val="000000" w:themeColor="text1"/>
             </w:rPr>
           </w:pPr>
           <w:r>
@@ -1359,7 +951,6 @@
               <w:rFonts w:ascii="Times New Roman" w:hAnsi="Times New Roman" w:cs="Times New Roman"/>
               <w:b/>
               <w:bCs/>
-              <w:color w:val="000000" w:themeColor="text1"/>
             </w:rPr>
             <w:fldChar w:fldCharType="end"/>
           </w:r>
@@ -1370,7 +961,6 @@
       <w:pPr>
         <w:rPr>
           <w:rFonts w:ascii="Times New Roman" w:eastAsiaTheme="majorEastAsia" w:hAnsi="Times New Roman" w:cs="Times New Roman"/>
-          <w:color w:val="000000" w:themeColor="text1"/>
           <w:sz w:val="40"/>
           <w:szCs w:val="40"/>
         </w:rPr>
@@ -1378,7 +968,6 @@
       <w:r>
         <w:rPr>
           <w:rFonts w:ascii="Times New Roman" w:hAnsi="Times New Roman" w:cs="Times New Roman"/>
-          <w:color w:val="000000" w:themeColor="text1"/>
         </w:rPr>
         <w:br w:type="page"/>
       </w:r>
@@ -1388,14 +977,14 @@
         <w:pStyle w:val="1"/>
         <w:rPr>
           <w:rFonts w:ascii="Times New Roman" w:hAnsi="Times New Roman" w:cs="Times New Roman"/>
-          <w:color w:val="000000" w:themeColor="text1"/>
-        </w:rPr>
-      </w:pPr>
-      <w:bookmarkStart w:id="0" w:name="_Toc241968475"/>
-      <w:r>
-        <w:rPr>
-          <w:rFonts w:ascii="Times New Roman" w:hAnsi="Times New Roman" w:cs="Times New Roman"/>
-          <w:color w:val="000000" w:themeColor="text1"/>
+          <w:color w:val="auto"/>
+        </w:rPr>
+      </w:pPr>
+      <w:bookmarkStart w:id="0" w:name="_Toc244455553"/>
+      <w:r>
+        <w:rPr>
+          <w:rFonts w:ascii="Times New Roman" w:hAnsi="Times New Roman" w:cs="Times New Roman"/>
+          <w:color w:val="auto"/>
         </w:rPr>
         <w:lastRenderedPageBreak/>
         <w:t>Задание</w:t>
@@ -1406,13 +995,12 @@
       <w:pPr>
         <w:rPr>
           <w:rFonts w:ascii="Times New Roman" w:hAnsi="Times New Roman" w:cs="Times New Roman"/>
-          <w:color w:val="000000" w:themeColor="text1"/>
-        </w:rPr>
-      </w:pPr>
-      <w:r>
-        <w:rPr>
-          <w:rFonts w:ascii="Times New Roman" w:hAnsi="Times New Roman" w:cs="Times New Roman"/>
-          <w:color w:val="000000" w:themeColor="text1"/>
+        </w:rPr>
+      </w:pPr>
+      <w:r>
+        <w:rPr>
+          <w:rFonts w:ascii="Times New Roman" w:hAnsi="Times New Roman" w:cs="Times New Roman"/>
+          <w:noProof/>
         </w:rPr>
         <w:drawing>
           <wp:inline distT="0" distB="0" distL="0" distR="0" wp14:anchorId="19E3FC55" wp14:editId="771ED553">
@@ -1455,13 +1043,12 @@
       <w:pPr>
         <w:rPr>
           <w:rFonts w:ascii="Times New Roman" w:hAnsi="Times New Roman" w:cs="Times New Roman"/>
-          <w:color w:val="000000" w:themeColor="text1"/>
-        </w:rPr>
-      </w:pPr>
-      <w:r>
-        <w:rPr>
-          <w:rFonts w:ascii="Times New Roman" w:hAnsi="Times New Roman" w:cs="Times New Roman"/>
-          <w:color w:val="000000" w:themeColor="text1"/>
+        </w:rPr>
+      </w:pPr>
+      <w:r>
+        <w:rPr>
+          <w:rFonts w:ascii="Times New Roman" w:hAnsi="Times New Roman" w:cs="Times New Roman"/>
+          <w:noProof/>
         </w:rPr>
         <w:drawing>
           <wp:inline distT="0" distB="0" distL="0" distR="0" wp14:anchorId="0789BF8D" wp14:editId="52086B1F">
@@ -1504,15 +1091,13 @@
       <w:pPr>
         <w:rPr>
           <w:rFonts w:ascii="Times New Roman" w:hAnsi="Times New Roman" w:cs="Times New Roman"/>
-          <w:color w:val="000000" w:themeColor="text1"/>
-        </w:rPr>
-      </w:pPr>
-    </w:p>
-    <w:p>
-      <w:pPr>
-        <w:rPr>
-          <w:rFonts w:ascii="Times New Roman" w:hAnsi="Times New Roman" w:cs="Times New Roman"/>
-          <w:color w:val="000000" w:themeColor="text1"/>
+        </w:rPr>
+      </w:pPr>
+    </w:p>
+    <w:p>
+      <w:pPr>
+        <w:rPr>
+          <w:rFonts w:ascii="Times New Roman" w:hAnsi="Times New Roman" w:cs="Times New Roman"/>
         </w:rPr>
       </w:pPr>
     </w:p>
@@ -1520,16 +1105,13 @@
       <w:pPr>
         <w:rPr>
           <w:rFonts w:ascii="Times New Roman" w:eastAsiaTheme="majorEastAsia" w:hAnsi="Times New Roman" w:cs="Times New Roman"/>
-          <w:color w:val="000000" w:themeColor="text1"/>
           <w:sz w:val="40"/>
           <w:szCs w:val="40"/>
         </w:rPr>
       </w:pPr>
-      <w:bookmarkStart w:id="1" w:name="_Toc241968476"/>
-      <w:r>
-        <w:rPr>
-          <w:rFonts w:ascii="Times New Roman" w:hAnsi="Times New Roman" w:cs="Times New Roman"/>
-          <w:color w:val="000000" w:themeColor="text1"/>
+      <w:r>
+        <w:rPr>
+          <w:rFonts w:ascii="Times New Roman" w:hAnsi="Times New Roman" w:cs="Times New Roman"/>
         </w:rPr>
         <w:br w:type="page"/>
       </w:r>
@@ -1539,13 +1121,14 @@
         <w:pStyle w:val="1"/>
         <w:rPr>
           <w:rFonts w:ascii="Times New Roman" w:hAnsi="Times New Roman" w:cs="Times New Roman"/>
-          <w:color w:val="000000" w:themeColor="text1"/>
-        </w:rPr>
-      </w:pPr>
-      <w:r>
-        <w:rPr>
-          <w:rFonts w:ascii="Times New Roman" w:hAnsi="Times New Roman" w:cs="Times New Roman"/>
-          <w:color w:val="000000" w:themeColor="text1"/>
+          <w:color w:val="auto"/>
+        </w:rPr>
+      </w:pPr>
+      <w:bookmarkStart w:id="1" w:name="_Toc244455554"/>
+      <w:r>
+        <w:rPr>
+          <w:rFonts w:ascii="Times New Roman" w:hAnsi="Times New Roman" w:cs="Times New Roman"/>
+          <w:color w:val="auto"/>
         </w:rPr>
         <w:lastRenderedPageBreak/>
         <w:t>Основные этапы решения</w:t>
@@ -1557,62 +1140,16 @@
         <w:pStyle w:val="2"/>
         <w:rPr>
           <w:rFonts w:ascii="Times New Roman" w:hAnsi="Times New Roman" w:cs="Times New Roman"/>
-          <w:color w:val="000000" w:themeColor="text1"/>
-        </w:rPr>
-      </w:pPr>
-      <w:r>
-        <w:rPr>
-          <w:rFonts w:ascii="Times New Roman" w:hAnsi="Times New Roman" w:cs="Times New Roman"/>
-          <w:color w:val="000000" w:themeColor="text1"/>
-        </w:rPr>
-        <w:t>Реализация сценария</w:t>
-      </w:r>
-    </w:p>
-    <w:p/>
-    <w:p/>
-    <w:p>
-      <w:r>
-        <w:t>Если война закончилась, но никто из лидеров не умер, то война завершается ничьей</w:t>
-      </w:r>
-    </w:p>
-    <w:p>
-      <w:r>
-        <w:t>Если войну попробует закончить лидер, кто не является ее участником, то выкинет ошибку</w:t>
-      </w:r>
-    </w:p>
-    <w:p>
-      <w:pPr>
-        <w:rPr>
-          <w:rFonts w:ascii="Times New Roman" w:eastAsiaTheme="majorEastAsia" w:hAnsi="Times New Roman" w:cs="Times New Roman"/>
-          <w:color w:val="000000" w:themeColor="text1"/>
-          <w:sz w:val="40"/>
-          <w:szCs w:val="40"/>
-        </w:rPr>
-      </w:pPr>
-      <w:bookmarkStart w:id="2" w:name="_Toc241968485"/>
-      <w:r>
-        <w:rPr>
-          <w:rFonts w:ascii="Times New Roman" w:hAnsi="Times New Roman" w:cs="Times New Roman"/>
-          <w:color w:val="000000" w:themeColor="text1"/>
-        </w:rPr>
-        <w:br w:type="page"/>
-      </w:r>
-    </w:p>
-    <w:p>
-      <w:pPr>
-        <w:pStyle w:val="1"/>
-        <w:rPr>
-          <w:rFonts w:ascii="Times New Roman" w:hAnsi="Times New Roman" w:cs="Times New Roman"/>
-          <w:color w:val="000000" w:themeColor="text1"/>
-        </w:rPr>
-      </w:pPr>
-      <w:r>
-        <w:rPr>
-          <w:rFonts w:ascii="Times New Roman" w:hAnsi="Times New Roman" w:cs="Times New Roman"/>
-          <w:color w:val="000000" w:themeColor="text1"/>
-        </w:rPr>
-        <w:lastRenderedPageBreak/>
-        <w:t>Диаграмма классов</w:t>
+          <w:color w:val="auto"/>
+        </w:rPr>
+      </w:pPr>
+      <w:bookmarkStart w:id="2" w:name="_Toc244455555"/>
+      <w:r>
+        <w:rPr>
+          <w:rFonts w:ascii="Times New Roman" w:hAnsi="Times New Roman" w:cs="Times New Roman"/>
+          <w:color w:val="auto"/>
+        </w:rPr>
+        <w:t>Анализ задания</w:t>
       </w:r>
       <w:bookmarkEnd w:id="2"/>
     </w:p>
@@ -1620,20 +1157,1068 @@
       <w:pPr>
         <w:rPr>
           <w:rFonts w:ascii="Times New Roman" w:hAnsi="Times New Roman" w:cs="Times New Roman"/>
-          <w:color w:val="000000" w:themeColor="text1"/>
         </w:rPr>
       </w:pPr>
       <w:r>
         <w:rPr>
           <w:rFonts w:ascii="Times New Roman" w:hAnsi="Times New Roman" w:cs="Times New Roman"/>
           <w:noProof/>
-          <w:color w:val="000000" w:themeColor="text1"/>
+        </w:rPr>
+        <mc:AlternateContent>
+          <mc:Choice Requires="wps">
+            <w:drawing>
+              <wp:anchor distT="0" distB="0" distL="114300" distR="114300" simplePos="0" relativeHeight="251687936" behindDoc="0" locked="0" layoutInCell="1" allowOverlap="1" wp14:anchorId="1EF7192B" wp14:editId="19633855">
+                <wp:simplePos x="0" y="0"/>
+                <wp:positionH relativeFrom="column">
+                  <wp:posOffset>520691</wp:posOffset>
+                </wp:positionH>
+                <wp:positionV relativeFrom="paragraph">
+                  <wp:posOffset>793272</wp:posOffset>
+                </wp:positionV>
+                <wp:extent cx="930615" cy="2505"/>
+                <wp:effectExtent l="0" t="0" r="22225" b="36195"/>
+                <wp:wrapNone/>
+                <wp:docPr id="1610978668" name="Прямая соединительная линия 1"/>
+                <wp:cNvGraphicFramePr/>
+                <a:graphic xmlns:a="http://schemas.openxmlformats.org/drawingml/2006/main">
+                  <a:graphicData uri="http://schemas.microsoft.com/office/word/2010/wordprocessingShape">
+                    <wps:wsp>
+                      <wps:cNvCnPr/>
+                      <wps:spPr>
+                        <a:xfrm>
+                          <a:off x="0" y="0"/>
+                          <a:ext cx="930615" cy="2505"/>
+                        </a:xfrm>
+                        <a:prstGeom prst="line">
+                          <a:avLst/>
+                        </a:prstGeom>
+                        <a:ln>
+                          <a:solidFill>
+                            <a:srgbClr val="0070C0"/>
+                          </a:solidFill>
+                        </a:ln>
+                      </wps:spPr>
+                      <wps:style>
+                        <a:lnRef idx="2">
+                          <a:schemeClr val="accent1"/>
+                        </a:lnRef>
+                        <a:fillRef idx="0">
+                          <a:schemeClr val="accent1"/>
+                        </a:fillRef>
+                        <a:effectRef idx="1">
+                          <a:schemeClr val="accent1"/>
+                        </a:effectRef>
+                        <a:fontRef idx="minor">
+                          <a:schemeClr val="tx1"/>
+                        </a:fontRef>
+                      </wps:style>
+                      <wps:bodyPr/>
+                    </wps:wsp>
+                  </a:graphicData>
+                </a:graphic>
+                <wp14:sizeRelH relativeFrom="margin">
+                  <wp14:pctWidth>0</wp14:pctWidth>
+                </wp14:sizeRelH>
+                <wp14:sizeRelV relativeFrom="margin">
+                  <wp14:pctHeight>0</wp14:pctHeight>
+                </wp14:sizeRelV>
+              </wp:anchor>
+            </w:drawing>
+          </mc:Choice>
+          <mc:Fallback>
+            <w:pict>
+              <v:line w14:anchorId="2F10F9F0" id="Прямая соединительная линия 1" o:spid="_x0000_s1026" style="position:absolute;z-index:251687936;visibility:visible;mso-wrap-style:square;mso-width-percent:0;mso-height-percent:0;mso-wrap-distance-left:9pt;mso-wrap-distance-top:0;mso-wrap-distance-right:9pt;mso-wrap-distance-bottom:0;mso-position-horizontal:absolute;mso-position-horizontal-relative:text;mso-position-vertical:absolute;mso-position-vertical-relative:text;mso-width-percent:0;mso-height-percent:0;mso-width-relative:margin;mso-height-relative:margin" from="41pt,62.45pt" to="114.3pt,62.65pt" o:gfxdata="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" strokecolor="#0070c0" strokeweight="1pt">
+                <v:stroke joinstyle="miter"/>
+              </v:line>
+            </w:pict>
+          </mc:Fallback>
+        </mc:AlternateContent>
+      </w:r>
+      <w:r>
+        <w:rPr>
+          <w:rFonts w:ascii="Times New Roman" w:hAnsi="Times New Roman" w:cs="Times New Roman"/>
+          <w:noProof/>
+        </w:rPr>
+        <mc:AlternateContent>
+          <mc:Choice Requires="wps">
+            <w:drawing>
+              <wp:anchor distT="0" distB="0" distL="114300" distR="114300" simplePos="0" relativeHeight="251685888" behindDoc="0" locked="0" layoutInCell="1" allowOverlap="1" wp14:anchorId="3DC9D0EB" wp14:editId="2863C3C6">
+                <wp:simplePos x="0" y="0"/>
+                <wp:positionH relativeFrom="column">
+                  <wp:posOffset>3815037</wp:posOffset>
+                </wp:positionH>
+                <wp:positionV relativeFrom="paragraph">
+                  <wp:posOffset>670518</wp:posOffset>
+                </wp:positionV>
+                <wp:extent cx="546134" cy="12526"/>
+                <wp:effectExtent l="0" t="0" r="25400" b="26035"/>
+                <wp:wrapNone/>
+                <wp:docPr id="560296644" name="Прямая соединительная линия 1"/>
+                <wp:cNvGraphicFramePr/>
+                <a:graphic xmlns:a="http://schemas.openxmlformats.org/drawingml/2006/main">
+                  <a:graphicData uri="http://schemas.microsoft.com/office/word/2010/wordprocessingShape">
+                    <wps:wsp>
+                      <wps:cNvCnPr/>
+                      <wps:spPr>
+                        <a:xfrm flipV="1">
+                          <a:off x="0" y="0"/>
+                          <a:ext cx="546134" cy="12526"/>
+                        </a:xfrm>
+                        <a:prstGeom prst="line">
+                          <a:avLst/>
+                        </a:prstGeom>
+                        <a:ln>
+                          <a:solidFill>
+                            <a:srgbClr val="0070C0"/>
+                          </a:solidFill>
+                        </a:ln>
+                      </wps:spPr>
+                      <wps:style>
+                        <a:lnRef idx="2">
+                          <a:schemeClr val="accent1"/>
+                        </a:lnRef>
+                        <a:fillRef idx="0">
+                          <a:schemeClr val="accent1"/>
+                        </a:fillRef>
+                        <a:effectRef idx="1">
+                          <a:schemeClr val="accent1"/>
+                        </a:effectRef>
+                        <a:fontRef idx="minor">
+                          <a:schemeClr val="tx1"/>
+                        </a:fontRef>
+                      </wps:style>
+                      <wps:bodyPr/>
+                    </wps:wsp>
+                  </a:graphicData>
+                </a:graphic>
+                <wp14:sizeRelH relativeFrom="margin">
+                  <wp14:pctWidth>0</wp14:pctWidth>
+                </wp14:sizeRelH>
+                <wp14:sizeRelV relativeFrom="margin">
+                  <wp14:pctHeight>0</wp14:pctHeight>
+                </wp14:sizeRelV>
+              </wp:anchor>
+            </w:drawing>
+          </mc:Choice>
+          <mc:Fallback>
+            <w:pict>
+              <v:line w14:anchorId="73CF0B5F" id="Прямая соединительная линия 1" o:spid="_x0000_s1026" style="position:absolute;flip:y;z-index:251685888;visibility:visible;mso-wrap-style:square;mso-width-percent:0;mso-height-percent:0;mso-wrap-distance-left:9pt;mso-wrap-distance-top:0;mso-wrap-distance-right:9pt;mso-wrap-distance-bottom:0;mso-position-horizontal:absolute;mso-position-horizontal-relative:text;mso-position-vertical:absolute;mso-position-vertical-relative:text;mso-width-percent:0;mso-height-percent:0;mso-width-relative:margin;mso-height-relative:margin" from="300.4pt,52.8pt" to="343.4pt,53.8pt" o:gfxdata="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" strokecolor="#0070c0" strokeweight="1pt">
+                <v:stroke joinstyle="miter"/>
+              </v:line>
+            </w:pict>
+          </mc:Fallback>
+        </mc:AlternateContent>
+      </w:r>
+      <w:r>
+        <w:rPr>
+          <w:rFonts w:ascii="Times New Roman" w:hAnsi="Times New Roman" w:cs="Times New Roman"/>
+          <w:noProof/>
+        </w:rPr>
+        <mc:AlternateContent>
+          <mc:Choice Requires="wps">
+            <w:drawing>
+              <wp:anchor distT="0" distB="0" distL="114300" distR="114300" simplePos="0" relativeHeight="251683840" behindDoc="0" locked="0" layoutInCell="1" allowOverlap="1" wp14:anchorId="727A4370" wp14:editId="341A8299">
+                <wp:simplePos x="0" y="0"/>
+                <wp:positionH relativeFrom="column">
+                  <wp:posOffset>4333615</wp:posOffset>
+                </wp:positionH>
+                <wp:positionV relativeFrom="paragraph">
+                  <wp:posOffset>569812</wp:posOffset>
+                </wp:positionV>
+                <wp:extent cx="538002" cy="5507"/>
+                <wp:effectExtent l="0" t="0" r="33655" b="33020"/>
+                <wp:wrapNone/>
+                <wp:docPr id="1422981984" name="Прямая соединительная линия 1"/>
+                <wp:cNvGraphicFramePr/>
+                <a:graphic xmlns:a="http://schemas.openxmlformats.org/drawingml/2006/main">
+                  <a:graphicData uri="http://schemas.microsoft.com/office/word/2010/wordprocessingShape">
+                    <wps:wsp>
+                      <wps:cNvCnPr/>
+                      <wps:spPr>
+                        <a:xfrm flipV="1">
+                          <a:off x="0" y="0"/>
+                          <a:ext cx="538002" cy="5507"/>
+                        </a:xfrm>
+                        <a:prstGeom prst="line">
+                          <a:avLst/>
+                        </a:prstGeom>
+                        <a:ln>
+                          <a:solidFill>
+                            <a:srgbClr val="0070C0"/>
+                          </a:solidFill>
+                        </a:ln>
+                      </wps:spPr>
+                      <wps:style>
+                        <a:lnRef idx="2">
+                          <a:schemeClr val="accent1"/>
+                        </a:lnRef>
+                        <a:fillRef idx="0">
+                          <a:schemeClr val="accent1"/>
+                        </a:fillRef>
+                        <a:effectRef idx="1">
+                          <a:schemeClr val="accent1"/>
+                        </a:effectRef>
+                        <a:fontRef idx="minor">
+                          <a:schemeClr val="tx1"/>
+                        </a:fontRef>
+                      </wps:style>
+                      <wps:bodyPr/>
+                    </wps:wsp>
+                  </a:graphicData>
+                </a:graphic>
+                <wp14:sizeRelH relativeFrom="margin">
+                  <wp14:pctWidth>0</wp14:pctWidth>
+                </wp14:sizeRelH>
+                <wp14:sizeRelV relativeFrom="margin">
+                  <wp14:pctHeight>0</wp14:pctHeight>
+                </wp14:sizeRelV>
+              </wp:anchor>
+            </w:drawing>
+          </mc:Choice>
+          <mc:Fallback>
+            <w:pict>
+              <v:line w14:anchorId="34341155" id="Прямая соединительная линия 1" o:spid="_x0000_s1026" style="position:absolute;flip:y;z-index:251683840;visibility:visible;mso-wrap-style:square;mso-width-percent:0;mso-height-percent:0;mso-wrap-distance-left:9pt;mso-wrap-distance-top:0;mso-wrap-distance-right:9pt;mso-wrap-distance-bottom:0;mso-position-horizontal:absolute;mso-position-horizontal-relative:text;mso-position-vertical:absolute;mso-position-vertical-relative:text;mso-width-percent:0;mso-height-percent:0;mso-width-relative:margin;mso-height-relative:margin" from="341.25pt,44.85pt" to="383.6pt,45.3pt" o:gfxdata="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" strokecolor="#0070c0" strokeweight="1pt">
+                <v:stroke joinstyle="miter"/>
+              </v:line>
+            </w:pict>
+          </mc:Fallback>
+        </mc:AlternateContent>
+      </w:r>
+      <w:r>
+        <w:rPr>
+          <w:rFonts w:ascii="Times New Roman" w:hAnsi="Times New Roman" w:cs="Times New Roman"/>
+          <w:noProof/>
+        </w:rPr>
+        <mc:AlternateContent>
+          <mc:Choice Requires="wps">
+            <w:drawing>
+              <wp:anchor distT="0" distB="0" distL="114300" distR="114300" simplePos="0" relativeHeight="251681792" behindDoc="0" locked="0" layoutInCell="1" allowOverlap="1" wp14:anchorId="0CA77942" wp14:editId="1AF7FFA0">
+                <wp:simplePos x="0" y="0"/>
+                <wp:positionH relativeFrom="column">
+                  <wp:posOffset>2409616</wp:posOffset>
+                </wp:positionH>
+                <wp:positionV relativeFrom="paragraph">
+                  <wp:posOffset>565298</wp:posOffset>
+                </wp:positionV>
+                <wp:extent cx="1124837" cy="6315"/>
+                <wp:effectExtent l="0" t="0" r="37465" b="32385"/>
+                <wp:wrapNone/>
+                <wp:docPr id="192803889" name="Прямая соединительная линия 1"/>
+                <wp:cNvGraphicFramePr/>
+                <a:graphic xmlns:a="http://schemas.openxmlformats.org/drawingml/2006/main">
+                  <a:graphicData uri="http://schemas.microsoft.com/office/word/2010/wordprocessingShape">
+                    <wps:wsp>
+                      <wps:cNvCnPr/>
+                      <wps:spPr>
+                        <a:xfrm>
+                          <a:off x="0" y="0"/>
+                          <a:ext cx="1124837" cy="6315"/>
+                        </a:xfrm>
+                        <a:prstGeom prst="line">
+                          <a:avLst/>
+                        </a:prstGeom>
+                        <a:ln>
+                          <a:solidFill>
+                            <a:srgbClr val="0070C0"/>
+                          </a:solidFill>
+                        </a:ln>
+                      </wps:spPr>
+                      <wps:style>
+                        <a:lnRef idx="2">
+                          <a:schemeClr val="accent1"/>
+                        </a:lnRef>
+                        <a:fillRef idx="0">
+                          <a:schemeClr val="accent1"/>
+                        </a:fillRef>
+                        <a:effectRef idx="1">
+                          <a:schemeClr val="accent1"/>
+                        </a:effectRef>
+                        <a:fontRef idx="minor">
+                          <a:schemeClr val="tx1"/>
+                        </a:fontRef>
+                      </wps:style>
+                      <wps:bodyPr/>
+                    </wps:wsp>
+                  </a:graphicData>
+                </a:graphic>
+                <wp14:sizeRelH relativeFrom="margin">
+                  <wp14:pctWidth>0</wp14:pctWidth>
+                </wp14:sizeRelH>
+                <wp14:sizeRelV relativeFrom="margin">
+                  <wp14:pctHeight>0</wp14:pctHeight>
+                </wp14:sizeRelV>
+              </wp:anchor>
+            </w:drawing>
+          </mc:Choice>
+          <mc:Fallback>
+            <w:pict>
+              <v:line w14:anchorId="6947635D" id="Прямая соединительная линия 1" o:spid="_x0000_s1026" style="position:absolute;z-index:251681792;visibility:visible;mso-wrap-style:square;mso-width-percent:0;mso-height-percent:0;mso-wrap-distance-left:9pt;mso-wrap-distance-top:0;mso-wrap-distance-right:9pt;mso-wrap-distance-bottom:0;mso-position-horizontal:absolute;mso-position-horizontal-relative:text;mso-position-vertical:absolute;mso-position-vertical-relative:text;mso-width-percent:0;mso-height-percent:0;mso-width-relative:margin;mso-height-relative:margin" from="189.75pt,44.5pt" to="278.3pt,45pt" o:gfxdata="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" strokecolor="#0070c0" strokeweight="1pt">
+                <v:stroke joinstyle="miter"/>
+              </v:line>
+            </w:pict>
+          </mc:Fallback>
+        </mc:AlternateContent>
+      </w:r>
+      <w:r>
+        <w:rPr>
+          <w:rFonts w:ascii="Times New Roman" w:hAnsi="Times New Roman" w:cs="Times New Roman"/>
+          <w:noProof/>
+        </w:rPr>
+        <mc:AlternateContent>
+          <mc:Choice Requires="wps">
+            <w:drawing>
+              <wp:anchor distT="0" distB="0" distL="114300" distR="114300" simplePos="0" relativeHeight="251679744" behindDoc="0" locked="0" layoutInCell="1" allowOverlap="1" wp14:anchorId="0D01BA4D" wp14:editId="7F1DD904">
+                <wp:simplePos x="0" y="0"/>
+                <wp:positionH relativeFrom="column">
+                  <wp:posOffset>3226705</wp:posOffset>
+                </wp:positionH>
+                <wp:positionV relativeFrom="paragraph">
+                  <wp:posOffset>461375</wp:posOffset>
+                </wp:positionV>
+                <wp:extent cx="458453" cy="10021"/>
+                <wp:effectExtent l="0" t="0" r="37465" b="28575"/>
+                <wp:wrapNone/>
+                <wp:docPr id="1734195623" name="Прямая соединительная линия 1"/>
+                <wp:cNvGraphicFramePr/>
+                <a:graphic xmlns:a="http://schemas.openxmlformats.org/drawingml/2006/main">
+                  <a:graphicData uri="http://schemas.microsoft.com/office/word/2010/wordprocessingShape">
+                    <wps:wsp>
+                      <wps:cNvCnPr/>
+                      <wps:spPr>
+                        <a:xfrm>
+                          <a:off x="0" y="0"/>
+                          <a:ext cx="458453" cy="10021"/>
+                        </a:xfrm>
+                        <a:prstGeom prst="line">
+                          <a:avLst/>
+                        </a:prstGeom>
+                        <a:ln>
+                          <a:solidFill>
+                            <a:srgbClr val="0070C0"/>
+                          </a:solidFill>
+                        </a:ln>
+                      </wps:spPr>
+                      <wps:style>
+                        <a:lnRef idx="2">
+                          <a:schemeClr val="accent1"/>
+                        </a:lnRef>
+                        <a:fillRef idx="0">
+                          <a:schemeClr val="accent1"/>
+                        </a:fillRef>
+                        <a:effectRef idx="1">
+                          <a:schemeClr val="accent1"/>
+                        </a:effectRef>
+                        <a:fontRef idx="minor">
+                          <a:schemeClr val="tx1"/>
+                        </a:fontRef>
+                      </wps:style>
+                      <wps:bodyPr/>
+                    </wps:wsp>
+                  </a:graphicData>
+                </a:graphic>
+                <wp14:sizeRelH relativeFrom="margin">
+                  <wp14:pctWidth>0</wp14:pctWidth>
+                </wp14:sizeRelH>
+                <wp14:sizeRelV relativeFrom="margin">
+                  <wp14:pctHeight>0</wp14:pctHeight>
+                </wp14:sizeRelV>
+              </wp:anchor>
+            </w:drawing>
+          </mc:Choice>
+          <mc:Fallback>
+            <w:pict>
+              <v:line w14:anchorId="5F27316B" id="Прямая соединительная линия 1" o:spid="_x0000_s1026" style="position:absolute;z-index:251679744;visibility:visible;mso-wrap-style:square;mso-width-percent:0;mso-height-percent:0;mso-wrap-distance-left:9pt;mso-wrap-distance-top:0;mso-wrap-distance-right:9pt;mso-wrap-distance-bottom:0;mso-position-horizontal:absolute;mso-position-horizontal-relative:text;mso-position-vertical:absolute;mso-position-vertical-relative:text;mso-width-percent:0;mso-height-percent:0;mso-width-relative:margin;mso-height-relative:margin" from="254.05pt,36.35pt" to="290.15pt,37.15pt" o:gfxdata="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" strokecolor="#0070c0" strokeweight="1pt">
+                <v:stroke joinstyle="miter"/>
+              </v:line>
+            </w:pict>
+          </mc:Fallback>
+        </mc:AlternateContent>
+      </w:r>
+      <w:r>
+        <w:rPr>
+          <w:rFonts w:ascii="Times New Roman" w:hAnsi="Times New Roman" w:cs="Times New Roman"/>
+          <w:noProof/>
+        </w:rPr>
+        <mc:AlternateContent>
+          <mc:Choice Requires="wps">
+            <w:drawing>
+              <wp:anchor distT="0" distB="0" distL="114300" distR="114300" simplePos="0" relativeHeight="251677696" behindDoc="0" locked="0" layoutInCell="1" allowOverlap="1" wp14:anchorId="67DC55D7" wp14:editId="52154A3B">
+                <wp:simplePos x="0" y="0"/>
+                <wp:positionH relativeFrom="column">
+                  <wp:posOffset>650962</wp:posOffset>
+                </wp:positionH>
+                <wp:positionV relativeFrom="paragraph">
+                  <wp:posOffset>445047</wp:posOffset>
+                </wp:positionV>
+                <wp:extent cx="448266" cy="2505"/>
+                <wp:effectExtent l="0" t="0" r="28575" b="36195"/>
+                <wp:wrapNone/>
+                <wp:docPr id="721691552" name="Прямая соединительная линия 1"/>
+                <wp:cNvGraphicFramePr/>
+                <a:graphic xmlns:a="http://schemas.openxmlformats.org/drawingml/2006/main">
+                  <a:graphicData uri="http://schemas.microsoft.com/office/word/2010/wordprocessingShape">
+                    <wps:wsp>
+                      <wps:cNvCnPr/>
+                      <wps:spPr>
+                        <a:xfrm>
+                          <a:off x="0" y="0"/>
+                          <a:ext cx="448266" cy="2505"/>
+                        </a:xfrm>
+                        <a:prstGeom prst="line">
+                          <a:avLst/>
+                        </a:prstGeom>
+                        <a:ln>
+                          <a:solidFill>
+                            <a:srgbClr val="0070C0"/>
+                          </a:solidFill>
+                        </a:ln>
+                      </wps:spPr>
+                      <wps:style>
+                        <a:lnRef idx="2">
+                          <a:schemeClr val="accent1"/>
+                        </a:lnRef>
+                        <a:fillRef idx="0">
+                          <a:schemeClr val="accent1"/>
+                        </a:fillRef>
+                        <a:effectRef idx="1">
+                          <a:schemeClr val="accent1"/>
+                        </a:effectRef>
+                        <a:fontRef idx="minor">
+                          <a:schemeClr val="tx1"/>
+                        </a:fontRef>
+                      </wps:style>
+                      <wps:bodyPr/>
+                    </wps:wsp>
+                  </a:graphicData>
+                </a:graphic>
+                <wp14:sizeRelH relativeFrom="margin">
+                  <wp14:pctWidth>0</wp14:pctWidth>
+                </wp14:sizeRelH>
+                <wp14:sizeRelV relativeFrom="margin">
+                  <wp14:pctHeight>0</wp14:pctHeight>
+                </wp14:sizeRelV>
+              </wp:anchor>
+            </w:drawing>
+          </mc:Choice>
+          <mc:Fallback>
+            <w:pict>
+              <v:line w14:anchorId="4D596158" id="Прямая соединительная линия 1" o:spid="_x0000_s1026" style="position:absolute;z-index:251677696;visibility:visible;mso-wrap-style:square;mso-width-percent:0;mso-height-percent:0;mso-wrap-distance-left:9pt;mso-wrap-distance-top:0;mso-wrap-distance-right:9pt;mso-wrap-distance-bottom:0;mso-position-horizontal:absolute;mso-position-horizontal-relative:text;mso-position-vertical:absolute;mso-position-vertical-relative:text;mso-width-percent:0;mso-height-percent:0;mso-width-relative:margin;mso-height-relative:margin" from="51.25pt,35.05pt" to="86.55pt,35.25pt" o:gfxdata="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" strokecolor="#0070c0" strokeweight="1pt">
+                <v:stroke joinstyle="miter"/>
+              </v:line>
+            </w:pict>
+          </mc:Fallback>
+        </mc:AlternateContent>
+      </w:r>
+      <w:r>
+        <w:rPr>
+          <w:rFonts w:ascii="Times New Roman" w:hAnsi="Times New Roman" w:cs="Times New Roman"/>
+          <w:noProof/>
+        </w:rPr>
+        <mc:AlternateContent>
+          <mc:Choice Requires="wps">
+            <w:drawing>
+              <wp:anchor distT="0" distB="0" distL="114300" distR="114300" simplePos="0" relativeHeight="251675648" behindDoc="0" locked="0" layoutInCell="1" allowOverlap="1" wp14:anchorId="4AA751C3" wp14:editId="2A2A013D">
+                <wp:simplePos x="0" y="0"/>
+                <wp:positionH relativeFrom="column">
+                  <wp:posOffset>5233375</wp:posOffset>
+                </wp:positionH>
+                <wp:positionV relativeFrom="paragraph">
+                  <wp:posOffset>345423</wp:posOffset>
+                </wp:positionV>
+                <wp:extent cx="458453" cy="10021"/>
+                <wp:effectExtent l="0" t="0" r="37465" b="28575"/>
+                <wp:wrapNone/>
+                <wp:docPr id="505444646" name="Прямая соединительная линия 1"/>
+                <wp:cNvGraphicFramePr/>
+                <a:graphic xmlns:a="http://schemas.openxmlformats.org/drawingml/2006/main">
+                  <a:graphicData uri="http://schemas.microsoft.com/office/word/2010/wordprocessingShape">
+                    <wps:wsp>
+                      <wps:cNvCnPr/>
+                      <wps:spPr>
+                        <a:xfrm>
+                          <a:off x="0" y="0"/>
+                          <a:ext cx="458453" cy="10021"/>
+                        </a:xfrm>
+                        <a:prstGeom prst="line">
+                          <a:avLst/>
+                        </a:prstGeom>
+                        <a:ln>
+                          <a:solidFill>
+                            <a:srgbClr val="0070C0"/>
+                          </a:solidFill>
+                        </a:ln>
+                      </wps:spPr>
+                      <wps:style>
+                        <a:lnRef idx="2">
+                          <a:schemeClr val="accent1"/>
+                        </a:lnRef>
+                        <a:fillRef idx="0">
+                          <a:schemeClr val="accent1"/>
+                        </a:fillRef>
+                        <a:effectRef idx="1">
+                          <a:schemeClr val="accent1"/>
+                        </a:effectRef>
+                        <a:fontRef idx="minor">
+                          <a:schemeClr val="tx1"/>
+                        </a:fontRef>
+                      </wps:style>
+                      <wps:bodyPr/>
+                    </wps:wsp>
+                  </a:graphicData>
+                </a:graphic>
+                <wp14:sizeRelH relativeFrom="margin">
+                  <wp14:pctWidth>0</wp14:pctWidth>
+                </wp14:sizeRelH>
+                <wp14:sizeRelV relativeFrom="margin">
+                  <wp14:pctHeight>0</wp14:pctHeight>
+                </wp14:sizeRelV>
+              </wp:anchor>
+            </w:drawing>
+          </mc:Choice>
+          <mc:Fallback>
+            <w:pict>
+              <v:line w14:anchorId="41F215BC" id="Прямая соединительная линия 1" o:spid="_x0000_s1026" style="position:absolute;z-index:251675648;visibility:visible;mso-wrap-style:square;mso-width-percent:0;mso-height-percent:0;mso-wrap-distance-left:9pt;mso-wrap-distance-top:0;mso-wrap-distance-right:9pt;mso-wrap-distance-bottom:0;mso-position-horizontal:absolute;mso-position-horizontal-relative:text;mso-position-vertical:absolute;mso-position-vertical-relative:text;mso-width-percent:0;mso-height-percent:0;mso-width-relative:margin;mso-height-relative:margin" from="412.1pt,27.2pt" to="448.2pt,28pt" o:gfxdata="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" strokecolor="#0070c0" strokeweight="1pt">
+                <v:stroke joinstyle="miter"/>
+              </v:line>
+            </w:pict>
+          </mc:Fallback>
+        </mc:AlternateContent>
+      </w:r>
+      <w:r>
+        <w:rPr>
+          <w:rFonts w:ascii="Times New Roman" w:hAnsi="Times New Roman" w:cs="Times New Roman"/>
+          <w:noProof/>
+        </w:rPr>
+        <mc:AlternateContent>
+          <mc:Choice Requires="wps">
+            <w:drawing>
+              <wp:anchor distT="0" distB="0" distL="114300" distR="114300" simplePos="0" relativeHeight="251671552" behindDoc="0" locked="0" layoutInCell="1" allowOverlap="1" wp14:anchorId="0F278534" wp14:editId="18670590">
+                <wp:simplePos x="0" y="0"/>
+                <wp:positionH relativeFrom="column">
+                  <wp:posOffset>530711</wp:posOffset>
+                </wp:positionH>
+                <wp:positionV relativeFrom="paragraph">
+                  <wp:posOffset>349849</wp:posOffset>
+                </wp:positionV>
+                <wp:extent cx="458453" cy="10021"/>
+                <wp:effectExtent l="0" t="0" r="37465" b="28575"/>
+                <wp:wrapNone/>
+                <wp:docPr id="1409290008" name="Прямая соединительная линия 1"/>
+                <wp:cNvGraphicFramePr/>
+                <a:graphic xmlns:a="http://schemas.openxmlformats.org/drawingml/2006/main">
+                  <a:graphicData uri="http://schemas.microsoft.com/office/word/2010/wordprocessingShape">
+                    <wps:wsp>
+                      <wps:cNvCnPr/>
+                      <wps:spPr>
+                        <a:xfrm>
+                          <a:off x="0" y="0"/>
+                          <a:ext cx="458453" cy="10021"/>
+                        </a:xfrm>
+                        <a:prstGeom prst="line">
+                          <a:avLst/>
+                        </a:prstGeom>
+                        <a:ln>
+                          <a:solidFill>
+                            <a:srgbClr val="0070C0"/>
+                          </a:solidFill>
+                        </a:ln>
+                      </wps:spPr>
+                      <wps:style>
+                        <a:lnRef idx="2">
+                          <a:schemeClr val="accent1"/>
+                        </a:lnRef>
+                        <a:fillRef idx="0">
+                          <a:schemeClr val="accent1"/>
+                        </a:fillRef>
+                        <a:effectRef idx="1">
+                          <a:schemeClr val="accent1"/>
+                        </a:effectRef>
+                        <a:fontRef idx="minor">
+                          <a:schemeClr val="tx1"/>
+                        </a:fontRef>
+                      </wps:style>
+                      <wps:bodyPr/>
+                    </wps:wsp>
+                  </a:graphicData>
+                </a:graphic>
+                <wp14:sizeRelH relativeFrom="margin">
+                  <wp14:pctWidth>0</wp14:pctWidth>
+                </wp14:sizeRelH>
+                <wp14:sizeRelV relativeFrom="margin">
+                  <wp14:pctHeight>0</wp14:pctHeight>
+                </wp14:sizeRelV>
+              </wp:anchor>
+            </w:drawing>
+          </mc:Choice>
+          <mc:Fallback>
+            <w:pict>
+              <v:line w14:anchorId="1CDDE3B3" id="Прямая соединительная линия 1" o:spid="_x0000_s1026" style="position:absolute;z-index:251671552;visibility:visible;mso-wrap-style:square;mso-width-percent:0;mso-height-percent:0;mso-wrap-distance-left:9pt;mso-wrap-distance-top:0;mso-wrap-distance-right:9pt;mso-wrap-distance-bottom:0;mso-position-horizontal:absolute;mso-position-horizontal-relative:text;mso-position-vertical:absolute;mso-position-vertical-relative:text;mso-width-percent:0;mso-height-percent:0;mso-width-relative:margin;mso-height-relative:margin" from="41.8pt,27.55pt" to="77.9pt,28.35pt" o:gfxdata="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" strokecolor="#0070c0" strokeweight="1pt">
+                <v:stroke joinstyle="miter"/>
+              </v:line>
+            </w:pict>
+          </mc:Fallback>
+        </mc:AlternateContent>
+      </w:r>
+      <w:r>
+        <w:rPr>
+          <w:rFonts w:ascii="Times New Roman" w:hAnsi="Times New Roman" w:cs="Times New Roman"/>
+          <w:noProof/>
+        </w:rPr>
+        <mc:AlternateContent>
+          <mc:Choice Requires="wps">
+            <w:drawing>
+              <wp:anchor distT="0" distB="0" distL="114300" distR="114300" simplePos="0" relativeHeight="251669504" behindDoc="0" locked="0" layoutInCell="1" allowOverlap="1" wp14:anchorId="737B5053" wp14:editId="2A337694">
+                <wp:simplePos x="0" y="0"/>
+                <wp:positionH relativeFrom="column">
+                  <wp:posOffset>4378708</wp:posOffset>
+                </wp:positionH>
+                <wp:positionV relativeFrom="paragraph">
+                  <wp:posOffset>670517</wp:posOffset>
+                </wp:positionV>
+                <wp:extent cx="724004" cy="12526"/>
+                <wp:effectExtent l="0" t="0" r="19050" b="26035"/>
+                <wp:wrapNone/>
+                <wp:docPr id="1228035123" name="Прямая соединительная линия 1"/>
+                <wp:cNvGraphicFramePr/>
+                <a:graphic xmlns:a="http://schemas.openxmlformats.org/drawingml/2006/main">
+                  <a:graphicData uri="http://schemas.microsoft.com/office/word/2010/wordprocessingShape">
+                    <wps:wsp>
+                      <wps:cNvCnPr/>
+                      <wps:spPr>
+                        <a:xfrm>
+                          <a:off x="0" y="0"/>
+                          <a:ext cx="724004" cy="12526"/>
+                        </a:xfrm>
+                        <a:prstGeom prst="line">
+                          <a:avLst/>
+                        </a:prstGeom>
+                        <a:ln>
+                          <a:solidFill>
+                            <a:srgbClr val="EE0000"/>
+                          </a:solidFill>
+                        </a:ln>
+                      </wps:spPr>
+                      <wps:style>
+                        <a:lnRef idx="2">
+                          <a:schemeClr val="accent1"/>
+                        </a:lnRef>
+                        <a:fillRef idx="0">
+                          <a:schemeClr val="accent1"/>
+                        </a:fillRef>
+                        <a:effectRef idx="1">
+                          <a:schemeClr val="accent1"/>
+                        </a:effectRef>
+                        <a:fontRef idx="minor">
+                          <a:schemeClr val="tx1"/>
+                        </a:fontRef>
+                      </wps:style>
+                      <wps:bodyPr/>
+                    </wps:wsp>
+                  </a:graphicData>
+                </a:graphic>
+                <wp14:sizeRelH relativeFrom="margin">
+                  <wp14:pctWidth>0</wp14:pctWidth>
+                </wp14:sizeRelH>
+                <wp14:sizeRelV relativeFrom="margin">
+                  <wp14:pctHeight>0</wp14:pctHeight>
+                </wp14:sizeRelV>
+              </wp:anchor>
+            </w:drawing>
+          </mc:Choice>
+          <mc:Fallback>
+            <w:pict>
+              <v:line w14:anchorId="3E538434" id="Прямая соединительная линия 1" o:spid="_x0000_s1026" style="position:absolute;z-index:251669504;visibility:visible;mso-wrap-style:square;mso-width-percent:0;mso-height-percent:0;mso-wrap-distance-left:9pt;mso-wrap-distance-top:0;mso-wrap-distance-right:9pt;mso-wrap-distance-bottom:0;mso-position-horizontal:absolute;mso-position-horizontal-relative:text;mso-position-vertical:absolute;mso-position-vertical-relative:text;mso-width-percent:0;mso-height-percent:0;mso-width-relative:margin;mso-height-relative:margin" from="344.8pt,52.8pt" to="401.8pt,53.8pt" o:gfxdata="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" strokecolor="#e00" strokeweight="1pt">
+                <v:stroke joinstyle="miter"/>
+              </v:line>
+            </w:pict>
+          </mc:Fallback>
+        </mc:AlternateContent>
+      </w:r>
+      <w:r>
+        <w:rPr>
+          <w:rFonts w:ascii="Times New Roman" w:hAnsi="Times New Roman" w:cs="Times New Roman"/>
+          <w:noProof/>
+        </w:rPr>
+        <mc:AlternateContent>
+          <mc:Choice Requires="wps">
+            <w:drawing>
+              <wp:anchor distT="0" distB="0" distL="114300" distR="114300" simplePos="0" relativeHeight="251667456" behindDoc="0" locked="0" layoutInCell="1" allowOverlap="1" wp14:anchorId="4849B88F" wp14:editId="7260D1C0">
+                <wp:simplePos x="0" y="0"/>
+                <wp:positionH relativeFrom="column">
+                  <wp:posOffset>4900182</wp:posOffset>
+                </wp:positionH>
+                <wp:positionV relativeFrom="paragraph">
+                  <wp:posOffset>569586</wp:posOffset>
+                </wp:positionV>
+                <wp:extent cx="269512" cy="4390"/>
+                <wp:effectExtent l="0" t="0" r="35560" b="34290"/>
+                <wp:wrapNone/>
+                <wp:docPr id="1168656151" name="Прямая соединительная линия 1"/>
+                <wp:cNvGraphicFramePr/>
+                <a:graphic xmlns:a="http://schemas.openxmlformats.org/drawingml/2006/main">
+                  <a:graphicData uri="http://schemas.microsoft.com/office/word/2010/wordprocessingShape">
+                    <wps:wsp>
+                      <wps:cNvCnPr/>
+                      <wps:spPr>
+                        <a:xfrm>
+                          <a:off x="0" y="0"/>
+                          <a:ext cx="269512" cy="4390"/>
+                        </a:xfrm>
+                        <a:prstGeom prst="line">
+                          <a:avLst/>
+                        </a:prstGeom>
+                        <a:ln>
+                          <a:solidFill>
+                            <a:srgbClr val="EE0000"/>
+                          </a:solidFill>
+                        </a:ln>
+                      </wps:spPr>
+                      <wps:style>
+                        <a:lnRef idx="2">
+                          <a:schemeClr val="accent1"/>
+                        </a:lnRef>
+                        <a:fillRef idx="0">
+                          <a:schemeClr val="accent1"/>
+                        </a:fillRef>
+                        <a:effectRef idx="1">
+                          <a:schemeClr val="accent1"/>
+                        </a:effectRef>
+                        <a:fontRef idx="minor">
+                          <a:schemeClr val="tx1"/>
+                        </a:fontRef>
+                      </wps:style>
+                      <wps:bodyPr/>
+                    </wps:wsp>
+                  </a:graphicData>
+                </a:graphic>
+                <wp14:sizeRelH relativeFrom="margin">
+                  <wp14:pctWidth>0</wp14:pctWidth>
+                </wp14:sizeRelH>
+                <wp14:sizeRelV relativeFrom="margin">
+                  <wp14:pctHeight>0</wp14:pctHeight>
+                </wp14:sizeRelV>
+              </wp:anchor>
+            </w:drawing>
+          </mc:Choice>
+          <mc:Fallback>
+            <w:pict>
+              <v:line w14:anchorId="5215ED10" id="Прямая соединительная линия 1" o:spid="_x0000_s1026" style="position:absolute;z-index:251667456;visibility:visible;mso-wrap-style:square;mso-width-percent:0;mso-height-percent:0;mso-wrap-distance-left:9pt;mso-wrap-distance-top:0;mso-wrap-distance-right:9pt;mso-wrap-distance-bottom:0;mso-position-horizontal:absolute;mso-position-horizontal-relative:text;mso-position-vertical:absolute;mso-position-vertical-relative:text;mso-width-percent:0;mso-height-percent:0;mso-width-relative:margin;mso-height-relative:margin" from="385.85pt,44.85pt" to="407.05pt,45.2pt" o:gfxdata="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" strokecolor="#e00" strokeweight="1pt">
+                <v:stroke joinstyle="miter"/>
+              </v:line>
+            </w:pict>
+          </mc:Fallback>
+        </mc:AlternateContent>
+      </w:r>
+      <w:r>
+        <w:rPr>
+          <w:rFonts w:ascii="Times New Roman" w:hAnsi="Times New Roman" w:cs="Times New Roman"/>
+          <w:noProof/>
+        </w:rPr>
+        <mc:AlternateContent>
+          <mc:Choice Requires="wps">
+            <w:drawing>
+              <wp:anchor distT="0" distB="0" distL="114300" distR="114300" simplePos="0" relativeHeight="251665408" behindDoc="0" locked="0" layoutInCell="1" allowOverlap="1" wp14:anchorId="38F19A94" wp14:editId="125FF525">
+                <wp:simplePos x="0" y="0"/>
+                <wp:positionH relativeFrom="column">
+                  <wp:posOffset>4416677</wp:posOffset>
+                </wp:positionH>
+                <wp:positionV relativeFrom="paragraph">
+                  <wp:posOffset>457513</wp:posOffset>
+                </wp:positionV>
+                <wp:extent cx="269512" cy="4390"/>
+                <wp:effectExtent l="0" t="0" r="35560" b="34290"/>
+                <wp:wrapNone/>
+                <wp:docPr id="743037310" name="Прямая соединительная линия 1"/>
+                <wp:cNvGraphicFramePr/>
+                <a:graphic xmlns:a="http://schemas.openxmlformats.org/drawingml/2006/main">
+                  <a:graphicData uri="http://schemas.microsoft.com/office/word/2010/wordprocessingShape">
+                    <wps:wsp>
+                      <wps:cNvCnPr/>
+                      <wps:spPr>
+                        <a:xfrm>
+                          <a:off x="0" y="0"/>
+                          <a:ext cx="269512" cy="4390"/>
+                        </a:xfrm>
+                        <a:prstGeom prst="line">
+                          <a:avLst/>
+                        </a:prstGeom>
+                        <a:ln>
+                          <a:solidFill>
+                            <a:srgbClr val="EE0000"/>
+                          </a:solidFill>
+                        </a:ln>
+                      </wps:spPr>
+                      <wps:style>
+                        <a:lnRef idx="2">
+                          <a:schemeClr val="accent1"/>
+                        </a:lnRef>
+                        <a:fillRef idx="0">
+                          <a:schemeClr val="accent1"/>
+                        </a:fillRef>
+                        <a:effectRef idx="1">
+                          <a:schemeClr val="accent1"/>
+                        </a:effectRef>
+                        <a:fontRef idx="minor">
+                          <a:schemeClr val="tx1"/>
+                        </a:fontRef>
+                      </wps:style>
+                      <wps:bodyPr/>
+                    </wps:wsp>
+                  </a:graphicData>
+                </a:graphic>
+                <wp14:sizeRelH relativeFrom="margin">
+                  <wp14:pctWidth>0</wp14:pctWidth>
+                </wp14:sizeRelH>
+                <wp14:sizeRelV relativeFrom="margin">
+                  <wp14:pctHeight>0</wp14:pctHeight>
+                </wp14:sizeRelV>
+              </wp:anchor>
+            </w:drawing>
+          </mc:Choice>
+          <mc:Fallback>
+            <w:pict>
+              <v:line w14:anchorId="3DFED327" id="Прямая соединительная линия 1" o:spid="_x0000_s1026" style="position:absolute;z-index:251665408;visibility:visible;mso-wrap-style:square;mso-width-percent:0;mso-height-percent:0;mso-wrap-distance-left:9pt;mso-wrap-distance-top:0;mso-wrap-distance-right:9pt;mso-wrap-distance-bottom:0;mso-position-horizontal:absolute;mso-position-horizontal-relative:text;mso-position-vertical:absolute;mso-position-vertical-relative:text;mso-width-percent:0;mso-height-percent:0;mso-width-relative:margin;mso-height-relative:margin" from="347.75pt,36pt" to="368.95pt,36.35pt" o:gfxdata="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" strokecolor="#e00" strokeweight="1pt">
+                <v:stroke joinstyle="miter"/>
+              </v:line>
+            </w:pict>
+          </mc:Fallback>
+        </mc:AlternateContent>
+      </w:r>
+      <w:r>
+        <w:rPr>
+          <w:rFonts w:ascii="Times New Roman" w:hAnsi="Times New Roman" w:cs="Times New Roman"/>
+          <w:noProof/>
+        </w:rPr>
+        <mc:AlternateContent>
+          <mc:Choice Requires="wps">
+            <w:drawing>
+              <wp:anchor distT="0" distB="0" distL="114300" distR="114300" simplePos="0" relativeHeight="251663360" behindDoc="0" locked="0" layoutInCell="1" allowOverlap="1" wp14:anchorId="1667B0CA" wp14:editId="1EB2BE1A">
+                <wp:simplePos x="0" y="0"/>
+                <wp:positionH relativeFrom="column">
+                  <wp:posOffset>4804593</wp:posOffset>
+                </wp:positionH>
+                <wp:positionV relativeFrom="paragraph">
+                  <wp:posOffset>336897</wp:posOffset>
+                </wp:positionV>
+                <wp:extent cx="353234" cy="5437"/>
+                <wp:effectExtent l="0" t="0" r="27940" b="33020"/>
+                <wp:wrapNone/>
+                <wp:docPr id="856939404" name="Прямая соединительная линия 1"/>
+                <wp:cNvGraphicFramePr/>
+                <a:graphic xmlns:a="http://schemas.openxmlformats.org/drawingml/2006/main">
+                  <a:graphicData uri="http://schemas.microsoft.com/office/word/2010/wordprocessingShape">
+                    <wps:wsp>
+                      <wps:cNvCnPr/>
+                      <wps:spPr>
+                        <a:xfrm>
+                          <a:off x="0" y="0"/>
+                          <a:ext cx="353234" cy="5437"/>
+                        </a:xfrm>
+                        <a:prstGeom prst="line">
+                          <a:avLst/>
+                        </a:prstGeom>
+                        <a:ln>
+                          <a:solidFill>
+                            <a:srgbClr val="EE0000"/>
+                          </a:solidFill>
+                        </a:ln>
+                      </wps:spPr>
+                      <wps:style>
+                        <a:lnRef idx="2">
+                          <a:schemeClr val="accent1"/>
+                        </a:lnRef>
+                        <a:fillRef idx="0">
+                          <a:schemeClr val="accent1"/>
+                        </a:fillRef>
+                        <a:effectRef idx="1">
+                          <a:schemeClr val="accent1"/>
+                        </a:effectRef>
+                        <a:fontRef idx="minor">
+                          <a:schemeClr val="tx1"/>
+                        </a:fontRef>
+                      </wps:style>
+                      <wps:bodyPr/>
+                    </wps:wsp>
+                  </a:graphicData>
+                </a:graphic>
+                <wp14:sizeRelH relativeFrom="margin">
+                  <wp14:pctWidth>0</wp14:pctWidth>
+                </wp14:sizeRelH>
+                <wp14:sizeRelV relativeFrom="margin">
+                  <wp14:pctHeight>0</wp14:pctHeight>
+                </wp14:sizeRelV>
+              </wp:anchor>
+            </w:drawing>
+          </mc:Choice>
+          <mc:Fallback>
+            <w:pict>
+              <v:line w14:anchorId="7808A81D" id="Прямая соединительная линия 1" o:spid="_x0000_s1026" style="position:absolute;z-index:251663360;visibility:visible;mso-wrap-style:square;mso-width-percent:0;mso-height-percent:0;mso-wrap-distance-left:9pt;mso-wrap-distance-top:0;mso-wrap-distance-right:9pt;mso-wrap-distance-bottom:0;mso-position-horizontal:absolute;mso-position-horizontal-relative:text;mso-position-vertical:absolute;mso-position-vertical-relative:text;mso-width-percent:0;mso-height-percent:0;mso-width-relative:margin;mso-height-relative:margin" from="378.3pt,26.55pt" to="406.1pt,27pt" o:gfxdata="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" strokecolor="#e00" strokeweight="1pt">
+                <v:stroke joinstyle="miter"/>
+              </v:line>
+            </w:pict>
+          </mc:Fallback>
+        </mc:AlternateContent>
+      </w:r>
+      <w:r>
+        <w:rPr>
+          <w:rFonts w:ascii="Times New Roman" w:hAnsi="Times New Roman" w:cs="Times New Roman"/>
+          <w:noProof/>
+        </w:rPr>
+        <mc:AlternateContent>
+          <mc:Choice Requires="wps">
+            <w:drawing>
+              <wp:anchor distT="0" distB="0" distL="114300" distR="114300" simplePos="0" relativeHeight="251661312" behindDoc="0" locked="0" layoutInCell="1" allowOverlap="1" wp14:anchorId="36230842" wp14:editId="4A466EEF">
+                <wp:simplePos x="0" y="0"/>
+                <wp:positionH relativeFrom="column">
+                  <wp:posOffset>1181940</wp:posOffset>
+                </wp:positionH>
+                <wp:positionV relativeFrom="paragraph">
+                  <wp:posOffset>334587</wp:posOffset>
+                </wp:positionV>
+                <wp:extent cx="269512" cy="4390"/>
+                <wp:effectExtent l="0" t="0" r="35560" b="34290"/>
+                <wp:wrapNone/>
+                <wp:docPr id="1244947320" name="Прямая соединительная линия 1"/>
+                <wp:cNvGraphicFramePr/>
+                <a:graphic xmlns:a="http://schemas.openxmlformats.org/drawingml/2006/main">
+                  <a:graphicData uri="http://schemas.microsoft.com/office/word/2010/wordprocessingShape">
+                    <wps:wsp>
+                      <wps:cNvCnPr/>
+                      <wps:spPr>
+                        <a:xfrm>
+                          <a:off x="0" y="0"/>
+                          <a:ext cx="269512" cy="4390"/>
+                        </a:xfrm>
+                        <a:prstGeom prst="line">
+                          <a:avLst/>
+                        </a:prstGeom>
+                        <a:ln>
+                          <a:solidFill>
+                            <a:srgbClr val="EE0000"/>
+                          </a:solidFill>
+                        </a:ln>
+                      </wps:spPr>
+                      <wps:style>
+                        <a:lnRef idx="2">
+                          <a:schemeClr val="accent1"/>
+                        </a:lnRef>
+                        <a:fillRef idx="0">
+                          <a:schemeClr val="accent1"/>
+                        </a:fillRef>
+                        <a:effectRef idx="1">
+                          <a:schemeClr val="accent1"/>
+                        </a:effectRef>
+                        <a:fontRef idx="minor">
+                          <a:schemeClr val="tx1"/>
+                        </a:fontRef>
+                      </wps:style>
+                      <wps:bodyPr/>
+                    </wps:wsp>
+                  </a:graphicData>
+                </a:graphic>
+                <wp14:sizeRelH relativeFrom="margin">
+                  <wp14:pctWidth>0</wp14:pctWidth>
+                </wp14:sizeRelH>
+                <wp14:sizeRelV relativeFrom="margin">
+                  <wp14:pctHeight>0</wp14:pctHeight>
+                </wp14:sizeRelV>
+              </wp:anchor>
+            </w:drawing>
+          </mc:Choice>
+          <mc:Fallback>
+            <w:pict>
+              <v:line w14:anchorId="232520B4" id="Прямая соединительная линия 1" o:spid="_x0000_s1026" style="position:absolute;z-index:251661312;visibility:visible;mso-wrap-style:square;mso-width-percent:0;mso-height-percent:0;mso-wrap-distance-left:9pt;mso-wrap-distance-top:0;mso-wrap-distance-right:9pt;mso-wrap-distance-bottom:0;mso-position-horizontal:absolute;mso-position-horizontal-relative:text;mso-position-vertical:absolute;mso-position-vertical-relative:text;mso-width-percent:0;mso-height-percent:0;mso-width-relative:margin;mso-height-relative:margin" from="93.05pt,26.35pt" to="114.25pt,26.7pt" o:gfxdata="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" strokecolor="#e00" strokeweight="1pt">
+                <v:stroke joinstyle="miter"/>
+              </v:line>
+            </w:pict>
+          </mc:Fallback>
+        </mc:AlternateContent>
+      </w:r>
+      <w:r>
+        <w:rPr>
+          <w:rFonts w:ascii="Times New Roman" w:hAnsi="Times New Roman" w:cs="Times New Roman"/>
+          <w:noProof/>
+        </w:rPr>
+        <mc:AlternateContent>
+          <mc:Choice Requires="wps">
+            <w:drawing>
+              <wp:anchor distT="0" distB="0" distL="114300" distR="114300" simplePos="0" relativeHeight="251659264" behindDoc="0" locked="0" layoutInCell="1" allowOverlap="1" wp14:anchorId="4897A1A1" wp14:editId="6BFB511B">
+                <wp:simplePos x="0" y="0"/>
+                <wp:positionH relativeFrom="column">
+                  <wp:posOffset>142119</wp:posOffset>
+                </wp:positionH>
+                <wp:positionV relativeFrom="paragraph">
+                  <wp:posOffset>343680</wp:posOffset>
+                </wp:positionV>
+                <wp:extent cx="269512" cy="4390"/>
+                <wp:effectExtent l="0" t="0" r="35560" b="34290"/>
+                <wp:wrapNone/>
+                <wp:docPr id="1139792222" name="Прямая соединительная линия 1"/>
+                <wp:cNvGraphicFramePr/>
+                <a:graphic xmlns:a="http://schemas.openxmlformats.org/drawingml/2006/main">
+                  <a:graphicData uri="http://schemas.microsoft.com/office/word/2010/wordprocessingShape">
+                    <wps:wsp>
+                      <wps:cNvCnPr/>
+                      <wps:spPr>
+                        <a:xfrm>
+                          <a:off x="0" y="0"/>
+                          <a:ext cx="269512" cy="4390"/>
+                        </a:xfrm>
+                        <a:prstGeom prst="line">
+                          <a:avLst/>
+                        </a:prstGeom>
+                        <a:ln>
+                          <a:solidFill>
+                            <a:srgbClr val="EE0000"/>
+                          </a:solidFill>
+                        </a:ln>
+                      </wps:spPr>
+                      <wps:style>
+                        <a:lnRef idx="2">
+                          <a:schemeClr val="accent1"/>
+                        </a:lnRef>
+                        <a:fillRef idx="0">
+                          <a:schemeClr val="accent1"/>
+                        </a:fillRef>
+                        <a:effectRef idx="1">
+                          <a:schemeClr val="accent1"/>
+                        </a:effectRef>
+                        <a:fontRef idx="minor">
+                          <a:schemeClr val="tx1"/>
+                        </a:fontRef>
+                      </wps:style>
+                      <wps:bodyPr/>
+                    </wps:wsp>
+                  </a:graphicData>
+                </a:graphic>
+                <wp14:sizeRelH relativeFrom="margin">
+                  <wp14:pctWidth>0</wp14:pctWidth>
+                </wp14:sizeRelH>
+                <wp14:sizeRelV relativeFrom="margin">
+                  <wp14:pctHeight>0</wp14:pctHeight>
+                </wp14:sizeRelV>
+              </wp:anchor>
+            </w:drawing>
+          </mc:Choice>
+          <mc:Fallback>
+            <w:pict>
+              <v:line w14:anchorId="7CAD6180" id="Прямая соединительная линия 1" o:spid="_x0000_s1026" style="position:absolute;z-index:251659264;visibility:visible;mso-wrap-style:square;mso-width-percent:0;mso-height-percent:0;mso-wrap-distance-left:9pt;mso-wrap-distance-top:0;mso-wrap-distance-right:9pt;mso-wrap-distance-bottom:0;mso-position-horizontal:absolute;mso-position-horizontal-relative:text;mso-position-vertical:absolute;mso-position-vertical-relative:text;mso-width-percent:0;mso-height-percent:0;mso-width-relative:margin;mso-height-relative:margin" from="11.2pt,27.05pt" to="32.4pt,27.4pt" o:gfxdata="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" strokecolor="#e00" strokeweight="1pt">
+                <v:stroke joinstyle="miter"/>
+              </v:line>
+            </w:pict>
+          </mc:Fallback>
+        </mc:AlternateContent>
+      </w:r>
+      <w:r>
+        <w:rPr>
+          <w:rFonts w:ascii="Times New Roman" w:hAnsi="Times New Roman" w:cs="Times New Roman"/>
+          <w:noProof/>
         </w:rPr>
         <w:drawing>
-          <wp:inline distT="0" distB="0" distL="0" distR="0" wp14:anchorId="628C9588" wp14:editId="5B738EEC">
-            <wp:extent cx="5940425" cy="5080635"/>
-            <wp:effectExtent l="0" t="0" r="3175" b="5715"/>
-            <wp:docPr id="137478935" name="Рисунок 1"/>
+          <wp:inline distT="0" distB="0" distL="0" distR="0" wp14:anchorId="456285A6" wp14:editId="1190CF3D">
+            <wp:extent cx="5935101" cy="899958"/>
+            <wp:effectExtent l="0" t="0" r="0" b="0"/>
+            <wp:docPr id="1902834452" name="Рисунок 1"/>
             <wp:cNvGraphicFramePr>
               <a:graphicFrameLocks xmlns:a="http://schemas.openxmlformats.org/drawingml/2006/main" noChangeAspect="1"/>
             </wp:cNvGraphicFramePr>
@@ -1641,7 +2226,1587 @@
               <a:graphicData uri="http://schemas.openxmlformats.org/drawingml/2006/picture">
                 <pic:pic xmlns:pic="http://schemas.openxmlformats.org/drawingml/2006/picture">
                   <pic:nvPicPr>
-                    <pic:cNvPr id="137478935" name=""/>
+                    <pic:cNvPr id="1767305032" name=""/>
+                    <pic:cNvPicPr/>
+                  </pic:nvPicPr>
+                  <pic:blipFill rotWithShape="1">
+                    <a:blip r:embed="rId8"/>
+                    <a:srcRect t="39381" r="90"/>
+                    <a:stretch>
+                      <a:fillRect/>
+                    </a:stretch>
+                  </pic:blipFill>
+                  <pic:spPr bwMode="auto">
+                    <a:xfrm>
+                      <a:off x="0" y="0"/>
+                      <a:ext cx="5935101" cy="899958"/>
+                    </a:xfrm>
+                    <a:prstGeom prst="rect">
+                      <a:avLst/>
+                    </a:prstGeom>
+                    <a:ln>
+                      <a:noFill/>
+                    </a:ln>
+                    <a:extLst>
+                      <a:ext uri="{53640926-AAD7-44D8-BBD7-CCE9431645EC}">
+                        <a14:shadowObscured xmlns:a14="http://schemas.microsoft.com/office/drawing/2010/main"/>
+                      </a:ext>
+                    </a:extLst>
+                  </pic:spPr>
+                </pic:pic>
+              </a:graphicData>
+            </a:graphic>
+          </wp:inline>
+        </w:drawing>
+      </w:r>
+    </w:p>
+    <w:p>
+      <w:pPr>
+        <w:rPr>
+          <w:rFonts w:ascii="Times New Roman" w:hAnsi="Times New Roman" w:cs="Times New Roman"/>
+        </w:rPr>
+      </w:pPr>
+      <w:r>
+        <w:rPr>
+          <w:rFonts w:ascii="Times New Roman" w:hAnsi="Times New Roman" w:cs="Times New Roman"/>
+        </w:rPr>
+        <w:t>У нас 6 объектов</w:t>
+      </w:r>
+      <w:r>
+        <w:rPr>
+          <w:rFonts w:ascii="Times New Roman" w:hAnsi="Times New Roman" w:cs="Times New Roman"/>
+          <w:lang w:val="en-US"/>
+        </w:rPr>
+        <w:t>:</w:t>
+      </w:r>
+    </w:p>
+    <w:p>
+      <w:pPr>
+        <w:pStyle w:val="a7"/>
+        <w:numPr>
+          <w:ilvl w:val="0"/>
+          <w:numId w:val="7"/>
+        </w:numPr>
+        <w:rPr>
+          <w:rFonts w:ascii="Times New Roman" w:hAnsi="Times New Roman" w:cs="Times New Roman"/>
+        </w:rPr>
+      </w:pPr>
+      <w:r>
+        <w:rPr>
+          <w:rFonts w:ascii="Times New Roman" w:hAnsi="Times New Roman" w:cs="Times New Roman"/>
+        </w:rPr>
+        <w:t>Князь</w:t>
+      </w:r>
+    </w:p>
+    <w:p>
+      <w:pPr>
+        <w:pStyle w:val="a7"/>
+        <w:numPr>
+          <w:ilvl w:val="0"/>
+          <w:numId w:val="7"/>
+        </w:numPr>
+        <w:rPr>
+          <w:rFonts w:ascii="Times New Roman" w:hAnsi="Times New Roman" w:cs="Times New Roman"/>
+        </w:rPr>
+      </w:pPr>
+      <w:r>
+        <w:rPr>
+          <w:rFonts w:ascii="Times New Roman" w:hAnsi="Times New Roman" w:cs="Times New Roman"/>
+        </w:rPr>
+        <w:t>Герцог</w:t>
+      </w:r>
+    </w:p>
+    <w:p>
+      <w:pPr>
+        <w:pStyle w:val="a7"/>
+        <w:numPr>
+          <w:ilvl w:val="0"/>
+          <w:numId w:val="7"/>
+        </w:numPr>
+        <w:rPr>
+          <w:rFonts w:ascii="Times New Roman" w:hAnsi="Times New Roman" w:cs="Times New Roman"/>
+        </w:rPr>
+      </w:pPr>
+      <w:r>
+        <w:rPr>
+          <w:rFonts w:ascii="Times New Roman" w:hAnsi="Times New Roman" w:cs="Times New Roman"/>
+        </w:rPr>
+        <w:t>Повар</w:t>
+      </w:r>
+    </w:p>
+    <w:p>
+      <w:pPr>
+        <w:pStyle w:val="a7"/>
+        <w:numPr>
+          <w:ilvl w:val="0"/>
+          <w:numId w:val="7"/>
+        </w:numPr>
+        <w:rPr>
+          <w:rFonts w:ascii="Times New Roman" w:hAnsi="Times New Roman" w:cs="Times New Roman"/>
+        </w:rPr>
+      </w:pPr>
+      <w:r>
+        <w:rPr>
+          <w:rFonts w:ascii="Times New Roman" w:hAnsi="Times New Roman" w:cs="Times New Roman"/>
+        </w:rPr>
+        <w:t>Война</w:t>
+      </w:r>
+    </w:p>
+    <w:p>
+      <w:pPr>
+        <w:pStyle w:val="a7"/>
+        <w:numPr>
+          <w:ilvl w:val="0"/>
+          <w:numId w:val="7"/>
+        </w:numPr>
+        <w:rPr>
+          <w:rFonts w:ascii="Times New Roman" w:hAnsi="Times New Roman" w:cs="Times New Roman"/>
+        </w:rPr>
+      </w:pPr>
+      <w:r>
+        <w:rPr>
+          <w:rFonts w:ascii="Times New Roman" w:hAnsi="Times New Roman" w:cs="Times New Roman"/>
+        </w:rPr>
+        <w:t>Мир</w:t>
+      </w:r>
+    </w:p>
+    <w:p>
+      <w:pPr>
+        <w:pStyle w:val="a7"/>
+        <w:numPr>
+          <w:ilvl w:val="0"/>
+          <w:numId w:val="7"/>
+        </w:numPr>
+        <w:rPr>
+          <w:rFonts w:ascii="Times New Roman" w:hAnsi="Times New Roman" w:cs="Times New Roman"/>
+        </w:rPr>
+      </w:pPr>
+      <w:r>
+        <w:rPr>
+          <w:rFonts w:ascii="Times New Roman" w:hAnsi="Times New Roman" w:cs="Times New Roman"/>
+        </w:rPr>
+        <w:t>Паштет-сюзерен</w:t>
+      </w:r>
+      <w:r>
+        <w:rPr>
+          <w:rFonts w:ascii="Times New Roman" w:hAnsi="Times New Roman" w:cs="Times New Roman"/>
+        </w:rPr>
+        <w:t xml:space="preserve"> (Блюдо)</w:t>
+      </w:r>
+    </w:p>
+    <w:p>
+      <w:pPr>
+        <w:rPr>
+          <w:rFonts w:ascii="Times New Roman" w:hAnsi="Times New Roman" w:cs="Times New Roman"/>
+          <w:lang w:val="en-US"/>
+        </w:rPr>
+      </w:pPr>
+    </w:p>
+    <w:p>
+      <w:pPr>
+        <w:rPr>
+          <w:rFonts w:ascii="Times New Roman" w:hAnsi="Times New Roman" w:cs="Times New Roman"/>
+          <w:lang w:val="en-US"/>
+        </w:rPr>
+      </w:pPr>
+      <w:r>
+        <w:rPr>
+          <w:rFonts w:ascii="Times New Roman" w:hAnsi="Times New Roman" w:cs="Times New Roman"/>
+        </w:rPr>
+        <w:t>Князь и Герцог – являются лидерами</w:t>
+      </w:r>
+      <w:r>
+        <w:rPr>
+          <w:rFonts w:ascii="Times New Roman" w:hAnsi="Times New Roman" w:cs="Times New Roman"/>
+        </w:rPr>
+        <w:t xml:space="preserve"> (</w:t>
+      </w:r>
+      <w:r>
+        <w:rPr>
+          <w:rFonts w:ascii="Times New Roman" w:hAnsi="Times New Roman" w:cs="Times New Roman"/>
+          <w:lang w:val="en-US"/>
+        </w:rPr>
+        <w:t>Leader</w:t>
+      </w:r>
+      <w:r>
+        <w:rPr>
+          <w:rFonts w:ascii="Times New Roman" w:hAnsi="Times New Roman" w:cs="Times New Roman"/>
+        </w:rPr>
+        <w:t>) (то есть наследуются от общего абстрактного класса)</w:t>
+      </w:r>
+      <w:r>
+        <w:rPr>
+          <w:rFonts w:ascii="Times New Roman" w:hAnsi="Times New Roman" w:cs="Times New Roman"/>
+        </w:rPr>
+        <w:t>, которые могу</w:t>
+      </w:r>
+      <w:r>
+        <w:rPr>
+          <w:rFonts w:ascii="Times New Roman" w:hAnsi="Times New Roman" w:cs="Times New Roman"/>
+        </w:rPr>
+        <w:t>т:</w:t>
+      </w:r>
+    </w:p>
+    <w:p>
+      <w:pPr>
+        <w:pStyle w:val="a7"/>
+        <w:numPr>
+          <w:ilvl w:val="0"/>
+          <w:numId w:val="6"/>
+        </w:numPr>
+        <w:rPr>
+          <w:rFonts w:ascii="Times New Roman" w:hAnsi="Times New Roman" w:cs="Times New Roman"/>
+        </w:rPr>
+      </w:pPr>
+      <w:r>
+        <w:rPr>
+          <w:rFonts w:ascii="Times New Roman" w:hAnsi="Times New Roman" w:cs="Times New Roman"/>
+        </w:rPr>
+        <w:t>Объявлять войну</w:t>
+      </w:r>
+    </w:p>
+    <w:p>
+      <w:pPr>
+        <w:pStyle w:val="a7"/>
+        <w:numPr>
+          <w:ilvl w:val="0"/>
+          <w:numId w:val="6"/>
+        </w:numPr>
+        <w:rPr>
+          <w:rFonts w:ascii="Times New Roman" w:hAnsi="Times New Roman" w:cs="Times New Roman"/>
+        </w:rPr>
+      </w:pPr>
+      <w:r>
+        <w:rPr>
+          <w:rFonts w:ascii="Times New Roman" w:hAnsi="Times New Roman" w:cs="Times New Roman"/>
+        </w:rPr>
+        <w:t>Заключить мир</w:t>
+      </w:r>
+    </w:p>
+    <w:p>
+      <w:pPr>
+        <w:rPr>
+          <w:rFonts w:ascii="Times New Roman" w:hAnsi="Times New Roman" w:cs="Times New Roman"/>
+          <w:lang w:val="en-US"/>
+        </w:rPr>
+      </w:pPr>
+      <w:r>
+        <w:rPr>
+          <w:rFonts w:ascii="Times New Roman" w:hAnsi="Times New Roman" w:cs="Times New Roman"/>
+        </w:rPr>
+        <w:t>Князь</w:t>
+      </w:r>
+      <w:r>
+        <w:rPr>
+          <w:rFonts w:ascii="Times New Roman" w:hAnsi="Times New Roman" w:cs="Times New Roman"/>
+          <w:lang w:val="en-US"/>
+        </w:rPr>
+        <w:t xml:space="preserve"> (Prince)</w:t>
+      </w:r>
+      <w:r>
+        <w:rPr>
+          <w:rFonts w:ascii="Times New Roman" w:hAnsi="Times New Roman" w:cs="Times New Roman"/>
+        </w:rPr>
+        <w:t xml:space="preserve"> может</w:t>
+      </w:r>
+      <w:r>
+        <w:rPr>
+          <w:rFonts w:ascii="Times New Roman" w:hAnsi="Times New Roman" w:cs="Times New Roman"/>
+          <w:lang w:val="en-US"/>
+        </w:rPr>
+        <w:t>:</w:t>
+      </w:r>
+    </w:p>
+    <w:p>
+      <w:pPr>
+        <w:pStyle w:val="a7"/>
+        <w:numPr>
+          <w:ilvl w:val="0"/>
+          <w:numId w:val="6"/>
+        </w:numPr>
+        <w:rPr>
+          <w:rFonts w:ascii="Times New Roman" w:hAnsi="Times New Roman" w:cs="Times New Roman"/>
+          <w:lang w:val="en-US"/>
+        </w:rPr>
+      </w:pPr>
+      <w:r>
+        <w:rPr>
+          <w:rFonts w:ascii="Times New Roman" w:hAnsi="Times New Roman" w:cs="Times New Roman"/>
+        </w:rPr>
+        <w:t>Утверждать</w:t>
+      </w:r>
+    </w:p>
+    <w:p>
+      <w:pPr>
+        <w:pStyle w:val="a7"/>
+        <w:numPr>
+          <w:ilvl w:val="0"/>
+          <w:numId w:val="6"/>
+        </w:numPr>
+        <w:rPr>
+          <w:rFonts w:ascii="Times New Roman" w:hAnsi="Times New Roman" w:cs="Times New Roman"/>
+          <w:lang w:val="en-US"/>
+        </w:rPr>
+      </w:pPr>
+      <w:r>
+        <w:rPr>
+          <w:rFonts w:ascii="Times New Roman" w:hAnsi="Times New Roman" w:cs="Times New Roman"/>
+        </w:rPr>
+        <w:t>Упрекать</w:t>
+      </w:r>
+    </w:p>
+    <w:p>
+      <w:pPr>
+        <w:rPr>
+          <w:rFonts w:ascii="Times New Roman" w:hAnsi="Times New Roman" w:cs="Times New Roman"/>
+          <w:lang w:val="en-US"/>
+        </w:rPr>
+      </w:pPr>
+      <w:r>
+        <w:rPr>
+          <w:rFonts w:ascii="Times New Roman" w:hAnsi="Times New Roman" w:cs="Times New Roman"/>
+        </w:rPr>
+        <w:t>Герцог</w:t>
+      </w:r>
+      <w:r>
+        <w:rPr>
+          <w:rFonts w:ascii="Times New Roman" w:hAnsi="Times New Roman" w:cs="Times New Roman"/>
+          <w:lang w:val="en-US"/>
+        </w:rPr>
+        <w:t xml:space="preserve"> (Duke)</w:t>
+      </w:r>
+      <w:r>
+        <w:rPr>
+          <w:rFonts w:ascii="Times New Roman" w:hAnsi="Times New Roman" w:cs="Times New Roman"/>
+        </w:rPr>
+        <w:t xml:space="preserve"> может</w:t>
+      </w:r>
+      <w:r>
+        <w:rPr>
+          <w:rFonts w:ascii="Times New Roman" w:hAnsi="Times New Roman" w:cs="Times New Roman"/>
+          <w:lang w:val="en-US"/>
+        </w:rPr>
+        <w:t>:</w:t>
+      </w:r>
+    </w:p>
+    <w:p>
+      <w:pPr>
+        <w:pStyle w:val="a7"/>
+        <w:numPr>
+          <w:ilvl w:val="0"/>
+          <w:numId w:val="6"/>
+        </w:numPr>
+        <w:rPr>
+          <w:rFonts w:ascii="Times New Roman" w:hAnsi="Times New Roman" w:cs="Times New Roman"/>
+        </w:rPr>
+      </w:pPr>
+      <w:r>
+        <w:rPr>
+          <w:rFonts w:ascii="Times New Roman" w:hAnsi="Times New Roman" w:cs="Times New Roman"/>
+        </w:rPr>
+        <w:t xml:space="preserve">Дать возможность сбежать </w:t>
+      </w:r>
+      <w:r>
+        <w:rPr>
+          <w:rFonts w:ascii="Times New Roman" w:hAnsi="Times New Roman" w:cs="Times New Roman"/>
+        </w:rPr>
+        <w:t>(</w:t>
+      </w:r>
+      <w:r>
+        <w:rPr>
+          <w:rFonts w:ascii="Times New Roman" w:hAnsi="Times New Roman" w:cs="Times New Roman"/>
+          <w:lang w:val="en-US"/>
+        </w:rPr>
+        <w:t>giveEscape</w:t>
+      </w:r>
+      <w:r>
+        <w:rPr>
+          <w:rFonts w:ascii="Times New Roman" w:hAnsi="Times New Roman" w:cs="Times New Roman"/>
+        </w:rPr>
+        <w:t>)</w:t>
+      </w:r>
+    </w:p>
+    <w:p>
+      <w:pPr>
+        <w:pStyle w:val="a7"/>
+        <w:numPr>
+          <w:ilvl w:val="0"/>
+          <w:numId w:val="6"/>
+        </w:numPr>
+        <w:rPr>
+          <w:rFonts w:ascii="Times New Roman" w:hAnsi="Times New Roman" w:cs="Times New Roman"/>
+        </w:rPr>
+      </w:pPr>
+      <w:r>
+        <w:rPr>
+          <w:rFonts w:ascii="Times New Roman" w:hAnsi="Times New Roman" w:cs="Times New Roman"/>
+        </w:rPr>
+        <w:t>Оказать должную честь</w:t>
+      </w:r>
+    </w:p>
+    <w:p>
+      <w:pPr>
+        <w:rPr>
+          <w:rFonts w:ascii="Times New Roman" w:hAnsi="Times New Roman" w:cs="Times New Roman"/>
+          <w:lang w:val="en-US"/>
+        </w:rPr>
+      </w:pPr>
+      <w:r>
+        <w:rPr>
+          <w:rFonts w:ascii="Times New Roman" w:hAnsi="Times New Roman" w:cs="Times New Roman"/>
+        </w:rPr>
+        <w:t>Повар</w:t>
+      </w:r>
+      <w:r>
+        <w:rPr>
+          <w:rFonts w:ascii="Times New Roman" w:hAnsi="Times New Roman" w:cs="Times New Roman"/>
+          <w:lang w:val="en-US"/>
+        </w:rPr>
+        <w:t xml:space="preserve"> (Cook)</w:t>
+      </w:r>
+      <w:r>
+        <w:rPr>
+          <w:rFonts w:ascii="Times New Roman" w:hAnsi="Times New Roman" w:cs="Times New Roman"/>
+        </w:rPr>
+        <w:t xml:space="preserve"> может</w:t>
+      </w:r>
+      <w:r>
+        <w:rPr>
+          <w:rFonts w:ascii="Times New Roman" w:hAnsi="Times New Roman" w:cs="Times New Roman"/>
+          <w:lang w:val="en-US"/>
+        </w:rPr>
+        <w:t>:</w:t>
+      </w:r>
+    </w:p>
+    <w:p>
+      <w:pPr>
+        <w:pStyle w:val="a7"/>
+        <w:numPr>
+          <w:ilvl w:val="0"/>
+          <w:numId w:val="6"/>
+        </w:numPr>
+        <w:rPr>
+          <w:rFonts w:ascii="Times New Roman" w:hAnsi="Times New Roman" w:cs="Times New Roman"/>
+        </w:rPr>
+      </w:pPr>
+      <w:r>
+        <w:rPr>
+          <w:rFonts w:ascii="Times New Roman" w:hAnsi="Times New Roman" w:cs="Times New Roman"/>
+        </w:rPr>
+        <w:t>Тайком убежать</w:t>
+      </w:r>
+      <w:r>
+        <w:rPr>
+          <w:rFonts w:ascii="Times New Roman" w:hAnsi="Times New Roman" w:cs="Times New Roman"/>
+        </w:rPr>
+        <w:t xml:space="preserve"> (</w:t>
+      </w:r>
+      <w:r>
+        <w:rPr>
+          <w:rFonts w:ascii="Times New Roman" w:hAnsi="Times New Roman" w:cs="Times New Roman"/>
+        </w:rPr>
+        <w:t>escape</w:t>
+      </w:r>
+      <w:r>
+        <w:rPr>
+          <w:rFonts w:ascii="Times New Roman" w:hAnsi="Times New Roman" w:cs="Times New Roman"/>
+        </w:rPr>
+        <w:t>)</w:t>
+      </w:r>
+    </w:p>
+    <w:p>
+      <w:pPr>
+        <w:pStyle w:val="a7"/>
+        <w:numPr>
+          <w:ilvl w:val="0"/>
+          <w:numId w:val="6"/>
+        </w:numPr>
+        <w:rPr>
+          <w:rFonts w:ascii="Times New Roman" w:hAnsi="Times New Roman" w:cs="Times New Roman"/>
+        </w:rPr>
+      </w:pPr>
+      <w:r>
+        <w:rPr>
+          <w:rFonts w:ascii="Times New Roman" w:hAnsi="Times New Roman" w:cs="Times New Roman"/>
+        </w:rPr>
+        <w:t>Подать к столу еду</w:t>
+      </w:r>
+      <w:r>
+        <w:rPr>
+          <w:rFonts w:ascii="Times New Roman" w:hAnsi="Times New Roman" w:cs="Times New Roman"/>
+        </w:rPr>
+        <w:t xml:space="preserve"> (</w:t>
+      </w:r>
+      <w:r>
+        <w:rPr>
+          <w:rFonts w:ascii="Times New Roman" w:hAnsi="Times New Roman" w:cs="Times New Roman"/>
+        </w:rPr>
+        <w:t>serveDish</w:t>
+      </w:r>
+      <w:r>
+        <w:rPr>
+          <w:rFonts w:ascii="Times New Roman" w:hAnsi="Times New Roman" w:cs="Times New Roman"/>
+        </w:rPr>
+        <w:t>)</w:t>
+      </w:r>
+    </w:p>
+    <w:p>
+      <w:pPr>
+        <w:rPr>
+          <w:rFonts w:ascii="Times New Roman" w:hAnsi="Times New Roman" w:cs="Times New Roman"/>
+        </w:rPr>
+      </w:pPr>
+      <w:r>
+        <w:rPr>
+          <w:rFonts w:ascii="Times New Roman" w:hAnsi="Times New Roman" w:cs="Times New Roman"/>
+        </w:rPr>
+        <w:t xml:space="preserve">Князь, Герцог и Повар являются людьми, поэтому все 3 наследуются от класса </w:t>
+      </w:r>
+      <w:r>
+        <w:rPr>
+          <w:rFonts w:ascii="Times New Roman" w:hAnsi="Times New Roman" w:cs="Times New Roman"/>
+          <w:lang w:val="en-US"/>
+        </w:rPr>
+        <w:t>Person</w:t>
+      </w:r>
+      <w:r>
+        <w:rPr>
+          <w:rFonts w:ascii="Times New Roman" w:hAnsi="Times New Roman" w:cs="Times New Roman"/>
+        </w:rPr>
+        <w:t xml:space="preserve">, у которого определено поле </w:t>
+      </w:r>
+      <w:r>
+        <w:rPr>
+          <w:rFonts w:ascii="Times New Roman" w:hAnsi="Times New Roman" w:cs="Times New Roman"/>
+          <w:lang w:val="en-US"/>
+        </w:rPr>
+        <w:t>name</w:t>
+      </w:r>
+      <w:r>
+        <w:rPr>
+          <w:rFonts w:ascii="Times New Roman" w:hAnsi="Times New Roman" w:cs="Times New Roman"/>
+        </w:rPr>
+        <w:t xml:space="preserve">, а также методы </w:t>
+      </w:r>
+      <w:r>
+        <w:rPr>
+          <w:rFonts w:ascii="Times New Roman" w:hAnsi="Times New Roman" w:cs="Times New Roman"/>
+          <w:lang w:val="en-US"/>
+        </w:rPr>
+        <w:t>hashCode</w:t>
+      </w:r>
+      <w:r>
+        <w:rPr>
+          <w:rFonts w:ascii="Times New Roman" w:hAnsi="Times New Roman" w:cs="Times New Roman"/>
+        </w:rPr>
+        <w:t xml:space="preserve">(), </w:t>
+      </w:r>
+      <w:r>
+        <w:rPr>
+          <w:rFonts w:ascii="Times New Roman" w:hAnsi="Times New Roman" w:cs="Times New Roman"/>
+          <w:lang w:val="en-US"/>
+        </w:rPr>
+        <w:t>equals</w:t>
+      </w:r>
+      <w:r>
+        <w:rPr>
+          <w:rFonts w:ascii="Times New Roman" w:hAnsi="Times New Roman" w:cs="Times New Roman"/>
+        </w:rPr>
+        <w:t xml:space="preserve">(), </w:t>
+      </w:r>
+      <w:r>
+        <w:rPr>
+          <w:rFonts w:ascii="Times New Roman" w:hAnsi="Times New Roman" w:cs="Times New Roman"/>
+          <w:lang w:val="en-US"/>
+        </w:rPr>
+        <w:t>toString</w:t>
+      </w:r>
+      <w:r>
+        <w:rPr>
+          <w:rFonts w:ascii="Times New Roman" w:hAnsi="Times New Roman" w:cs="Times New Roman"/>
+        </w:rPr>
+        <w:t>()</w:t>
+      </w:r>
+    </w:p>
+    <w:p>
+      <w:pPr>
+        <w:rPr>
+          <w:rFonts w:ascii="Times New Roman" w:hAnsi="Times New Roman" w:cs="Times New Roman"/>
+        </w:rPr>
+      </w:pPr>
+    </w:p>
+    <w:p>
+      <w:pPr>
+        <w:rPr>
+          <w:rFonts w:ascii="Times New Roman" w:hAnsi="Times New Roman" w:cs="Times New Roman"/>
+        </w:rPr>
+      </w:pPr>
+      <w:r>
+        <w:rPr>
+          <w:rFonts w:ascii="Times New Roman" w:hAnsi="Times New Roman" w:cs="Times New Roman"/>
+        </w:rPr>
+        <w:t>Мир (</w:t>
+      </w:r>
+      <w:r>
+        <w:rPr>
+          <w:rFonts w:ascii="Times New Roman" w:hAnsi="Times New Roman" w:cs="Times New Roman"/>
+          <w:lang w:val="en-US"/>
+        </w:rPr>
+        <w:t>Contract</w:t>
+      </w:r>
+      <w:r>
+        <w:rPr>
+          <w:rFonts w:ascii="Times New Roman" w:hAnsi="Times New Roman" w:cs="Times New Roman"/>
+        </w:rPr>
+        <w:t>) – объект, который ничего не может делать, лишь имеет название и создается при окончании войны</w:t>
+      </w:r>
+      <w:r>
+        <w:rPr>
+          <w:rFonts w:ascii="Times New Roman" w:hAnsi="Times New Roman" w:cs="Times New Roman"/>
+        </w:rPr>
+        <w:t xml:space="preserve">, можно его задать через </w:t>
+      </w:r>
+      <w:r>
+        <w:rPr>
+          <w:rFonts w:ascii="Times New Roman" w:hAnsi="Times New Roman" w:cs="Times New Roman"/>
+          <w:lang w:val="en-US"/>
+        </w:rPr>
+        <w:t>record</w:t>
+      </w:r>
+    </w:p>
+    <w:p>
+      <w:pPr>
+        <w:rPr>
+          <w:rFonts w:ascii="Times New Roman" w:hAnsi="Times New Roman" w:cs="Times New Roman"/>
+        </w:rPr>
+      </w:pPr>
+    </w:p>
+    <w:p>
+      <w:pPr>
+        <w:rPr>
+          <w:rFonts w:ascii="Times New Roman" w:hAnsi="Times New Roman" w:cs="Times New Roman"/>
+          <w:lang w:val="en-US"/>
+        </w:rPr>
+      </w:pPr>
+      <w:r>
+        <w:rPr>
+          <w:rFonts w:ascii="Times New Roman" w:hAnsi="Times New Roman" w:cs="Times New Roman"/>
+        </w:rPr>
+        <w:lastRenderedPageBreak/>
+        <w:t>Война</w:t>
+      </w:r>
+      <w:r>
+        <w:rPr>
+          <w:rFonts w:ascii="Times New Roman" w:hAnsi="Times New Roman" w:cs="Times New Roman"/>
+        </w:rPr>
+        <w:t xml:space="preserve"> (</w:t>
+      </w:r>
+      <w:r>
+        <w:rPr>
+          <w:rFonts w:ascii="Times New Roman" w:hAnsi="Times New Roman" w:cs="Times New Roman"/>
+          <w:lang w:val="en-US"/>
+        </w:rPr>
+        <w:t>War</w:t>
+      </w:r>
+      <w:r>
+        <w:rPr>
+          <w:rFonts w:ascii="Times New Roman" w:hAnsi="Times New Roman" w:cs="Times New Roman"/>
+        </w:rPr>
+        <w:t>)</w:t>
+      </w:r>
+      <w:r>
+        <w:rPr>
+          <w:rFonts w:ascii="Times New Roman" w:hAnsi="Times New Roman" w:cs="Times New Roman"/>
+        </w:rPr>
+        <w:t xml:space="preserve"> – объект, который хранит информацию о войне между двумя лидерами</w:t>
+      </w:r>
+      <w:r>
+        <w:rPr>
+          <w:rFonts w:ascii="Times New Roman" w:hAnsi="Times New Roman" w:cs="Times New Roman"/>
+        </w:rPr>
+        <w:t>, а также возможно:</w:t>
+      </w:r>
+    </w:p>
+    <w:p>
+      <w:pPr>
+        <w:pStyle w:val="a7"/>
+        <w:numPr>
+          <w:ilvl w:val="0"/>
+          <w:numId w:val="6"/>
+        </w:numPr>
+        <w:rPr>
+          <w:rFonts w:ascii="Times New Roman" w:hAnsi="Times New Roman" w:cs="Times New Roman"/>
+          <w:lang w:val="en-US"/>
+        </w:rPr>
+      </w:pPr>
+      <w:r>
+        <w:rPr>
+          <w:rFonts w:ascii="Times New Roman" w:hAnsi="Times New Roman" w:cs="Times New Roman"/>
+        </w:rPr>
+        <w:t>Провести сражение</w:t>
+      </w:r>
+    </w:p>
+    <w:p>
+      <w:pPr>
+        <w:pStyle w:val="a7"/>
+        <w:numPr>
+          <w:ilvl w:val="0"/>
+          <w:numId w:val="6"/>
+        </w:numPr>
+        <w:rPr>
+          <w:rFonts w:ascii="Times New Roman" w:hAnsi="Times New Roman" w:cs="Times New Roman"/>
+          <w:lang w:val="en-US"/>
+        </w:rPr>
+      </w:pPr>
+      <w:r>
+        <w:rPr>
+          <w:rFonts w:ascii="Times New Roman" w:hAnsi="Times New Roman" w:cs="Times New Roman"/>
+        </w:rPr>
+        <w:t>Завершить войну</w:t>
+      </w:r>
+    </w:p>
+    <w:p>
+      <w:pPr>
+        <w:rPr>
+          <w:rFonts w:ascii="Times New Roman" w:hAnsi="Times New Roman" w:cs="Times New Roman"/>
+          <w:lang w:val="en-US"/>
+        </w:rPr>
+      </w:pPr>
+    </w:p>
+    <w:p>
+      <w:pPr>
+        <w:rPr>
+          <w:rFonts w:ascii="Times New Roman" w:hAnsi="Times New Roman" w:cs="Times New Roman"/>
+          <w:lang w:val="en-US"/>
+        </w:rPr>
+      </w:pPr>
+      <w:r>
+        <w:rPr>
+          <w:rFonts w:ascii="Times New Roman" w:hAnsi="Times New Roman" w:cs="Times New Roman"/>
+        </w:rPr>
+        <w:t>Блюдо (</w:t>
+      </w:r>
+      <w:r>
+        <w:rPr>
+          <w:rFonts w:ascii="Times New Roman" w:hAnsi="Times New Roman" w:cs="Times New Roman"/>
+          <w:lang w:val="en-US"/>
+        </w:rPr>
+        <w:t>Cook</w:t>
+      </w:r>
+      <w:r>
+        <w:rPr>
+          <w:rFonts w:ascii="Times New Roman" w:hAnsi="Times New Roman" w:cs="Times New Roman"/>
+        </w:rPr>
+        <w:t xml:space="preserve">) – объект, который используется для готовки еды, так </w:t>
+      </w:r>
+      <w:r>
+        <w:rPr>
+          <w:rFonts w:ascii="Times New Roman" w:hAnsi="Times New Roman" w:cs="Times New Roman"/>
+        </w:rPr>
+        <w:t xml:space="preserve">Паштет-сюзерен </w:t>
+      </w:r>
+      <w:r>
+        <w:rPr>
+          <w:rFonts w:ascii="Times New Roman" w:hAnsi="Times New Roman" w:cs="Times New Roman"/>
+        </w:rPr>
+        <w:t xml:space="preserve">является одним из </w:t>
+      </w:r>
+      <w:r>
+        <w:rPr>
+          <w:rFonts w:ascii="Times New Roman" w:hAnsi="Times New Roman" w:cs="Times New Roman"/>
+        </w:rPr>
+        <w:t>блюд</w:t>
+      </w:r>
+      <w:r>
+        <w:rPr>
+          <w:rFonts w:ascii="Times New Roman" w:hAnsi="Times New Roman" w:cs="Times New Roman"/>
+        </w:rPr>
+        <w:t xml:space="preserve">, будет </w:t>
+      </w:r>
+      <w:r>
+        <w:rPr>
+          <w:rFonts w:ascii="Times New Roman" w:hAnsi="Times New Roman" w:cs="Times New Roman"/>
+          <w:lang w:val="en-US"/>
+        </w:rPr>
+        <w:t>enum</w:t>
+      </w:r>
+      <w:r>
+        <w:rPr>
+          <w:rFonts w:ascii="Times New Roman" w:hAnsi="Times New Roman" w:cs="Times New Roman"/>
+        </w:rPr>
+        <w:t>:</w:t>
+      </w:r>
+    </w:p>
+    <w:p>
+      <w:pPr>
+        <w:pStyle w:val="a7"/>
+        <w:numPr>
+          <w:ilvl w:val="0"/>
+          <w:numId w:val="6"/>
+        </w:numPr>
+        <w:rPr>
+          <w:rFonts w:ascii="Times New Roman" w:hAnsi="Times New Roman" w:cs="Times New Roman"/>
+          <w:lang w:val="en-US"/>
+        </w:rPr>
+      </w:pPr>
+      <w:r>
+        <w:rPr>
+          <w:rFonts w:ascii="Times New Roman" w:hAnsi="Times New Roman" w:cs="Times New Roman"/>
+        </w:rPr>
+        <w:t>Паштет-сюзерен</w:t>
+      </w:r>
+    </w:p>
+    <w:p>
+      <w:pPr>
+        <w:pStyle w:val="a7"/>
+        <w:numPr>
+          <w:ilvl w:val="0"/>
+          <w:numId w:val="6"/>
+        </w:numPr>
+        <w:rPr>
+          <w:rFonts w:ascii="Times New Roman" w:hAnsi="Times New Roman" w:cs="Times New Roman"/>
+          <w:lang w:val="en-US"/>
+        </w:rPr>
+      </w:pPr>
+      <w:r>
+        <w:rPr>
+          <w:rFonts w:ascii="Times New Roman" w:hAnsi="Times New Roman" w:cs="Times New Roman"/>
+        </w:rPr>
+        <w:t>Яблочный пирог</w:t>
+      </w:r>
+    </w:p>
+    <w:p>
+      <w:pPr>
+        <w:pStyle w:val="a7"/>
+        <w:numPr>
+          <w:ilvl w:val="0"/>
+          <w:numId w:val="6"/>
+        </w:numPr>
+        <w:rPr>
+          <w:rFonts w:ascii="Times New Roman" w:hAnsi="Times New Roman" w:cs="Times New Roman"/>
+          <w:lang w:val="en-US"/>
+        </w:rPr>
+      </w:pPr>
+      <w:r>
+        <w:rPr>
+          <w:rFonts w:ascii="Times New Roman" w:hAnsi="Times New Roman" w:cs="Times New Roman"/>
+        </w:rPr>
+        <w:t>Пицца пеперони</w:t>
+      </w:r>
+    </w:p>
+    <w:p>
+      <w:pPr>
+        <w:rPr>
+          <w:rFonts w:ascii="Times New Roman" w:hAnsi="Times New Roman" w:cs="Times New Roman"/>
+        </w:rPr>
+      </w:pPr>
+    </w:p>
+    <w:p>
+      <w:pPr>
+        <w:rPr>
+          <w:rFonts w:ascii="Times New Roman" w:hAnsi="Times New Roman" w:cs="Times New Roman"/>
+        </w:rPr>
+      </w:pPr>
+      <w:r>
+        <w:rPr>
+          <w:rFonts w:ascii="Times New Roman" w:hAnsi="Times New Roman" w:cs="Times New Roman"/>
+        </w:rPr>
+        <w:t>Для рандомного сценария сделаем рандомный шанс разрешить сбежать повару. Е</w:t>
+      </w:r>
+      <w:r>
+        <w:rPr>
+          <w:rFonts w:ascii="Times New Roman" w:hAnsi="Times New Roman" w:cs="Times New Roman"/>
+        </w:rPr>
+        <w:t xml:space="preserve">сли не дали возможность сбежать повару, то он не может сбежать и выкидываем проверяемую ошибку </w:t>
+      </w:r>
+      <w:r>
+        <w:rPr>
+          <w:rFonts w:ascii="Times New Roman" w:hAnsi="Times New Roman" w:cs="Times New Roman"/>
+          <w:lang w:val="en-US"/>
+        </w:rPr>
+        <w:t>CantEscape</w:t>
+      </w:r>
+    </w:p>
+    <w:p>
+      <w:pPr>
+        <w:rPr>
+          <w:rFonts w:ascii="Times New Roman" w:hAnsi="Times New Roman" w:cs="Times New Roman"/>
+        </w:rPr>
+      </w:pPr>
+    </w:p>
+    <w:p>
+      <w:pPr>
+        <w:rPr>
+          <w:rFonts w:ascii="Times New Roman" w:hAnsi="Times New Roman" w:cs="Times New Roman"/>
+        </w:rPr>
+      </w:pPr>
+      <w:r>
+        <w:rPr>
+          <w:rFonts w:ascii="Times New Roman" w:hAnsi="Times New Roman" w:cs="Times New Roman"/>
+        </w:rPr>
+        <w:t xml:space="preserve">Для </w:t>
+      </w:r>
+      <w:r>
+        <w:rPr>
+          <w:rFonts w:ascii="Times New Roman" w:hAnsi="Times New Roman" w:cs="Times New Roman"/>
+        </w:rPr>
+        <w:t xml:space="preserve">абстрактного метода у </w:t>
+      </w:r>
+      <w:r>
+        <w:rPr>
+          <w:rFonts w:ascii="Times New Roman" w:hAnsi="Times New Roman" w:cs="Times New Roman"/>
+          <w:lang w:val="en-US"/>
+        </w:rPr>
+        <w:t>Person</w:t>
+      </w:r>
+      <w:r>
+        <w:rPr>
+          <w:rFonts w:ascii="Times New Roman" w:hAnsi="Times New Roman" w:cs="Times New Roman"/>
+        </w:rPr>
+        <w:t xml:space="preserve"> реакции добавим метод </w:t>
+      </w:r>
+      <w:r>
+        <w:rPr>
+          <w:rFonts w:ascii="Times New Roman" w:hAnsi="Times New Roman" w:cs="Times New Roman"/>
+          <w:lang w:val="en-US"/>
+        </w:rPr>
+        <w:t>reactTo</w:t>
+      </w:r>
+      <w:r>
+        <w:rPr>
+          <w:rFonts w:ascii="Times New Roman" w:hAnsi="Times New Roman" w:cs="Times New Roman"/>
+        </w:rPr>
+        <w:t>, который позволяет проявлять реакцию пользователя</w:t>
+      </w:r>
+    </w:p>
+    <w:p>
+      <w:pPr>
+        <w:rPr>
+          <w:rFonts w:ascii="Times New Roman" w:hAnsi="Times New Roman" w:cs="Times New Roman"/>
+        </w:rPr>
+      </w:pPr>
+    </w:p>
+    <w:p>
+      <w:pPr>
+        <w:rPr>
+          <w:rFonts w:ascii="Times New Roman" w:hAnsi="Times New Roman" w:cs="Times New Roman"/>
+        </w:rPr>
+      </w:pPr>
+      <w:r>
+        <w:rPr>
+          <w:rFonts w:ascii="Times New Roman" w:hAnsi="Times New Roman" w:cs="Times New Roman"/>
+        </w:rPr>
+        <w:t>Если война закончилась, но никто из лидеров не</w:t>
+      </w:r>
+      <w:r>
+        <w:rPr>
+          <w:rFonts w:ascii="Times New Roman" w:hAnsi="Times New Roman" w:cs="Times New Roman"/>
+        </w:rPr>
+        <w:t xml:space="preserve"> закончилось терпение</w:t>
+      </w:r>
+      <w:r>
+        <w:rPr>
+          <w:rFonts w:ascii="Times New Roman" w:hAnsi="Times New Roman" w:cs="Times New Roman"/>
+        </w:rPr>
+        <w:t>, то война завершается ничьей</w:t>
+      </w:r>
+    </w:p>
+    <w:p>
+      <w:pPr>
+        <w:rPr>
+          <w:rFonts w:ascii="Times New Roman" w:hAnsi="Times New Roman" w:cs="Times New Roman"/>
+          <w:lang w:val="en-US"/>
+        </w:rPr>
+      </w:pPr>
+      <w:r>
+        <w:rPr>
+          <w:rFonts w:ascii="Times New Roman" w:hAnsi="Times New Roman" w:cs="Times New Roman"/>
+        </w:rPr>
+        <w:t>Если войну попробует закончить лидер, кто не является ее участником, то выкинет ошибку</w:t>
+      </w:r>
+    </w:p>
+    <w:p>
+      <w:pPr>
+        <w:rPr>
+          <w:rFonts w:ascii="Times New Roman" w:eastAsiaTheme="majorEastAsia" w:hAnsi="Times New Roman" w:cs="Times New Roman"/>
+          <w:sz w:val="40"/>
+          <w:szCs w:val="40"/>
+        </w:rPr>
+      </w:pPr>
+      <w:r>
+        <w:rPr>
+          <w:rFonts w:ascii="Times New Roman" w:hAnsi="Times New Roman" w:cs="Times New Roman"/>
+        </w:rPr>
+        <w:br w:type="page"/>
+      </w:r>
+    </w:p>
+    <w:p>
+      <w:pPr>
+        <w:pStyle w:val="1"/>
+        <w:rPr>
+          <w:rFonts w:ascii="Times New Roman" w:hAnsi="Times New Roman" w:cs="Times New Roman"/>
+          <w:color w:val="auto"/>
+          <w:lang w:val="en-US"/>
+        </w:rPr>
+      </w:pPr>
+      <w:bookmarkStart w:id="3" w:name="_Toc244455556"/>
+      <w:r>
+        <w:rPr>
+          <w:rFonts w:ascii="Times New Roman" w:hAnsi="Times New Roman" w:cs="Times New Roman"/>
+          <w:color w:val="auto"/>
+        </w:rPr>
+        <w:lastRenderedPageBreak/>
+        <w:t>Сценарий</w:t>
+      </w:r>
+      <w:bookmarkEnd w:id="3"/>
+    </w:p>
+    <w:p>
+      <w:pPr>
+        <w:pStyle w:val="2"/>
+        <w:rPr>
+          <w:rFonts w:ascii="Times New Roman" w:hAnsi="Times New Roman" w:cs="Times New Roman"/>
+          <w:color w:val="auto"/>
+        </w:rPr>
+      </w:pPr>
+      <w:bookmarkStart w:id="4" w:name="_Toc244455557"/>
+      <w:r>
+        <w:rPr>
+          <w:rFonts w:ascii="Times New Roman" w:hAnsi="Times New Roman" w:cs="Times New Roman"/>
+          <w:color w:val="auto"/>
+        </w:rPr>
+        <w:t>Побег повара</w:t>
+      </w:r>
+      <w:bookmarkEnd w:id="4"/>
+    </w:p>
+    <w:p>
+      <w:pPr>
+        <w:numPr>
+          <w:ilvl w:val="0"/>
+          <w:numId w:val="8"/>
+        </w:numPr>
+        <w:rPr>
+          <w:rFonts w:ascii="Times New Roman" w:hAnsi="Times New Roman" w:cs="Times New Roman"/>
+        </w:rPr>
+      </w:pPr>
+      <w:r>
+        <w:rPr>
+          <w:rFonts w:ascii="Times New Roman" w:hAnsi="Times New Roman" w:cs="Times New Roman"/>
+        </w:rPr>
+        <w:t>Создаются объекты</w:t>
+      </w:r>
+      <w:r>
+        <w:rPr>
+          <w:rFonts w:ascii="Times New Roman" w:hAnsi="Times New Roman" w:cs="Times New Roman"/>
+        </w:rPr>
+        <w:t>:</w:t>
+      </w:r>
+      <w:r>
+        <w:rPr>
+          <w:rFonts w:ascii="Times New Roman" w:hAnsi="Times New Roman" w:cs="Times New Roman"/>
+        </w:rPr>
+        <w:t xml:space="preserve"> Герцог</w:t>
+      </w:r>
+      <w:r>
+        <w:rPr>
+          <w:rFonts w:ascii="Times New Roman" w:hAnsi="Times New Roman" w:cs="Times New Roman"/>
+        </w:rPr>
+        <w:t xml:space="preserve">, </w:t>
+      </w:r>
+      <w:r>
+        <w:rPr>
+          <w:rFonts w:ascii="Times New Roman" w:hAnsi="Times New Roman" w:cs="Times New Roman"/>
+        </w:rPr>
+        <w:t>Князь</w:t>
+      </w:r>
+      <w:r>
+        <w:rPr>
+          <w:rFonts w:ascii="Times New Roman" w:hAnsi="Times New Roman" w:cs="Times New Roman"/>
+        </w:rPr>
+        <w:t xml:space="preserve"> </w:t>
+      </w:r>
+      <w:r>
+        <w:rPr>
+          <w:rFonts w:ascii="Times New Roman" w:hAnsi="Times New Roman" w:cs="Times New Roman"/>
+        </w:rPr>
+        <w:t>и Лучший повар</w:t>
+      </w:r>
+    </w:p>
+    <w:p>
+      <w:pPr>
+        <w:numPr>
+          <w:ilvl w:val="0"/>
+          <w:numId w:val="8"/>
+        </w:numPr>
+        <w:rPr>
+          <w:rFonts w:ascii="Times New Roman" w:hAnsi="Times New Roman" w:cs="Times New Roman"/>
+        </w:rPr>
+      </w:pPr>
+      <w:r>
+        <w:rPr>
+          <w:rFonts w:ascii="Times New Roman" w:hAnsi="Times New Roman" w:cs="Times New Roman"/>
+        </w:rPr>
+        <w:t>Далее у Герцога в</w:t>
+      </w:r>
+      <w:r>
+        <w:rPr>
+          <w:rFonts w:ascii="Times New Roman" w:hAnsi="Times New Roman" w:cs="Times New Roman"/>
+        </w:rPr>
+        <w:t>ызывается метод</w:t>
+      </w:r>
+      <w:r>
+        <w:rPr>
+          <w:rFonts w:ascii="Times New Roman" w:hAnsi="Times New Roman" w:cs="Times New Roman"/>
+        </w:rPr>
+        <w:t>, в</w:t>
+      </w:r>
+      <w:r>
+        <w:rPr>
+          <w:rFonts w:ascii="Times New Roman" w:hAnsi="Times New Roman" w:cs="Times New Roman"/>
+        </w:rPr>
+        <w:t xml:space="preserve">нутри </w:t>
+      </w:r>
+      <w:r>
+        <w:rPr>
+          <w:rFonts w:ascii="Times New Roman" w:hAnsi="Times New Roman" w:cs="Times New Roman"/>
+        </w:rPr>
+        <w:t>него</w:t>
+      </w:r>
+      <w:r>
+        <w:rPr>
+          <w:rFonts w:ascii="Times New Roman" w:hAnsi="Times New Roman" w:cs="Times New Roman"/>
+        </w:rPr>
+        <w:t xml:space="preserve"> генерируется случайное число. Если оно больше 0.3, </w:t>
+      </w:r>
+      <w:r>
+        <w:rPr>
+          <w:rFonts w:ascii="Times New Roman" w:hAnsi="Times New Roman" w:cs="Times New Roman"/>
+        </w:rPr>
+        <w:t>Герцог дает возможность повару сбежать, иначе</w:t>
+      </w:r>
+      <w:r>
+        <w:rPr>
+          <w:rFonts w:ascii="Times New Roman" w:hAnsi="Times New Roman" w:cs="Times New Roman"/>
+        </w:rPr>
+        <w:t xml:space="preserve"> </w:t>
+      </w:r>
+      <w:r>
+        <w:rPr>
+          <w:rFonts w:ascii="Times New Roman" w:hAnsi="Times New Roman" w:cs="Times New Roman"/>
+        </w:rPr>
+        <w:t>разрешения не будет</w:t>
+      </w:r>
+    </w:p>
+    <w:p>
+      <w:pPr>
+        <w:numPr>
+          <w:ilvl w:val="0"/>
+          <w:numId w:val="8"/>
+        </w:numPr>
+        <w:rPr>
+          <w:rFonts w:ascii="Times New Roman" w:hAnsi="Times New Roman" w:cs="Times New Roman"/>
+        </w:rPr>
+      </w:pPr>
+      <w:r>
+        <w:rPr>
+          <w:rFonts w:ascii="Times New Roman" w:hAnsi="Times New Roman" w:cs="Times New Roman"/>
+        </w:rPr>
+        <w:t>Повар пытается в</w:t>
+      </w:r>
+      <w:r>
+        <w:rPr>
+          <w:rFonts w:ascii="Times New Roman" w:hAnsi="Times New Roman" w:cs="Times New Roman"/>
+        </w:rPr>
+        <w:t>ызывает метод побега</w:t>
+      </w:r>
+    </w:p>
+    <w:p>
+      <w:pPr>
+        <w:pStyle w:val="a7"/>
+        <w:numPr>
+          <w:ilvl w:val="0"/>
+          <w:numId w:val="11"/>
+        </w:numPr>
+        <w:rPr>
+          <w:rFonts w:ascii="Times New Roman" w:hAnsi="Times New Roman" w:cs="Times New Roman"/>
+        </w:rPr>
+      </w:pPr>
+      <w:r>
+        <w:rPr>
+          <w:rFonts w:ascii="Times New Roman" w:hAnsi="Times New Roman" w:cs="Times New Roman"/>
+        </w:rPr>
+        <w:t>Е</w:t>
+      </w:r>
+      <w:r>
+        <w:rPr>
+          <w:rFonts w:ascii="Times New Roman" w:hAnsi="Times New Roman" w:cs="Times New Roman"/>
+        </w:rPr>
+        <w:t>сли Герцог не разрешил, выбрасывается проверяемое исключение CantEscape, программа ловит его, выводит сообщение об ошибке, и войны не будет</w:t>
+      </w:r>
+    </w:p>
+    <w:p>
+      <w:pPr>
+        <w:pStyle w:val="a7"/>
+        <w:numPr>
+          <w:ilvl w:val="0"/>
+          <w:numId w:val="11"/>
+        </w:numPr>
+        <w:rPr>
+          <w:rFonts w:ascii="Times New Roman" w:hAnsi="Times New Roman" w:cs="Times New Roman"/>
+        </w:rPr>
+      </w:pPr>
+      <w:r>
+        <w:rPr>
+          <w:rFonts w:ascii="Times New Roman" w:hAnsi="Times New Roman" w:cs="Times New Roman"/>
+        </w:rPr>
+        <w:t xml:space="preserve">Если разрешил, повар успешно сбегает, и программа переходит </w:t>
+      </w:r>
+      <w:r>
+        <w:rPr>
+          <w:rFonts w:ascii="Times New Roman" w:hAnsi="Times New Roman" w:cs="Times New Roman"/>
+        </w:rPr>
+        <w:t>дальше</w:t>
+      </w:r>
+    </w:p>
+    <w:p>
+      <w:pPr>
+        <w:pStyle w:val="2"/>
+        <w:rPr>
+          <w:rFonts w:ascii="Times New Roman" w:hAnsi="Times New Roman" w:cs="Times New Roman"/>
+          <w:color w:val="auto"/>
+        </w:rPr>
+      </w:pPr>
+      <w:bookmarkStart w:id="5" w:name="_Toc244455558"/>
+      <w:r>
+        <w:rPr>
+          <w:rFonts w:ascii="Times New Roman" w:hAnsi="Times New Roman" w:cs="Times New Roman"/>
+          <w:color w:val="auto"/>
+        </w:rPr>
+        <w:t>Война</w:t>
+      </w:r>
+      <w:bookmarkEnd w:id="5"/>
+    </w:p>
+    <w:p>
+      <w:pPr>
+        <w:numPr>
+          <w:ilvl w:val="0"/>
+          <w:numId w:val="9"/>
+        </w:numPr>
+        <w:rPr>
+          <w:rFonts w:ascii="Times New Roman" w:hAnsi="Times New Roman" w:cs="Times New Roman"/>
+        </w:rPr>
+      </w:pPr>
+      <w:r>
+        <w:rPr>
+          <w:rFonts w:ascii="Times New Roman" w:hAnsi="Times New Roman" w:cs="Times New Roman"/>
+        </w:rPr>
+        <w:t>Княз</w:t>
+      </w:r>
+      <w:r>
+        <w:rPr>
+          <w:rFonts w:ascii="Times New Roman" w:hAnsi="Times New Roman" w:cs="Times New Roman"/>
+        </w:rPr>
+        <w:t>я</w:t>
+      </w:r>
+      <w:r>
+        <w:rPr>
+          <w:rFonts w:ascii="Times New Roman" w:hAnsi="Times New Roman" w:cs="Times New Roman"/>
+        </w:rPr>
+        <w:t xml:space="preserve"> утверждает, что Герцог дал сбежать повару, и упрекает его в нарушении слова</w:t>
+      </w:r>
+    </w:p>
+    <w:p>
+      <w:pPr>
+        <w:numPr>
+          <w:ilvl w:val="0"/>
+          <w:numId w:val="9"/>
+        </w:numPr>
+        <w:rPr>
+          <w:rFonts w:ascii="Times New Roman" w:hAnsi="Times New Roman" w:cs="Times New Roman"/>
+        </w:rPr>
+      </w:pPr>
+      <w:r>
+        <w:rPr>
+          <w:rFonts w:ascii="Times New Roman" w:hAnsi="Times New Roman" w:cs="Times New Roman"/>
+        </w:rPr>
+        <w:t xml:space="preserve">Князь </w:t>
+      </w:r>
+      <w:r>
+        <w:rPr>
+          <w:rFonts w:ascii="Times New Roman" w:hAnsi="Times New Roman" w:cs="Times New Roman"/>
+        </w:rPr>
+        <w:t xml:space="preserve">начинает войну. </w:t>
+      </w:r>
+      <w:r>
+        <w:rPr>
+          <w:rFonts w:ascii="Times New Roman" w:hAnsi="Times New Roman" w:cs="Times New Roman"/>
+        </w:rPr>
+        <w:t>Создается объект War, статус которого устанавливается в WarStatus.WAR. Война добавляется в списки активных войн обоих лидеров</w:t>
+      </w:r>
+    </w:p>
+    <w:p>
+      <w:pPr>
+        <w:numPr>
+          <w:ilvl w:val="0"/>
+          <w:numId w:val="9"/>
+        </w:numPr>
+        <w:rPr>
+          <w:rFonts w:ascii="Times New Roman" w:hAnsi="Times New Roman" w:cs="Times New Roman"/>
+        </w:rPr>
+      </w:pPr>
+      <w:r>
+        <w:rPr>
+          <w:rFonts w:ascii="Times New Roman" w:hAnsi="Times New Roman" w:cs="Times New Roman"/>
+        </w:rPr>
+        <w:t>Проводятся три сражения</w:t>
+      </w:r>
+      <w:r>
+        <w:rPr>
+          <w:rFonts w:ascii="Times New Roman" w:hAnsi="Times New Roman" w:cs="Times New Roman"/>
+          <w:lang w:val="en-US"/>
+        </w:rPr>
+        <w:t>:</w:t>
+      </w:r>
+    </w:p>
+    <w:p>
+      <w:pPr>
+        <w:pStyle w:val="a7"/>
+        <w:numPr>
+          <w:ilvl w:val="0"/>
+          <w:numId w:val="12"/>
+        </w:numPr>
+        <w:rPr>
+          <w:rFonts w:ascii="Times New Roman" w:hAnsi="Times New Roman" w:cs="Times New Roman"/>
+        </w:rPr>
+      </w:pPr>
+      <w:r>
+        <w:rPr>
+          <w:rFonts w:ascii="Times New Roman" w:hAnsi="Times New Roman" w:cs="Times New Roman"/>
+        </w:rPr>
+        <w:t>Случайным образом генерируется урон (от 0 до 40), который уменьшает терпение</w:t>
+      </w:r>
+      <w:r>
+        <w:rPr>
+          <w:rFonts w:ascii="Times New Roman" w:hAnsi="Times New Roman" w:cs="Times New Roman"/>
+        </w:rPr>
+        <w:t xml:space="preserve"> </w:t>
+      </w:r>
+      <w:r>
+        <w:rPr>
+          <w:rFonts w:ascii="Times New Roman" w:hAnsi="Times New Roman" w:cs="Times New Roman"/>
+        </w:rPr>
+        <w:t>одного из лидеров</w:t>
+      </w:r>
+    </w:p>
+    <w:p>
+      <w:pPr>
+        <w:pStyle w:val="a7"/>
+        <w:numPr>
+          <w:ilvl w:val="0"/>
+          <w:numId w:val="12"/>
+        </w:numPr>
+        <w:rPr>
+          <w:rFonts w:ascii="Times New Roman" w:hAnsi="Times New Roman" w:cs="Times New Roman"/>
+        </w:rPr>
+      </w:pPr>
+      <w:r>
+        <w:rPr>
+          <w:rFonts w:ascii="Times New Roman" w:hAnsi="Times New Roman" w:cs="Times New Roman"/>
+        </w:rPr>
+        <w:t>Если терпение одного из них падает до 0, сражения останавливаются. Создается объект record Contract</w:t>
+      </w:r>
+      <w:r>
+        <w:rPr>
+          <w:rFonts w:ascii="Times New Roman" w:hAnsi="Times New Roman" w:cs="Times New Roman"/>
+        </w:rPr>
+        <w:t xml:space="preserve"> с названием мира. С</w:t>
+      </w:r>
+      <w:r>
+        <w:rPr>
+          <w:rFonts w:ascii="Times New Roman" w:hAnsi="Times New Roman" w:cs="Times New Roman"/>
+        </w:rPr>
+        <w:t>татус войны меняется на WarStatus.END, а война удаляется из списков активных.</w:t>
+      </w:r>
+    </w:p>
+    <w:p>
+      <w:pPr>
+        <w:pStyle w:val="a7"/>
+        <w:numPr>
+          <w:ilvl w:val="0"/>
+          <w:numId w:val="12"/>
+        </w:numPr>
+        <w:rPr>
+          <w:rFonts w:ascii="Times New Roman" w:hAnsi="Times New Roman" w:cs="Times New Roman"/>
+        </w:rPr>
+      </w:pPr>
+      <w:r>
+        <w:rPr>
+          <w:rFonts w:ascii="Times New Roman" w:hAnsi="Times New Roman" w:cs="Times New Roman"/>
+        </w:rPr>
+        <w:t>Если терпение лидера не достигло нуля за 3 битвы, война формально продолжается, но сценарий переходит к празднику</w:t>
+      </w:r>
+    </w:p>
+    <w:p>
+      <w:pPr>
+        <w:numPr>
+          <w:ilvl w:val="0"/>
+          <w:numId w:val="9"/>
+        </w:numPr>
+        <w:rPr>
+          <w:rFonts w:ascii="Times New Roman" w:hAnsi="Times New Roman" w:cs="Times New Roman"/>
+        </w:rPr>
+      </w:pPr>
+      <w:r>
+        <w:rPr>
+          <w:rFonts w:ascii="Times New Roman" w:hAnsi="Times New Roman" w:cs="Times New Roman"/>
+        </w:rPr>
+        <w:t xml:space="preserve">Если после окончания войны будет предпринята попытка провести еще одно сражение, программа выбросит и поймает непроверяемое исключение WarEnded </w:t>
+      </w:r>
+    </w:p>
+    <w:p>
+      <w:pPr>
+        <w:pStyle w:val="2"/>
+        <w:rPr>
+          <w:rFonts w:ascii="Times New Roman" w:hAnsi="Times New Roman" w:cs="Times New Roman"/>
+          <w:color w:val="auto"/>
+        </w:rPr>
+      </w:pPr>
+      <w:bookmarkStart w:id="6" w:name="_Toc244455559"/>
+      <w:r>
+        <w:rPr>
+          <w:rFonts w:ascii="Times New Roman" w:hAnsi="Times New Roman" w:cs="Times New Roman"/>
+          <w:color w:val="auto"/>
+        </w:rPr>
+        <w:t>Праздник</w:t>
+      </w:r>
+      <w:bookmarkEnd w:id="6"/>
+    </w:p>
+    <w:p>
+      <w:pPr>
+        <w:numPr>
+          <w:ilvl w:val="0"/>
+          <w:numId w:val="10"/>
+        </w:numPr>
+        <w:rPr>
+          <w:rFonts w:ascii="Times New Roman" w:hAnsi="Times New Roman" w:cs="Times New Roman"/>
+        </w:rPr>
+      </w:pPr>
+      <w:r>
+        <w:rPr>
+          <w:rFonts w:ascii="Times New Roman" w:hAnsi="Times New Roman" w:cs="Times New Roman"/>
+        </w:rPr>
+        <w:t xml:space="preserve">Повар </w:t>
+      </w:r>
+      <w:r>
+        <w:rPr>
+          <w:rFonts w:ascii="Times New Roman" w:hAnsi="Times New Roman" w:cs="Times New Roman"/>
+        </w:rPr>
+        <w:t>подает на стол блюдо</w:t>
+      </w:r>
+    </w:p>
+    <w:p>
+      <w:pPr>
+        <w:numPr>
+          <w:ilvl w:val="0"/>
+          <w:numId w:val="10"/>
+        </w:numPr>
+        <w:rPr>
+          <w:rFonts w:ascii="Times New Roman" w:hAnsi="Times New Roman" w:cs="Times New Roman"/>
+        </w:rPr>
+      </w:pPr>
+      <w:r>
+        <w:rPr>
+          <w:rFonts w:ascii="Times New Roman" w:hAnsi="Times New Roman" w:cs="Times New Roman"/>
+        </w:rPr>
+        <w:t xml:space="preserve">Создается анонимный класс Person (Иностранный гость), который удивляется чести, оказанной </w:t>
+      </w:r>
+      <w:r>
+        <w:rPr>
+          <w:rFonts w:ascii="Times New Roman" w:hAnsi="Times New Roman" w:cs="Times New Roman"/>
+        </w:rPr>
+        <w:t>блюду</w:t>
+      </w:r>
+    </w:p>
+    <w:p>
+      <w:pPr>
+        <w:numPr>
+          <w:ilvl w:val="0"/>
+          <w:numId w:val="10"/>
+        </w:numPr>
+        <w:rPr>
+          <w:rFonts w:ascii="Times New Roman" w:hAnsi="Times New Roman" w:cs="Times New Roman"/>
+        </w:rPr>
+      </w:pPr>
+      <w:r>
+        <w:rPr>
+          <w:rFonts w:ascii="Times New Roman" w:hAnsi="Times New Roman" w:cs="Times New Roman"/>
+        </w:rPr>
+        <w:t>Герцог также реагирует на событие</w:t>
+      </w:r>
+    </w:p>
+    <w:p>
+      <w:pPr>
+        <w:rPr>
+          <w:rFonts w:ascii="Times New Roman" w:hAnsi="Times New Roman" w:cs="Times New Roman"/>
+        </w:rPr>
+      </w:pPr>
+    </w:p>
+    <w:p>
+      <w:pPr>
+        <w:rPr>
+          <w:rFonts w:ascii="Times New Roman" w:eastAsiaTheme="majorEastAsia" w:hAnsi="Times New Roman" w:cs="Times New Roman"/>
+          <w:sz w:val="40"/>
+          <w:szCs w:val="40"/>
+        </w:rPr>
+      </w:pPr>
+      <w:r>
+        <w:rPr>
+          <w:rFonts w:ascii="Times New Roman" w:hAnsi="Times New Roman" w:cs="Times New Roman"/>
+        </w:rPr>
+        <w:br w:type="page"/>
+      </w:r>
+    </w:p>
+    <w:p>
+      <w:pPr>
+        <w:pStyle w:val="1"/>
+        <w:rPr>
+          <w:rFonts w:ascii="Times New Roman" w:hAnsi="Times New Roman" w:cs="Times New Roman"/>
+          <w:color w:val="auto"/>
+        </w:rPr>
+      </w:pPr>
+      <w:bookmarkStart w:id="7" w:name="_Toc244455560"/>
+      <w:r>
+        <w:rPr>
+          <w:rFonts w:ascii="Times New Roman" w:hAnsi="Times New Roman" w:cs="Times New Roman"/>
+          <w:color w:val="auto"/>
+        </w:rPr>
+        <w:lastRenderedPageBreak/>
+        <w:t>Диаграмма классов</w:t>
+      </w:r>
+      <w:bookmarkEnd w:id="7"/>
+    </w:p>
+    <w:p>
+      <w:pPr>
+        <w:rPr>
+          <w:rFonts w:ascii="Times New Roman" w:hAnsi="Times New Roman" w:cs="Times New Roman"/>
+        </w:rPr>
+      </w:pPr>
+      <w:r>
+        <w:rPr>
+          <w:rFonts w:ascii="Times New Roman" w:hAnsi="Times New Roman" w:cs="Times New Roman"/>
+        </w:rPr>
+        <w:drawing>
+          <wp:inline distT="0" distB="0" distL="0" distR="0" wp14:anchorId="1D6145E1" wp14:editId="7142FEB8">
+            <wp:extent cx="5940425" cy="4303395"/>
+            <wp:effectExtent l="0" t="0" r="3175" b="1905"/>
+            <wp:docPr id="1154965681" name="Рисунок 1"/>
+            <wp:cNvGraphicFramePr>
+              <a:graphicFrameLocks xmlns:a="http://schemas.openxmlformats.org/drawingml/2006/main" noChangeAspect="1"/>
+            </wp:cNvGraphicFramePr>
+            <a:graphic xmlns:a="http://schemas.openxmlformats.org/drawingml/2006/main">
+              <a:graphicData uri="http://schemas.openxmlformats.org/drawingml/2006/picture">
+                <pic:pic xmlns:pic="http://schemas.openxmlformats.org/drawingml/2006/picture">
+                  <pic:nvPicPr>
+                    <pic:cNvPr id="1154965681" name=""/>
                     <pic:cNvPicPr/>
                   </pic:nvPicPr>
                   <pic:blipFill>
@@ -1653,7 +3818,7 @@
                   <pic:spPr>
                     <a:xfrm>
                       <a:off x="0" y="0"/>
-                      <a:ext cx="5940425" cy="5080635"/>
+                      <a:ext cx="5940425" cy="4303395"/>
                     </a:xfrm>
                     <a:prstGeom prst="rect">
                       <a:avLst/>
@@ -1670,34 +3835,23 @@
       <w:pPr>
         <w:rPr>
           <w:rFonts w:ascii="Times New Roman" w:hAnsi="Times New Roman" w:cs="Times New Roman"/>
-          <w:color w:val="000000" w:themeColor="text1"/>
-        </w:rPr>
-      </w:pPr>
-      <w:r>
-        <w:rPr>
-          <w:rFonts w:ascii="Times New Roman" w:hAnsi="Times New Roman" w:cs="Times New Roman"/>
-          <w:color w:val="000000" w:themeColor="text1"/>
+        </w:rPr>
+      </w:pPr>
+      <w:r>
+        <w:rPr>
+          <w:rFonts w:ascii="Times New Roman" w:hAnsi="Times New Roman" w:cs="Times New Roman"/>
         </w:rPr>
         <w:fldChar w:fldCharType="begin"/>
       </w:r>
       <w:r>
         <w:rPr>
           <w:rFonts w:ascii="Times New Roman" w:hAnsi="Times New Roman" w:cs="Times New Roman"/>
-          <w:color w:val="000000" w:themeColor="text1"/>
-        </w:rPr>
-        <w:instrText>HYPERLINK "</w:instrText>
-      </w:r>
-      <w:r>
-        <w:rPr>
-          <w:rFonts w:ascii="Times New Roman" w:hAnsi="Times New Roman" w:cs="Times New Roman"/>
-          <w:color w:val="000000" w:themeColor="text1"/>
-        </w:rPr>
-        <w:instrText>https://github.com/124476/itmo/blob/master/programming/lab3/</w:instrText>
-      </w:r>
-      <w:r>
-        <w:rPr>
-          <w:rFonts w:ascii="Times New Roman" w:hAnsi="Times New Roman" w:cs="Times New Roman"/>
-          <w:color w:val="000000" w:themeColor="text1"/>
+        </w:rPr>
+        <w:instrText>HYPERLINK "https://github.com/124476/itmo/blob/master/programming/lab3/</w:instrText>
+      </w:r>
+      <w:r>
+        <w:rPr>
+          <w:rFonts w:ascii="Times New Roman" w:hAnsi="Times New Roman" w:cs="Times New Roman"/>
           <w:lang w:val="en-US"/>
         </w:rPr>
         <w:instrText>docs</w:instrText>
@@ -1705,14 +3859,12 @@
       <w:r>
         <w:rPr>
           <w:rFonts w:ascii="Times New Roman" w:hAnsi="Times New Roman" w:cs="Times New Roman"/>
-          <w:color w:val="000000" w:themeColor="text1"/>
         </w:rPr>
         <w:instrText>/</w:instrText>
       </w:r>
       <w:r>
         <w:rPr>
           <w:rFonts w:ascii="Times New Roman" w:hAnsi="Times New Roman" w:cs="Times New Roman"/>
-          <w:color w:val="000000" w:themeColor="text1"/>
           <w:lang w:val="en-US"/>
         </w:rPr>
         <w:instrText>class</w:instrText>
@@ -1720,14 +3872,12 @@
       <w:r>
         <w:rPr>
           <w:rFonts w:ascii="Times New Roman" w:hAnsi="Times New Roman" w:cs="Times New Roman"/>
-          <w:color w:val="000000" w:themeColor="text1"/>
         </w:rPr>
         <w:instrText>_</w:instrText>
       </w:r>
       <w:r>
         <w:rPr>
           <w:rFonts w:ascii="Times New Roman" w:hAnsi="Times New Roman" w:cs="Times New Roman"/>
-          <w:color w:val="000000" w:themeColor="text1"/>
           <w:lang w:val="en-US"/>
         </w:rPr>
         <w:instrText>diagram</w:instrText>
@@ -1735,14 +3885,12 @@
       <w:r>
         <w:rPr>
           <w:rFonts w:ascii="Times New Roman" w:hAnsi="Times New Roman" w:cs="Times New Roman"/>
-          <w:color w:val="000000" w:themeColor="text1"/>
         </w:rPr>
         <w:instrText>.</w:instrText>
       </w:r>
       <w:r>
         <w:rPr>
           <w:rFonts w:ascii="Times New Roman" w:hAnsi="Times New Roman" w:cs="Times New Roman"/>
-          <w:color w:val="000000" w:themeColor="text1"/>
           <w:lang w:val="en-US"/>
         </w:rPr>
         <w:instrText>drawio</w:instrText>
@@ -1750,14 +3898,12 @@
       <w:r>
         <w:rPr>
           <w:rFonts w:ascii="Times New Roman" w:hAnsi="Times New Roman" w:cs="Times New Roman"/>
-          <w:color w:val="000000" w:themeColor="text1"/>
         </w:rPr>
         <w:instrText>.</w:instrText>
       </w:r>
       <w:r>
         <w:rPr>
           <w:rFonts w:ascii="Times New Roman" w:hAnsi="Times New Roman" w:cs="Times New Roman"/>
-          <w:color w:val="000000" w:themeColor="text1"/>
           <w:lang w:val="en-US"/>
         </w:rPr>
         <w:instrText>pdf</w:instrText>
@@ -1768,19 +3914,23 @@
         <w:rPr>
           <w:rStyle w:val="ac"/>
           <w:rFonts w:ascii="Times New Roman" w:hAnsi="Times New Roman" w:cs="Times New Roman"/>
-        </w:rPr>
-      </w:pPr>
-      <w:r>
-        <w:rPr>
-          <w:rFonts w:ascii="Times New Roman" w:hAnsi="Times New Roman" w:cs="Times New Roman"/>
-          <w:color w:val="000000" w:themeColor="text1"/>
+          <w:color w:val="auto"/>
+        </w:rPr>
+      </w:pPr>
+      <w:r>
+        <w:rPr>
+          <w:rFonts w:ascii="Times New Roman" w:hAnsi="Times New Roman" w:cs="Times New Roman"/>
         </w:rPr>
         <w:instrText>"</w:instrText>
       </w:r>
       <w:r>
         <w:rPr>
           <w:rFonts w:ascii="Times New Roman" w:hAnsi="Times New Roman" w:cs="Times New Roman"/>
-          <w:color w:val="000000" w:themeColor="text1"/>
+        </w:rPr>
+      </w:r>
+      <w:r>
+        <w:rPr>
+          <w:rFonts w:ascii="Times New Roman" w:hAnsi="Times New Roman" w:cs="Times New Roman"/>
         </w:rPr>
         <w:fldChar w:fldCharType="separate"/>
       </w:r>
@@ -1788,65 +3938,75 @@
         <w:rPr>
           <w:rStyle w:val="ac"/>
           <w:rFonts w:ascii="Times New Roman" w:hAnsi="Times New Roman" w:cs="Times New Roman"/>
-        </w:rPr>
-        <w:t>https://github.com/124476/itmo/blob/master/program</w:t>
+          <w:color w:val="auto"/>
+        </w:rPr>
+        <w:t>https://github.com/124476/itmo/blob/master/programming/lab3/</w:t>
       </w:r>
       <w:r>
         <w:rPr>
           <w:rStyle w:val="ac"/>
           <w:rFonts w:ascii="Times New Roman" w:hAnsi="Times New Roman" w:cs="Times New Roman"/>
-        </w:rPr>
-        <w:t>m</w:t>
+          <w:color w:val="auto"/>
+          <w:lang w:val="en-US"/>
+        </w:rPr>
+        <w:t>docs</w:t>
       </w:r>
       <w:r>
         <w:rPr>
           <w:rStyle w:val="ac"/>
           <w:rFonts w:ascii="Times New Roman" w:hAnsi="Times New Roman" w:cs="Times New Roman"/>
-        </w:rPr>
-        <w:t>ing/lab3/</w:t>
+          <w:color w:val="auto"/>
+        </w:rPr>
+        <w:t>/</w:t>
       </w:r>
       <w:r>
         <w:rPr>
           <w:rStyle w:val="ac"/>
           <w:rFonts w:ascii="Times New Roman" w:hAnsi="Times New Roman" w:cs="Times New Roman"/>
+          <w:color w:val="auto"/>
           <w:lang w:val="en-US"/>
         </w:rPr>
-        <w:t>docs</w:t>
+        <w:t>class</w:t>
       </w:r>
       <w:r>
         <w:rPr>
           <w:rStyle w:val="ac"/>
           <w:rFonts w:ascii="Times New Roman" w:hAnsi="Times New Roman" w:cs="Times New Roman"/>
-        </w:rPr>
-        <w:t>/</w:t>
+          <w:color w:val="auto"/>
+        </w:rPr>
+        <w:t>_</w:t>
       </w:r>
       <w:r>
         <w:rPr>
           <w:rStyle w:val="ac"/>
           <w:rFonts w:ascii="Times New Roman" w:hAnsi="Times New Roman" w:cs="Times New Roman"/>
+          <w:color w:val="auto"/>
           <w:lang w:val="en-US"/>
         </w:rPr>
-        <w:t>class</w:t>
+        <w:t>diagram</w:t>
       </w:r>
       <w:r>
         <w:rPr>
           <w:rStyle w:val="ac"/>
           <w:rFonts w:ascii="Times New Roman" w:hAnsi="Times New Roman" w:cs="Times New Roman"/>
-        </w:rPr>
-        <w:t>_</w:t>
+          <w:color w:val="auto"/>
+        </w:rPr>
+        <w:t>.</w:t>
       </w:r>
       <w:r>
         <w:rPr>
           <w:rStyle w:val="ac"/>
           <w:rFonts w:ascii="Times New Roman" w:hAnsi="Times New Roman" w:cs="Times New Roman"/>
+          <w:color w:val="auto"/>
           <w:lang w:val="en-US"/>
         </w:rPr>
-        <w:t>diagram</w:t>
+        <w:t>drawio</w:t>
       </w:r>
       <w:r>
         <w:rPr>
           <w:rStyle w:val="ac"/>
           <w:rFonts w:ascii="Times New Roman" w:hAnsi="Times New Roman" w:cs="Times New Roman"/>
+          <w:color w:val="auto"/>
         </w:rPr>
         <w:t>.</w:t>
       </w:r>
@@ -1854,23 +4014,9 @@
         <w:rPr>
           <w:rStyle w:val="ac"/>
           <w:rFonts w:ascii="Times New Roman" w:hAnsi="Times New Roman" w:cs="Times New Roman"/>
+          <w:color w:val="auto"/>
           <w:lang w:val="en-US"/>
         </w:rPr>
-        <w:t>drawio</w:t>
-      </w:r>
-      <w:r>
-        <w:rPr>
-          <w:rStyle w:val="ac"/>
-          <w:rFonts w:ascii="Times New Roman" w:hAnsi="Times New Roman" w:cs="Times New Roman"/>
-        </w:rPr>
-        <w:t>.</w:t>
-      </w:r>
-      <w:r>
-        <w:rPr>
-          <w:rStyle w:val="ac"/>
-          <w:rFonts w:ascii="Times New Roman" w:hAnsi="Times New Roman" w:cs="Times New Roman"/>
-          <w:lang w:val="en-US"/>
-        </w:rPr>
         <w:t>pdf</w:t>
       </w:r>
     </w:p>
@@ -1878,13 +4024,11 @@
       <w:pPr>
         <w:rPr>
           <w:rFonts w:ascii="Times New Roman" w:hAnsi="Times New Roman" w:cs="Times New Roman"/>
-          <w:color w:val="000000" w:themeColor="text1"/>
-        </w:rPr>
-      </w:pPr>
-      <w:r>
-        <w:rPr>
-          <w:rFonts w:ascii="Times New Roman" w:hAnsi="Times New Roman" w:cs="Times New Roman"/>
-          <w:color w:val="000000" w:themeColor="text1"/>
+        </w:rPr>
+      </w:pPr>
+      <w:r>
+        <w:rPr>
+          <w:rFonts w:ascii="Times New Roman" w:hAnsi="Times New Roman" w:cs="Times New Roman"/>
         </w:rPr>
         <w:fldChar w:fldCharType="end"/>
       </w:r>
@@ -1893,7 +4037,6 @@
       <w:pPr>
         <w:rPr>
           <w:rFonts w:ascii="Times New Roman" w:eastAsiaTheme="majorEastAsia" w:hAnsi="Times New Roman" w:cs="Times New Roman"/>
-          <w:color w:val="000000" w:themeColor="text1"/>
           <w:sz w:val="40"/>
           <w:szCs w:val="40"/>
         </w:rPr>
@@ -1901,7 +4044,6 @@
       <w:r>
         <w:rPr>
           <w:rFonts w:ascii="Times New Roman" w:hAnsi="Times New Roman" w:cs="Times New Roman"/>
-          <w:color w:val="000000" w:themeColor="text1"/>
         </w:rPr>
         <w:br w:type="page"/>
       </w:r>
@@ -2141,6 +4283,119 @@
     </w:lvl>
   </w:abstractNum>
   <w:abstractNum w:abstractNumId="1" w15:restartNumberingAfterBreak="0">
+    <w:nsid w:val="256139E7"/>
+    <w:multiLevelType w:val="hybridMultilevel"/>
+    <w:tmpl w:val="F6DA969E"/>
+    <w:lvl w:ilvl="0" w:tplc="09740DFC">
+      <w:start w:val="1"/>
+      <w:numFmt w:val="bullet"/>
+      <w:lvlText w:val="-"/>
+      <w:lvlJc w:val="left"/>
+      <w:pPr>
+        <w:ind w:left="720" w:hanging="360"/>
+      </w:pPr>
+      <w:rPr>
+        <w:rFonts w:ascii="Times New Roman" w:eastAsiaTheme="minorHAnsi" w:hAnsi="Times New Roman" w:cs="Times New Roman" w:hint="default"/>
+      </w:rPr>
+    </w:lvl>
+    <w:lvl w:ilvl="1" w:tplc="04190003" w:tentative="1">
+      <w:start w:val="1"/>
+      <w:numFmt w:val="bullet"/>
+      <w:lvlText w:val="o"/>
+      <w:lvlJc w:val="left"/>
+      <w:pPr>
+        <w:ind w:left="1440" w:hanging="360"/>
+      </w:pPr>
+      <w:rPr>
+        <w:rFonts w:ascii="Courier New" w:hAnsi="Courier New" w:cs="Courier New" w:hint="default"/>
+      </w:rPr>
+    </w:lvl>
+    <w:lvl w:ilvl="2" w:tplc="04190005" w:tentative="1">
+      <w:start w:val="1"/>
+      <w:numFmt w:val="bullet"/>
+      <w:lvlText w:val=""/>
+      <w:lvlJc w:val="left"/>
+      <w:pPr>
+        <w:ind w:left="2160" w:hanging="360"/>
+      </w:pPr>
+      <w:rPr>
+        <w:rFonts w:ascii="Wingdings" w:hAnsi="Wingdings" w:hint="default"/>
+      </w:rPr>
+    </w:lvl>
+    <w:lvl w:ilvl="3" w:tplc="04190001" w:tentative="1">
+      <w:start w:val="1"/>
+      <w:numFmt w:val="bullet"/>
+      <w:lvlText w:val=""/>
+      <w:lvlJc w:val="left"/>
+      <w:pPr>
+        <w:ind w:left="2880" w:hanging="360"/>
+      </w:pPr>
+      <w:rPr>
+        <w:rFonts w:ascii="Symbol" w:hAnsi="Symbol" w:hint="default"/>
+      </w:rPr>
+    </w:lvl>
+    <w:lvl w:ilvl="4" w:tplc="04190003" w:tentative="1">
+      <w:start w:val="1"/>
+      <w:numFmt w:val="bullet"/>
+      <w:lvlText w:val="o"/>
+      <w:lvlJc w:val="left"/>
+      <w:pPr>
+        <w:ind w:left="3600" w:hanging="360"/>
+      </w:pPr>
+      <w:rPr>
+        <w:rFonts w:ascii="Courier New" w:hAnsi="Courier New" w:cs="Courier New" w:hint="default"/>
+      </w:rPr>
+    </w:lvl>
+    <w:lvl w:ilvl="5" w:tplc="04190005" w:tentative="1">
+      <w:start w:val="1"/>
+      <w:numFmt w:val="bullet"/>
+      <w:lvlText w:val=""/>
+      <w:lvlJc w:val="left"/>
+      <w:pPr>
+        <w:ind w:left="4320" w:hanging="360"/>
+      </w:pPr>
+      <w:rPr>
+        <w:rFonts w:ascii="Wingdings" w:hAnsi="Wingdings" w:hint="default"/>
+      </w:rPr>
+    </w:lvl>
+    <w:lvl w:ilvl="6" w:tplc="04190001" w:tentative="1">
+      <w:start w:val="1"/>
+      <w:numFmt w:val="bullet"/>
+      <w:lvlText w:val=""/>
+      <w:lvlJc w:val="left"/>
+      <w:pPr>
+        <w:ind w:left="5040" w:hanging="360"/>
+      </w:pPr>
+      <w:rPr>
+        <w:rFonts w:ascii="Symbol" w:hAnsi="Symbol" w:hint="default"/>
+      </w:rPr>
+    </w:lvl>
+    <w:lvl w:ilvl="7" w:tplc="04190003" w:tentative="1">
+      <w:start w:val="1"/>
+      <w:numFmt w:val="bullet"/>
+      <w:lvlText w:val="o"/>
+      <w:lvlJc w:val="left"/>
+      <w:pPr>
+        <w:ind w:left="5760" w:hanging="360"/>
+      </w:pPr>
+      <w:rPr>
+        <w:rFonts w:ascii="Courier New" w:hAnsi="Courier New" w:cs="Courier New" w:hint="default"/>
+      </w:rPr>
+    </w:lvl>
+    <w:lvl w:ilvl="8" w:tplc="04190005" w:tentative="1">
+      <w:start w:val="1"/>
+      <w:numFmt w:val="bullet"/>
+      <w:lvlText w:val=""/>
+      <w:lvlJc w:val="left"/>
+      <w:pPr>
+        <w:ind w:left="6480" w:hanging="360"/>
+      </w:pPr>
+      <w:rPr>
+        <w:rFonts w:ascii="Wingdings" w:hAnsi="Wingdings" w:hint="default"/>
+      </w:rPr>
+    </w:lvl>
+  </w:abstractNum>
+  <w:abstractNum w:abstractNumId="2" w15:restartNumberingAfterBreak="0">
     <w:nsid w:val="26F11E82"/>
     <w:multiLevelType w:val="hybridMultilevel"/>
     <w:tmpl w:val="21F4FA1E"/>
@@ -2229,7 +4484,579 @@
       </w:pPr>
     </w:lvl>
   </w:abstractNum>
-  <w:abstractNum w:abstractNumId="2" w15:restartNumberingAfterBreak="0">
+  <w:abstractNum w:abstractNumId="3" w15:restartNumberingAfterBreak="0">
+    <w:nsid w:val="302C4132"/>
+    <w:multiLevelType w:val="hybridMultilevel"/>
+    <w:tmpl w:val="A0B8605A"/>
+    <w:lvl w:ilvl="0" w:tplc="C170798E">
+      <w:numFmt w:val="bullet"/>
+      <w:lvlText w:val="-"/>
+      <w:lvlJc w:val="left"/>
+      <w:pPr>
+        <w:ind w:left="720" w:hanging="360"/>
+      </w:pPr>
+      <w:rPr>
+        <w:rFonts w:ascii="Aptos" w:eastAsiaTheme="minorHAnsi" w:hAnsi="Aptos" w:cstheme="minorBidi" w:hint="default"/>
+      </w:rPr>
+    </w:lvl>
+    <w:lvl w:ilvl="1" w:tplc="04190003" w:tentative="1">
+      <w:start w:val="1"/>
+      <w:numFmt w:val="bullet"/>
+      <w:lvlText w:val="o"/>
+      <w:lvlJc w:val="left"/>
+      <w:pPr>
+        <w:ind w:left="1440" w:hanging="360"/>
+      </w:pPr>
+      <w:rPr>
+        <w:rFonts w:ascii="Courier New" w:hAnsi="Courier New" w:cs="Courier New" w:hint="default"/>
+      </w:rPr>
+    </w:lvl>
+    <w:lvl w:ilvl="2" w:tplc="04190005" w:tentative="1">
+      <w:start w:val="1"/>
+      <w:numFmt w:val="bullet"/>
+      <w:lvlText w:val=""/>
+      <w:lvlJc w:val="left"/>
+      <w:pPr>
+        <w:ind w:left="2160" w:hanging="360"/>
+      </w:pPr>
+      <w:rPr>
+        <w:rFonts w:ascii="Wingdings" w:hAnsi="Wingdings" w:hint="default"/>
+      </w:rPr>
+    </w:lvl>
+    <w:lvl w:ilvl="3" w:tplc="04190001" w:tentative="1">
+      <w:start w:val="1"/>
+      <w:numFmt w:val="bullet"/>
+      <w:lvlText w:val=""/>
+      <w:lvlJc w:val="left"/>
+      <w:pPr>
+        <w:ind w:left="2880" w:hanging="360"/>
+      </w:pPr>
+      <w:rPr>
+        <w:rFonts w:ascii="Symbol" w:hAnsi="Symbol" w:hint="default"/>
+      </w:rPr>
+    </w:lvl>
+    <w:lvl w:ilvl="4" w:tplc="04190003" w:tentative="1">
+      <w:start w:val="1"/>
+      <w:numFmt w:val="bullet"/>
+      <w:lvlText w:val="o"/>
+      <w:lvlJc w:val="left"/>
+      <w:pPr>
+        <w:ind w:left="3600" w:hanging="360"/>
+      </w:pPr>
+      <w:rPr>
+        <w:rFonts w:ascii="Courier New" w:hAnsi="Courier New" w:cs="Courier New" w:hint="default"/>
+      </w:rPr>
+    </w:lvl>
+    <w:lvl w:ilvl="5" w:tplc="04190005" w:tentative="1">
+      <w:start w:val="1"/>
+      <w:numFmt w:val="bullet"/>
+      <w:lvlText w:val=""/>
+      <w:lvlJc w:val="left"/>
+      <w:pPr>
+        <w:ind w:left="4320" w:hanging="360"/>
+      </w:pPr>
+      <w:rPr>
+        <w:rFonts w:ascii="Wingdings" w:hAnsi="Wingdings" w:hint="default"/>
+      </w:rPr>
+    </w:lvl>
+    <w:lvl w:ilvl="6" w:tplc="04190001" w:tentative="1">
+      <w:start w:val="1"/>
+      <w:numFmt w:val="bullet"/>
+      <w:lvlText w:val=""/>
+      <w:lvlJc w:val="left"/>
+      <w:pPr>
+        <w:ind w:left="5040" w:hanging="360"/>
+      </w:pPr>
+      <w:rPr>
+        <w:rFonts w:ascii="Symbol" w:hAnsi="Symbol" w:hint="default"/>
+      </w:rPr>
+    </w:lvl>
+    <w:lvl w:ilvl="7" w:tplc="04190003" w:tentative="1">
+      <w:start w:val="1"/>
+      <w:numFmt w:val="bullet"/>
+      <w:lvlText w:val="o"/>
+      <w:lvlJc w:val="left"/>
+      <w:pPr>
+        <w:ind w:left="5760" w:hanging="360"/>
+      </w:pPr>
+      <w:rPr>
+        <w:rFonts w:ascii="Courier New" w:hAnsi="Courier New" w:cs="Courier New" w:hint="default"/>
+      </w:rPr>
+    </w:lvl>
+    <w:lvl w:ilvl="8" w:tplc="04190005" w:tentative="1">
+      <w:start w:val="1"/>
+      <w:numFmt w:val="bullet"/>
+      <w:lvlText w:val=""/>
+      <w:lvlJc w:val="left"/>
+      <w:pPr>
+        <w:ind w:left="6480" w:hanging="360"/>
+      </w:pPr>
+      <w:rPr>
+        <w:rFonts w:ascii="Wingdings" w:hAnsi="Wingdings" w:hint="default"/>
+      </w:rPr>
+    </w:lvl>
+  </w:abstractNum>
+  <w:abstractNum w:abstractNumId="4" w15:restartNumberingAfterBreak="0">
+    <w:nsid w:val="4A420704"/>
+    <w:multiLevelType w:val="multilevel"/>
+    <w:tmpl w:val="92B47248"/>
+    <w:lvl w:ilvl="0">
+      <w:start w:val="1"/>
+      <w:numFmt w:val="decimal"/>
+      <w:lvlText w:val="%1."/>
+      <w:lvlJc w:val="left"/>
+      <w:pPr>
+        <w:tabs>
+          <w:tab w:val="num" w:pos="720"/>
+        </w:tabs>
+        <w:ind w:left="720" w:hanging="360"/>
+      </w:pPr>
+    </w:lvl>
+    <w:lvl w:ilvl="1">
+      <w:start w:val="1"/>
+      <w:numFmt w:val="bullet"/>
+      <w:lvlText w:val="o"/>
+      <w:lvlJc w:val="left"/>
+      <w:pPr>
+        <w:tabs>
+          <w:tab w:val="num" w:pos="1440"/>
+        </w:tabs>
+        <w:ind w:left="1440" w:hanging="360"/>
+      </w:pPr>
+      <w:rPr>
+        <w:rFonts w:ascii="Courier New" w:hAnsi="Courier New" w:hint="default"/>
+        <w:sz w:val="20"/>
+      </w:rPr>
+    </w:lvl>
+    <w:lvl w:ilvl="2" w:tentative="1">
+      <w:start w:val="1"/>
+      <w:numFmt w:val="decimal"/>
+      <w:lvlText w:val="%3."/>
+      <w:lvlJc w:val="left"/>
+      <w:pPr>
+        <w:tabs>
+          <w:tab w:val="num" w:pos="2160"/>
+        </w:tabs>
+        <w:ind w:left="2160" w:hanging="360"/>
+      </w:pPr>
+    </w:lvl>
+    <w:lvl w:ilvl="3" w:tentative="1">
+      <w:start w:val="1"/>
+      <w:numFmt w:val="decimal"/>
+      <w:lvlText w:val="%4."/>
+      <w:lvlJc w:val="left"/>
+      <w:pPr>
+        <w:tabs>
+          <w:tab w:val="num" w:pos="2880"/>
+        </w:tabs>
+        <w:ind w:left="2880" w:hanging="360"/>
+      </w:pPr>
+    </w:lvl>
+    <w:lvl w:ilvl="4" w:tentative="1">
+      <w:start w:val="1"/>
+      <w:numFmt w:val="decimal"/>
+      <w:lvlText w:val="%5."/>
+      <w:lvlJc w:val="left"/>
+      <w:pPr>
+        <w:tabs>
+          <w:tab w:val="num" w:pos="3600"/>
+        </w:tabs>
+        <w:ind w:left="3600" w:hanging="360"/>
+      </w:pPr>
+    </w:lvl>
+    <w:lvl w:ilvl="5" w:tentative="1">
+      <w:start w:val="1"/>
+      <w:numFmt w:val="decimal"/>
+      <w:lvlText w:val="%6."/>
+      <w:lvlJc w:val="left"/>
+      <w:pPr>
+        <w:tabs>
+          <w:tab w:val="num" w:pos="4320"/>
+        </w:tabs>
+        <w:ind w:left="4320" w:hanging="360"/>
+      </w:pPr>
+    </w:lvl>
+    <w:lvl w:ilvl="6" w:tentative="1">
+      <w:start w:val="1"/>
+      <w:numFmt w:val="decimal"/>
+      <w:lvlText w:val="%7."/>
+      <w:lvlJc w:val="left"/>
+      <w:pPr>
+        <w:tabs>
+          <w:tab w:val="num" w:pos="5040"/>
+        </w:tabs>
+        <w:ind w:left="5040" w:hanging="360"/>
+      </w:pPr>
+    </w:lvl>
+    <w:lvl w:ilvl="7" w:tentative="1">
+      <w:start w:val="1"/>
+      <w:numFmt w:val="decimal"/>
+      <w:lvlText w:val="%8."/>
+      <w:lvlJc w:val="left"/>
+      <w:pPr>
+        <w:tabs>
+          <w:tab w:val="num" w:pos="5760"/>
+        </w:tabs>
+        <w:ind w:left="5760" w:hanging="360"/>
+      </w:pPr>
+    </w:lvl>
+    <w:lvl w:ilvl="8" w:tentative="1">
+      <w:start w:val="1"/>
+      <w:numFmt w:val="decimal"/>
+      <w:lvlText w:val="%9."/>
+      <w:lvlJc w:val="left"/>
+      <w:pPr>
+        <w:tabs>
+          <w:tab w:val="num" w:pos="6480"/>
+        </w:tabs>
+        <w:ind w:left="6480" w:hanging="360"/>
+      </w:pPr>
+    </w:lvl>
+  </w:abstractNum>
+  <w:abstractNum w:abstractNumId="5" w15:restartNumberingAfterBreak="0">
+    <w:nsid w:val="54C83DE3"/>
+    <w:multiLevelType w:val="multilevel"/>
+    <w:tmpl w:val="02C49658"/>
+    <w:lvl w:ilvl="0">
+      <w:start w:val="1"/>
+      <w:numFmt w:val="decimal"/>
+      <w:lvlText w:val="%1."/>
+      <w:lvlJc w:val="left"/>
+      <w:pPr>
+        <w:tabs>
+          <w:tab w:val="num" w:pos="720"/>
+        </w:tabs>
+        <w:ind w:left="720" w:hanging="360"/>
+      </w:pPr>
+    </w:lvl>
+    <w:lvl w:ilvl="1">
+      <w:start w:val="1"/>
+      <w:numFmt w:val="bullet"/>
+      <w:lvlText w:val="o"/>
+      <w:lvlJc w:val="left"/>
+      <w:pPr>
+        <w:tabs>
+          <w:tab w:val="num" w:pos="1440"/>
+        </w:tabs>
+        <w:ind w:left="1440" w:hanging="360"/>
+      </w:pPr>
+      <w:rPr>
+        <w:rFonts w:ascii="Courier New" w:hAnsi="Courier New" w:hint="default"/>
+        <w:sz w:val="20"/>
+      </w:rPr>
+    </w:lvl>
+    <w:lvl w:ilvl="2" w:tentative="1">
+      <w:start w:val="1"/>
+      <w:numFmt w:val="decimal"/>
+      <w:lvlText w:val="%3."/>
+      <w:lvlJc w:val="left"/>
+      <w:pPr>
+        <w:tabs>
+          <w:tab w:val="num" w:pos="2160"/>
+        </w:tabs>
+        <w:ind w:left="2160" w:hanging="360"/>
+      </w:pPr>
+    </w:lvl>
+    <w:lvl w:ilvl="3" w:tentative="1">
+      <w:start w:val="1"/>
+      <w:numFmt w:val="decimal"/>
+      <w:lvlText w:val="%4."/>
+      <w:lvlJc w:val="left"/>
+      <w:pPr>
+        <w:tabs>
+          <w:tab w:val="num" w:pos="2880"/>
+        </w:tabs>
+        <w:ind w:left="2880" w:hanging="360"/>
+      </w:pPr>
+    </w:lvl>
+    <w:lvl w:ilvl="4" w:tentative="1">
+      <w:start w:val="1"/>
+      <w:numFmt w:val="decimal"/>
+      <w:lvlText w:val="%5."/>
+      <w:lvlJc w:val="left"/>
+      <w:pPr>
+        <w:tabs>
+          <w:tab w:val="num" w:pos="3600"/>
+        </w:tabs>
+        <w:ind w:left="3600" w:hanging="360"/>
+      </w:pPr>
+    </w:lvl>
+    <w:lvl w:ilvl="5" w:tentative="1">
+      <w:start w:val="1"/>
+      <w:numFmt w:val="decimal"/>
+      <w:lvlText w:val="%6."/>
+      <w:lvlJc w:val="left"/>
+      <w:pPr>
+        <w:tabs>
+          <w:tab w:val="num" w:pos="4320"/>
+        </w:tabs>
+        <w:ind w:left="4320" w:hanging="360"/>
+      </w:pPr>
+    </w:lvl>
+    <w:lvl w:ilvl="6" w:tentative="1">
+      <w:start w:val="1"/>
+      <w:numFmt w:val="decimal"/>
+      <w:lvlText w:val="%7."/>
+      <w:lvlJc w:val="left"/>
+      <w:pPr>
+        <w:tabs>
+          <w:tab w:val="num" w:pos="5040"/>
+        </w:tabs>
+        <w:ind w:left="5040" w:hanging="360"/>
+      </w:pPr>
+    </w:lvl>
+    <w:lvl w:ilvl="7" w:tentative="1">
+      <w:start w:val="1"/>
+      <w:numFmt w:val="decimal"/>
+      <w:lvlText w:val="%8."/>
+      <w:lvlJc w:val="left"/>
+      <w:pPr>
+        <w:tabs>
+          <w:tab w:val="num" w:pos="5760"/>
+        </w:tabs>
+        <w:ind w:left="5760" w:hanging="360"/>
+      </w:pPr>
+    </w:lvl>
+    <w:lvl w:ilvl="8" w:tentative="1">
+      <w:start w:val="1"/>
+      <w:numFmt w:val="decimal"/>
+      <w:lvlText w:val="%9."/>
+      <w:lvlJc w:val="left"/>
+      <w:pPr>
+        <w:tabs>
+          <w:tab w:val="num" w:pos="6480"/>
+        </w:tabs>
+        <w:ind w:left="6480" w:hanging="360"/>
+      </w:pPr>
+    </w:lvl>
+  </w:abstractNum>
+  <w:abstractNum w:abstractNumId="6" w15:restartNumberingAfterBreak="0">
+    <w:nsid w:val="55FE2778"/>
+    <w:multiLevelType w:val="multilevel"/>
+    <w:tmpl w:val="B7DE7188"/>
+    <w:lvl w:ilvl="0">
+      <w:start w:val="1"/>
+      <w:numFmt w:val="decimal"/>
+      <w:lvlText w:val="%1."/>
+      <w:lvlJc w:val="left"/>
+      <w:pPr>
+        <w:tabs>
+          <w:tab w:val="num" w:pos="720"/>
+        </w:tabs>
+        <w:ind w:left="720" w:hanging="360"/>
+      </w:pPr>
+    </w:lvl>
+    <w:lvl w:ilvl="1" w:tentative="1">
+      <w:start w:val="1"/>
+      <w:numFmt w:val="decimal"/>
+      <w:lvlText w:val="%2."/>
+      <w:lvlJc w:val="left"/>
+      <w:pPr>
+        <w:tabs>
+          <w:tab w:val="num" w:pos="1440"/>
+        </w:tabs>
+        <w:ind w:left="1440" w:hanging="360"/>
+      </w:pPr>
+    </w:lvl>
+    <w:lvl w:ilvl="2" w:tentative="1">
+      <w:start w:val="1"/>
+      <w:numFmt w:val="decimal"/>
+      <w:lvlText w:val="%3."/>
+      <w:lvlJc w:val="left"/>
+      <w:pPr>
+        <w:tabs>
+          <w:tab w:val="num" w:pos="2160"/>
+        </w:tabs>
+        <w:ind w:left="2160" w:hanging="360"/>
+      </w:pPr>
+    </w:lvl>
+    <w:lvl w:ilvl="3" w:tentative="1">
+      <w:start w:val="1"/>
+      <w:numFmt w:val="decimal"/>
+      <w:lvlText w:val="%4."/>
+      <w:lvlJc w:val="left"/>
+      <w:pPr>
+        <w:tabs>
+          <w:tab w:val="num" w:pos="2880"/>
+        </w:tabs>
+        <w:ind w:left="2880" w:hanging="360"/>
+      </w:pPr>
+    </w:lvl>
+    <w:lvl w:ilvl="4" w:tentative="1">
+      <w:start w:val="1"/>
+      <w:numFmt w:val="decimal"/>
+      <w:lvlText w:val="%5."/>
+      <w:lvlJc w:val="left"/>
+      <w:pPr>
+        <w:tabs>
+          <w:tab w:val="num" w:pos="3600"/>
+        </w:tabs>
+        <w:ind w:left="3600" w:hanging="360"/>
+      </w:pPr>
+    </w:lvl>
+    <w:lvl w:ilvl="5" w:tentative="1">
+      <w:start w:val="1"/>
+      <w:numFmt w:val="decimal"/>
+      <w:lvlText w:val="%6."/>
+      <w:lvlJc w:val="left"/>
+      <w:pPr>
+        <w:tabs>
+          <w:tab w:val="num" w:pos="4320"/>
+        </w:tabs>
+        <w:ind w:left="4320" w:hanging="360"/>
+      </w:pPr>
+    </w:lvl>
+    <w:lvl w:ilvl="6" w:tentative="1">
+      <w:start w:val="1"/>
+      <w:numFmt w:val="decimal"/>
+      <w:lvlText w:val="%7."/>
+      <w:lvlJc w:val="left"/>
+      <w:pPr>
+        <w:tabs>
+          <w:tab w:val="num" w:pos="5040"/>
+        </w:tabs>
+        <w:ind w:left="5040" w:hanging="360"/>
+      </w:pPr>
+    </w:lvl>
+    <w:lvl w:ilvl="7" w:tentative="1">
+      <w:start w:val="1"/>
+      <w:numFmt w:val="decimal"/>
+      <w:lvlText w:val="%8."/>
+      <w:lvlJc w:val="left"/>
+      <w:pPr>
+        <w:tabs>
+          <w:tab w:val="num" w:pos="5760"/>
+        </w:tabs>
+        <w:ind w:left="5760" w:hanging="360"/>
+      </w:pPr>
+    </w:lvl>
+    <w:lvl w:ilvl="8" w:tentative="1">
+      <w:start w:val="1"/>
+      <w:numFmt w:val="decimal"/>
+      <w:lvlText w:val="%9."/>
+      <w:lvlJc w:val="left"/>
+      <w:pPr>
+        <w:tabs>
+          <w:tab w:val="num" w:pos="6480"/>
+        </w:tabs>
+        <w:ind w:left="6480" w:hanging="360"/>
+      </w:pPr>
+    </w:lvl>
+  </w:abstractNum>
+  <w:abstractNum w:abstractNumId="7" w15:restartNumberingAfterBreak="0">
+    <w:nsid w:val="63C54F30"/>
+    <w:multiLevelType w:val="hybridMultilevel"/>
+    <w:tmpl w:val="4C6896CE"/>
+    <w:lvl w:ilvl="0" w:tplc="09740DFC">
+      <w:start w:val="1"/>
+      <w:numFmt w:val="bullet"/>
+      <w:lvlText w:val="-"/>
+      <w:lvlJc w:val="left"/>
+      <w:pPr>
+        <w:ind w:left="720" w:hanging="360"/>
+      </w:pPr>
+      <w:rPr>
+        <w:rFonts w:ascii="Times New Roman" w:eastAsiaTheme="minorHAnsi" w:hAnsi="Times New Roman" w:cs="Times New Roman" w:hint="default"/>
+      </w:rPr>
+    </w:lvl>
+    <w:lvl w:ilvl="1" w:tplc="04190003" w:tentative="1">
+      <w:start w:val="1"/>
+      <w:numFmt w:val="bullet"/>
+      <w:lvlText w:val="o"/>
+      <w:lvlJc w:val="left"/>
+      <w:pPr>
+        <w:ind w:left="1440" w:hanging="360"/>
+      </w:pPr>
+      <w:rPr>
+        <w:rFonts w:ascii="Courier New" w:hAnsi="Courier New" w:cs="Courier New" w:hint="default"/>
+      </w:rPr>
+    </w:lvl>
+    <w:lvl w:ilvl="2" w:tplc="04190005" w:tentative="1">
+      <w:start w:val="1"/>
+      <w:numFmt w:val="bullet"/>
+      <w:lvlText w:val=""/>
+      <w:lvlJc w:val="left"/>
+      <w:pPr>
+        <w:ind w:left="2160" w:hanging="360"/>
+      </w:pPr>
+      <w:rPr>
+        <w:rFonts w:ascii="Wingdings" w:hAnsi="Wingdings" w:hint="default"/>
+      </w:rPr>
+    </w:lvl>
+    <w:lvl w:ilvl="3" w:tplc="04190001" w:tentative="1">
+      <w:start w:val="1"/>
+      <w:numFmt w:val="bullet"/>
+      <w:lvlText w:val=""/>
+      <w:lvlJc w:val="left"/>
+      <w:pPr>
+        <w:ind w:left="2880" w:hanging="360"/>
+      </w:pPr>
+      <w:rPr>
+        <w:rFonts w:ascii="Symbol" w:hAnsi="Symbol" w:hint="default"/>
+      </w:rPr>
+    </w:lvl>
+    <w:lvl w:ilvl="4" w:tplc="04190003" w:tentative="1">
+      <w:start w:val="1"/>
+      <w:numFmt w:val="bullet"/>
+      <w:lvlText w:val="o"/>
+      <w:lvlJc w:val="left"/>
+      <w:pPr>
+        <w:ind w:left="3600" w:hanging="360"/>
+      </w:pPr>
+      <w:rPr>
+        <w:rFonts w:ascii="Courier New" w:hAnsi="Courier New" w:cs="Courier New" w:hint="default"/>
+      </w:rPr>
+    </w:lvl>
+    <w:lvl w:ilvl="5" w:tplc="04190005" w:tentative="1">
+      <w:start w:val="1"/>
+      <w:numFmt w:val="bullet"/>
+      <w:lvlText w:val=""/>
+      <w:lvlJc w:val="left"/>
+      <w:pPr>
+        <w:ind w:left="4320" w:hanging="360"/>
+      </w:pPr>
+      <w:rPr>
+        <w:rFonts w:ascii="Wingdings" w:hAnsi="Wingdings" w:hint="default"/>
+      </w:rPr>
+    </w:lvl>
+    <w:lvl w:ilvl="6" w:tplc="04190001" w:tentative="1">
+      <w:start w:val="1"/>
+      <w:numFmt w:val="bullet"/>
+      <w:lvlText w:val=""/>
+      <w:lvlJc w:val="left"/>
+      <w:pPr>
+        <w:ind w:left="5040" w:hanging="360"/>
+      </w:pPr>
+      <w:rPr>
+        <w:rFonts w:ascii="Symbol" w:hAnsi="Symbol" w:hint="default"/>
+      </w:rPr>
+    </w:lvl>
+    <w:lvl w:ilvl="7" w:tplc="04190003" w:tentative="1">
+      <w:start w:val="1"/>
+      <w:numFmt w:val="bullet"/>
+      <w:lvlText w:val="o"/>
+      <w:lvlJc w:val="left"/>
+      <w:pPr>
+        <w:ind w:left="5760" w:hanging="360"/>
+      </w:pPr>
+      <w:rPr>
+        <w:rFonts w:ascii="Courier New" w:hAnsi="Courier New" w:cs="Courier New" w:hint="default"/>
+      </w:rPr>
+    </w:lvl>
+    <w:lvl w:ilvl="8" w:tplc="04190005" w:tentative="1">
+      <w:start w:val="1"/>
+      <w:numFmt w:val="bullet"/>
+      <w:lvlText w:val=""/>
+      <w:lvlJc w:val="left"/>
+      <w:pPr>
+        <w:ind w:left="6480" w:hanging="360"/>
+      </w:pPr>
+      <w:rPr>
+        <w:rFonts w:ascii="Wingdings" w:hAnsi="Wingdings" w:hint="default"/>
+      </w:rPr>
+    </w:lvl>
+  </w:abstractNum>
+  <w:abstractNum w:abstractNumId="8" w15:restartNumberingAfterBreak="0">
     <w:nsid w:val="63DA7832"/>
     <w:multiLevelType w:val="hybridMultilevel"/>
     <w:tmpl w:val="A9ACD52C"/>
@@ -2318,7 +5145,233 @@
       </w:pPr>
     </w:lvl>
   </w:abstractNum>
-  <w:abstractNum w:abstractNumId="3" w15:restartNumberingAfterBreak="0">
+  <w:abstractNum w:abstractNumId="9" w15:restartNumberingAfterBreak="0">
+    <w:nsid w:val="66FA5F08"/>
+    <w:multiLevelType w:val="hybridMultilevel"/>
+    <w:tmpl w:val="DD2EE342"/>
+    <w:lvl w:ilvl="0" w:tplc="09740DFC">
+      <w:start w:val="1"/>
+      <w:numFmt w:val="bullet"/>
+      <w:lvlText w:val="-"/>
+      <w:lvlJc w:val="left"/>
+      <w:pPr>
+        <w:ind w:left="720" w:hanging="360"/>
+      </w:pPr>
+      <w:rPr>
+        <w:rFonts w:ascii="Times New Roman" w:eastAsiaTheme="minorHAnsi" w:hAnsi="Times New Roman" w:cs="Times New Roman" w:hint="default"/>
+      </w:rPr>
+    </w:lvl>
+    <w:lvl w:ilvl="1" w:tplc="04190003" w:tentative="1">
+      <w:start w:val="1"/>
+      <w:numFmt w:val="bullet"/>
+      <w:lvlText w:val="o"/>
+      <w:lvlJc w:val="left"/>
+      <w:pPr>
+        <w:ind w:left="1440" w:hanging="360"/>
+      </w:pPr>
+      <w:rPr>
+        <w:rFonts w:ascii="Courier New" w:hAnsi="Courier New" w:cs="Courier New" w:hint="default"/>
+      </w:rPr>
+    </w:lvl>
+    <w:lvl w:ilvl="2" w:tplc="04190005" w:tentative="1">
+      <w:start w:val="1"/>
+      <w:numFmt w:val="bullet"/>
+      <w:lvlText w:val=""/>
+      <w:lvlJc w:val="left"/>
+      <w:pPr>
+        <w:ind w:left="2160" w:hanging="360"/>
+      </w:pPr>
+      <w:rPr>
+        <w:rFonts w:ascii="Wingdings" w:hAnsi="Wingdings" w:hint="default"/>
+      </w:rPr>
+    </w:lvl>
+    <w:lvl w:ilvl="3" w:tplc="04190001" w:tentative="1">
+      <w:start w:val="1"/>
+      <w:numFmt w:val="bullet"/>
+      <w:lvlText w:val=""/>
+      <w:lvlJc w:val="left"/>
+      <w:pPr>
+        <w:ind w:left="2880" w:hanging="360"/>
+      </w:pPr>
+      <w:rPr>
+        <w:rFonts w:ascii="Symbol" w:hAnsi="Symbol" w:hint="default"/>
+      </w:rPr>
+    </w:lvl>
+    <w:lvl w:ilvl="4" w:tplc="04190003" w:tentative="1">
+      <w:start w:val="1"/>
+      <w:numFmt w:val="bullet"/>
+      <w:lvlText w:val="o"/>
+      <w:lvlJc w:val="left"/>
+      <w:pPr>
+        <w:ind w:left="3600" w:hanging="360"/>
+      </w:pPr>
+      <w:rPr>
+        <w:rFonts w:ascii="Courier New" w:hAnsi="Courier New" w:cs="Courier New" w:hint="default"/>
+      </w:rPr>
+    </w:lvl>
+    <w:lvl w:ilvl="5" w:tplc="04190005" w:tentative="1">
+      <w:start w:val="1"/>
+      <w:numFmt w:val="bullet"/>
+      <w:lvlText w:val=""/>
+      <w:lvlJc w:val="left"/>
+      <w:pPr>
+        <w:ind w:left="4320" w:hanging="360"/>
+      </w:pPr>
+      <w:rPr>
+        <w:rFonts w:ascii="Wingdings" w:hAnsi="Wingdings" w:hint="default"/>
+      </w:rPr>
+    </w:lvl>
+    <w:lvl w:ilvl="6" w:tplc="04190001" w:tentative="1">
+      <w:start w:val="1"/>
+      <w:numFmt w:val="bullet"/>
+      <w:lvlText w:val=""/>
+      <w:lvlJc w:val="left"/>
+      <w:pPr>
+        <w:ind w:left="5040" w:hanging="360"/>
+      </w:pPr>
+      <w:rPr>
+        <w:rFonts w:ascii="Symbol" w:hAnsi="Symbol" w:hint="default"/>
+      </w:rPr>
+    </w:lvl>
+    <w:lvl w:ilvl="7" w:tplc="04190003" w:tentative="1">
+      <w:start w:val="1"/>
+      <w:numFmt w:val="bullet"/>
+      <w:lvlText w:val="o"/>
+      <w:lvlJc w:val="left"/>
+      <w:pPr>
+        <w:ind w:left="5760" w:hanging="360"/>
+      </w:pPr>
+      <w:rPr>
+        <w:rFonts w:ascii="Courier New" w:hAnsi="Courier New" w:cs="Courier New" w:hint="default"/>
+      </w:rPr>
+    </w:lvl>
+    <w:lvl w:ilvl="8" w:tplc="04190005" w:tentative="1">
+      <w:start w:val="1"/>
+      <w:numFmt w:val="bullet"/>
+      <w:lvlText w:val=""/>
+      <w:lvlJc w:val="left"/>
+      <w:pPr>
+        <w:ind w:left="6480" w:hanging="360"/>
+      </w:pPr>
+      <w:rPr>
+        <w:rFonts w:ascii="Wingdings" w:hAnsi="Wingdings" w:hint="default"/>
+      </w:rPr>
+    </w:lvl>
+  </w:abstractNum>
+  <w:abstractNum w:abstractNumId="10" w15:restartNumberingAfterBreak="0">
+    <w:nsid w:val="6DC85390"/>
+    <w:multiLevelType w:val="hybridMultilevel"/>
+    <w:tmpl w:val="C0B800BC"/>
+    <w:lvl w:ilvl="0" w:tplc="09740DFC">
+      <w:start w:val="1"/>
+      <w:numFmt w:val="bullet"/>
+      <w:lvlText w:val="-"/>
+      <w:lvlJc w:val="left"/>
+      <w:pPr>
+        <w:ind w:left="720" w:hanging="360"/>
+      </w:pPr>
+      <w:rPr>
+        <w:rFonts w:ascii="Times New Roman" w:eastAsiaTheme="minorHAnsi" w:hAnsi="Times New Roman" w:cs="Times New Roman" w:hint="default"/>
+      </w:rPr>
+    </w:lvl>
+    <w:lvl w:ilvl="1" w:tplc="04190003" w:tentative="1">
+      <w:start w:val="1"/>
+      <w:numFmt w:val="bullet"/>
+      <w:lvlText w:val="o"/>
+      <w:lvlJc w:val="left"/>
+      <w:pPr>
+        <w:ind w:left="1440" w:hanging="360"/>
+      </w:pPr>
+      <w:rPr>
+        <w:rFonts w:ascii="Courier New" w:hAnsi="Courier New" w:cs="Courier New" w:hint="default"/>
+      </w:rPr>
+    </w:lvl>
+    <w:lvl w:ilvl="2" w:tplc="04190005" w:tentative="1">
+      <w:start w:val="1"/>
+      <w:numFmt w:val="bullet"/>
+      <w:lvlText w:val=""/>
+      <w:lvlJc w:val="left"/>
+      <w:pPr>
+        <w:ind w:left="2160" w:hanging="360"/>
+      </w:pPr>
+      <w:rPr>
+        <w:rFonts w:ascii="Wingdings" w:hAnsi="Wingdings" w:hint="default"/>
+      </w:rPr>
+    </w:lvl>
+    <w:lvl w:ilvl="3" w:tplc="04190001" w:tentative="1">
+      <w:start w:val="1"/>
+      <w:numFmt w:val="bullet"/>
+      <w:lvlText w:val=""/>
+      <w:lvlJc w:val="left"/>
+      <w:pPr>
+        <w:ind w:left="2880" w:hanging="360"/>
+      </w:pPr>
+      <w:rPr>
+        <w:rFonts w:ascii="Symbol" w:hAnsi="Symbol" w:hint="default"/>
+      </w:rPr>
+    </w:lvl>
+    <w:lvl w:ilvl="4" w:tplc="04190003" w:tentative="1">
+      <w:start w:val="1"/>
+      <w:numFmt w:val="bullet"/>
+      <w:lvlText w:val="o"/>
+      <w:lvlJc w:val="left"/>
+      <w:pPr>
+        <w:ind w:left="3600" w:hanging="360"/>
+      </w:pPr>
+      <w:rPr>
+        <w:rFonts w:ascii="Courier New" w:hAnsi="Courier New" w:cs="Courier New" w:hint="default"/>
+      </w:rPr>
+    </w:lvl>
+    <w:lvl w:ilvl="5" w:tplc="04190005" w:tentative="1">
+      <w:start w:val="1"/>
+      <w:numFmt w:val="bullet"/>
+      <w:lvlText w:val=""/>
+      <w:lvlJc w:val="left"/>
+      <w:pPr>
+        <w:ind w:left="4320" w:hanging="360"/>
+      </w:pPr>
+      <w:rPr>
+        <w:rFonts w:ascii="Wingdings" w:hAnsi="Wingdings" w:hint="default"/>
+      </w:rPr>
+    </w:lvl>
+    <w:lvl w:ilvl="6" w:tplc="04190001" w:tentative="1">
+      <w:start w:val="1"/>
+      <w:numFmt w:val="bullet"/>
+      <w:lvlText w:val=""/>
+      <w:lvlJc w:val="left"/>
+      <w:pPr>
+        <w:ind w:left="5040" w:hanging="360"/>
+      </w:pPr>
+      <w:rPr>
+        <w:rFonts w:ascii="Symbol" w:hAnsi="Symbol" w:hint="default"/>
+      </w:rPr>
+    </w:lvl>
+    <w:lvl w:ilvl="7" w:tplc="04190003" w:tentative="1">
+      <w:start w:val="1"/>
+      <w:numFmt w:val="bullet"/>
+      <w:lvlText w:val="o"/>
+      <w:lvlJc w:val="left"/>
+      <w:pPr>
+        <w:ind w:left="5760" w:hanging="360"/>
+      </w:pPr>
+      <w:rPr>
+        <w:rFonts w:ascii="Courier New" w:hAnsi="Courier New" w:cs="Courier New" w:hint="default"/>
+      </w:rPr>
+    </w:lvl>
+    <w:lvl w:ilvl="8" w:tplc="04190005" w:tentative="1">
+      <w:start w:val="1"/>
+      <w:numFmt w:val="bullet"/>
+      <w:lvlText w:val=""/>
+      <w:lvlJc w:val="left"/>
+      <w:pPr>
+        <w:ind w:left="6480" w:hanging="360"/>
+      </w:pPr>
+      <w:rPr>
+        <w:rFonts w:ascii="Wingdings" w:hAnsi="Wingdings" w:hint="default"/>
+      </w:rPr>
+    </w:lvl>
+  </w:abstractNum>
+  <w:abstractNum w:abstractNumId="11" w15:restartNumberingAfterBreak="0">
     <w:nsid w:val="7E9F7747"/>
     <w:multiLevelType w:val="hybridMultilevel"/>
     <w:tmpl w:val="A7644048"/>
@@ -2408,16 +5461,40 @@
     </w:lvl>
   </w:abstractNum>
   <w:num w:numId="1" w16cid:durableId="341056044">
-    <w:abstractNumId w:val="1"/>
+    <w:abstractNumId w:val="2"/>
   </w:num>
   <w:num w:numId="2" w16cid:durableId="452553023">
-    <w:abstractNumId w:val="2"/>
+    <w:abstractNumId w:val="8"/>
   </w:num>
   <w:num w:numId="3" w16cid:durableId="1022782449">
-    <w:abstractNumId w:val="3"/>
+    <w:abstractNumId w:val="11"/>
   </w:num>
   <w:num w:numId="4" w16cid:durableId="1124695258">
     <w:abstractNumId w:val="0"/>
+  </w:num>
+  <w:num w:numId="5" w16cid:durableId="1360472792">
+    <w:abstractNumId w:val="3"/>
+  </w:num>
+  <w:num w:numId="6" w16cid:durableId="238636617">
+    <w:abstractNumId w:val="10"/>
+  </w:num>
+  <w:num w:numId="7" w16cid:durableId="991368198">
+    <w:abstractNumId w:val="9"/>
+  </w:num>
+  <w:num w:numId="8" w16cid:durableId="634481095">
+    <w:abstractNumId w:val="5"/>
+  </w:num>
+  <w:num w:numId="9" w16cid:durableId="1599944492">
+    <w:abstractNumId w:val="4"/>
+  </w:num>
+  <w:num w:numId="10" w16cid:durableId="2107000374">
+    <w:abstractNumId w:val="6"/>
+  </w:num>
+  <w:num w:numId="11" w16cid:durableId="333071825">
+    <w:abstractNumId w:val="1"/>
+  </w:num>
+  <w:num w:numId="12" w16cid:durableId="559362170">
+    <w:abstractNumId w:val="7"/>
   </w:num>
 </w:numbering>
 </file>
@@ -3025,7 +6102,6 @@
   <w:style w:type="character" w:default="1" w:styleId="a0">
     <w:name w:val="Default Paragraph Font"/>
     <w:uiPriority w:val="1"/>
-    <w:semiHidden/>
     <w:unhideWhenUsed/>
   </w:style>
   <w:style w:type="table" w:default="1" w:styleId="a1">

--- a/programming/lab3/docs/report.docx
+++ b/programming/lab3/docs/report.docx
@@ -81,7 +81,6 @@
         <w:jc w:val="center"/>
         <w:rPr>
           <w:rFonts w:ascii="Times New Roman" w:hAnsi="Times New Roman" w:cs="Times New Roman"/>
-          <w:lang w:val="en-US"/>
         </w:rPr>
       </w:pPr>
       <w:r>
@@ -93,7 +92,6 @@
       <w:r>
         <w:rPr>
           <w:rFonts w:ascii="Times New Roman" w:hAnsi="Times New Roman" w:cs="Times New Roman"/>
-          <w:lang w:val="en-US"/>
         </w:rPr>
         <w:t>3</w:t>
       </w:r>
@@ -103,7 +101,6 @@
         <w:jc w:val="center"/>
         <w:rPr>
           <w:rFonts w:ascii="Times New Roman" w:hAnsi="Times New Roman" w:cs="Times New Roman"/>
-          <w:lang w:val="en-US"/>
         </w:rPr>
       </w:pPr>
       <w:r>
@@ -121,7 +118,6 @@
       <w:r>
         <w:rPr>
           <w:rFonts w:ascii="Times New Roman" w:hAnsi="Times New Roman" w:cs="Times New Roman"/>
-          <w:lang w:val="en-US"/>
         </w:rPr>
         <w:t>52</w:t>
       </w:r>
@@ -2406,7 +2402,6 @@
       <w:pPr>
         <w:rPr>
           <w:rFonts w:ascii="Times New Roman" w:hAnsi="Times New Roman" w:cs="Times New Roman"/>
-          <w:lang w:val="en-US"/>
         </w:rPr>
       </w:pPr>
       <w:r>
@@ -2612,6 +2607,7 @@
         </w:rPr>
         <w:t>(</w:t>
       </w:r>
+      <w:proofErr w:type="spellStart"/>
       <w:r>
         <w:rPr>
           <w:rFonts w:ascii="Times New Roman" w:hAnsi="Times New Roman" w:cs="Times New Roman"/>
@@ -2619,6 +2615,7 @@
         </w:rPr>
         <w:t>giveEscape</w:t>
       </w:r>
+      <w:proofErr w:type="spellEnd"/>
       <w:r>
         <w:rPr>
           <w:rFonts w:ascii="Times New Roman" w:hAnsi="Times New Roman" w:cs="Times New Roman"/>
@@ -2701,12 +2698,14 @@
         </w:rPr>
         <w:t xml:space="preserve"> (</w:t>
       </w:r>
+      <w:proofErr w:type="spellStart"/>
       <w:r>
         <w:rPr>
           <w:rFonts w:ascii="Times New Roman" w:hAnsi="Times New Roman" w:cs="Times New Roman"/>
         </w:rPr>
         <w:t>escape</w:t>
       </w:r>
+      <w:proofErr w:type="spellEnd"/>
       <w:r>
         <w:rPr>
           <w:rFonts w:ascii="Times New Roman" w:hAnsi="Times New Roman" w:cs="Times New Roman"/>
@@ -2737,12 +2736,14 @@
         </w:rPr>
         <w:t xml:space="preserve"> (</w:t>
       </w:r>
+      <w:proofErr w:type="spellStart"/>
       <w:r>
         <w:rPr>
           <w:rFonts w:ascii="Times New Roman" w:hAnsi="Times New Roman" w:cs="Times New Roman"/>
         </w:rPr>
         <w:t>serveDish</w:t>
       </w:r>
+      <w:proofErr w:type="spellEnd"/>
       <w:r>
         <w:rPr>
           <w:rFonts w:ascii="Times New Roman" w:hAnsi="Times New Roman" w:cs="Times New Roman"/>
@@ -2788,6 +2789,7 @@
         </w:rPr>
         <w:t xml:space="preserve">, а также методы </w:t>
       </w:r>
+      <w:proofErr w:type="spellStart"/>
       <w:r>
         <w:rPr>
           <w:rFonts w:ascii="Times New Roman" w:hAnsi="Times New Roman" w:cs="Times New Roman"/>
@@ -2795,6 +2797,7 @@
         </w:rPr>
         <w:t>hashCode</w:t>
       </w:r>
+      <w:proofErr w:type="spellEnd"/>
       <w:r>
         <w:rPr>
           <w:rFonts w:ascii="Times New Roman" w:hAnsi="Times New Roman" w:cs="Times New Roman"/>
@@ -2814,6 +2817,7 @@
         </w:rPr>
         <w:t xml:space="preserve">(), </w:t>
       </w:r>
+      <w:proofErr w:type="spellStart"/>
       <w:r>
         <w:rPr>
           <w:rFonts w:ascii="Times New Roman" w:hAnsi="Times New Roman" w:cs="Times New Roman"/>
@@ -2821,6 +2825,7 @@
         </w:rPr>
         <w:t>toString</w:t>
       </w:r>
+      <w:proofErr w:type="spellEnd"/>
       <w:r>
         <w:rPr>
           <w:rFonts w:ascii="Times New Roman" w:hAnsi="Times New Roman" w:cs="Times New Roman"/>
@@ -2885,7 +2890,6 @@
       <w:pPr>
         <w:rPr>
           <w:rFonts w:ascii="Times New Roman" w:hAnsi="Times New Roman" w:cs="Times New Roman"/>
-          <w:lang w:val="en-US"/>
         </w:rPr>
       </w:pPr>
       <w:r>
@@ -2977,59 +2981,48 @@
       <w:pPr>
         <w:rPr>
           <w:rFonts w:ascii="Times New Roman" w:hAnsi="Times New Roman" w:cs="Times New Roman"/>
+        </w:rPr>
+      </w:pPr>
+      <w:r>
+        <w:rPr>
+          <w:rFonts w:ascii="Times New Roman" w:hAnsi="Times New Roman" w:cs="Times New Roman"/>
+        </w:rPr>
+        <w:t>Блюдо (</w:t>
+      </w:r>
+      <w:r>
+        <w:rPr>
+          <w:rFonts w:ascii="Times New Roman" w:hAnsi="Times New Roman" w:cs="Times New Roman"/>
           <w:lang w:val="en-US"/>
         </w:rPr>
-      </w:pPr>
-      <w:r>
-        <w:rPr>
-          <w:rFonts w:ascii="Times New Roman" w:hAnsi="Times New Roman" w:cs="Times New Roman"/>
-        </w:rPr>
-        <w:t>Блюдо (</w:t>
-      </w:r>
+        <w:t>Cook</w:t>
+      </w:r>
+      <w:r>
+        <w:rPr>
+          <w:rFonts w:ascii="Times New Roman" w:hAnsi="Times New Roman" w:cs="Times New Roman"/>
+        </w:rPr>
+        <w:t xml:space="preserve">) – объект, который используется для готовки еды, так Паштет-сюзерен является одним из </w:t>
+      </w:r>
+      <w:r>
+        <w:rPr>
+          <w:rFonts w:ascii="Times New Roman" w:hAnsi="Times New Roman" w:cs="Times New Roman"/>
+        </w:rPr>
+        <w:t>блюд</w:t>
+      </w:r>
+      <w:r>
+        <w:rPr>
+          <w:rFonts w:ascii="Times New Roman" w:hAnsi="Times New Roman" w:cs="Times New Roman"/>
+        </w:rPr>
+        <w:t xml:space="preserve">, будет </w:t>
+      </w:r>
+      <w:proofErr w:type="spellStart"/>
       <w:r>
         <w:rPr>
           <w:rFonts w:ascii="Times New Roman" w:hAnsi="Times New Roman" w:cs="Times New Roman"/>
           <w:lang w:val="en-US"/>
         </w:rPr>
-        <w:t>Cook</w:t>
-      </w:r>
-      <w:r>
-        <w:rPr>
-          <w:rFonts w:ascii="Times New Roman" w:hAnsi="Times New Roman" w:cs="Times New Roman"/>
-        </w:rPr>
-        <w:t xml:space="preserve">) – объект, который используется для готовки еды, так </w:t>
-      </w:r>
-      <w:r>
-        <w:rPr>
-          <w:rFonts w:ascii="Times New Roman" w:hAnsi="Times New Roman" w:cs="Times New Roman"/>
-        </w:rPr>
-        <w:t xml:space="preserve">Паштет-сюзерен </w:t>
-      </w:r>
-      <w:r>
-        <w:rPr>
-          <w:rFonts w:ascii="Times New Roman" w:hAnsi="Times New Roman" w:cs="Times New Roman"/>
-        </w:rPr>
-        <w:t xml:space="preserve">является одним из </w:t>
-      </w:r>
-      <w:r>
-        <w:rPr>
-          <w:rFonts w:ascii="Times New Roman" w:hAnsi="Times New Roman" w:cs="Times New Roman"/>
-        </w:rPr>
-        <w:t>блюд</w:t>
-      </w:r>
-      <w:r>
-        <w:rPr>
-          <w:rFonts w:ascii="Times New Roman" w:hAnsi="Times New Roman" w:cs="Times New Roman"/>
-        </w:rPr>
-        <w:t xml:space="preserve">, будет </w:t>
-      </w:r>
-      <w:r>
-        <w:rPr>
-          <w:rFonts w:ascii="Times New Roman" w:hAnsi="Times New Roman" w:cs="Times New Roman"/>
-          <w:lang w:val="en-US"/>
-        </w:rPr>
         <w:t>enum</w:t>
       </w:r>
+      <w:proofErr w:type="spellEnd"/>
       <w:r>
         <w:rPr>
           <w:rFonts w:ascii="Times New Roman" w:hAnsi="Times New Roman" w:cs="Times New Roman"/>
@@ -3119,6 +3112,7 @@
         </w:rPr>
         <w:t xml:space="preserve">сли не дали возможность сбежать повару, то он не может сбежать и выкидываем проверяемую ошибку </w:t>
       </w:r>
+      <w:proofErr w:type="spellStart"/>
       <w:r>
         <w:rPr>
           <w:rFonts w:ascii="Times New Roman" w:hAnsi="Times New Roman" w:cs="Times New Roman"/>
@@ -3126,6 +3120,7 @@
         </w:rPr>
         <w:t>CantEscape</w:t>
       </w:r>
+      <w:proofErr w:type="spellEnd"/>
     </w:p>
     <w:p>
       <w:pPr>
@@ -3165,6 +3160,7 @@
         </w:rPr>
         <w:t xml:space="preserve"> реакции добавим метод </w:t>
       </w:r>
+      <w:proofErr w:type="spellStart"/>
       <w:r>
         <w:rPr>
           <w:rFonts w:ascii="Times New Roman" w:hAnsi="Times New Roman" w:cs="Times New Roman"/>
@@ -3172,6 +3168,7 @@
         </w:rPr>
         <w:t>reactTo</w:t>
       </w:r>
+      <w:proofErr w:type="spellEnd"/>
       <w:r>
         <w:rPr>
           <w:rFonts w:ascii="Times New Roman" w:hAnsi="Times New Roman" w:cs="Times New Roman"/>
@@ -3215,7 +3212,6 @@
       <w:pPr>
         <w:rPr>
           <w:rFonts w:ascii="Times New Roman" w:hAnsi="Times New Roman" w:cs="Times New Roman"/>
-          <w:lang w:val="en-US"/>
         </w:rPr>
       </w:pPr>
       <w:r>
@@ -3440,7 +3436,21 @@
         <w:rPr>
           <w:rFonts w:ascii="Times New Roman" w:hAnsi="Times New Roman" w:cs="Times New Roman"/>
         </w:rPr>
-        <w:t>сли Герцог не разрешил, выбрасывается проверяемое исключение CantEscape, программа ловит его, выводит сообщение об ошибке, и войны не будет</w:t>
+        <w:t xml:space="preserve">сли Герцог не разрешил, выбрасывается проверяемое исключение </w:t>
+      </w:r>
+      <w:proofErr w:type="spellStart"/>
+      <w:r>
+        <w:rPr>
+          <w:rFonts w:ascii="Times New Roman" w:hAnsi="Times New Roman" w:cs="Times New Roman"/>
+        </w:rPr>
+        <w:t>CantEscape</w:t>
+      </w:r>
+      <w:proofErr w:type="spellEnd"/>
+      <w:r>
+        <w:rPr>
+          <w:rFonts w:ascii="Times New Roman" w:hAnsi="Times New Roman" w:cs="Times New Roman"/>
+        </w:rPr>
+        <w:t>, программа ловит его, выводит сообщение об ошибке, и войны не будет</w:t>
       </w:r>
     </w:p>
     <w:p>
@@ -3540,7 +3550,20 @@
         <w:rPr>
           <w:rFonts w:ascii="Times New Roman" w:hAnsi="Times New Roman" w:cs="Times New Roman"/>
         </w:rPr>
-        <w:t>Создается объект War, статус которого устанавливается в WarStatus.WAR. Война добавляется в списки активных войн обоих лидеров</w:t>
+        <w:t>Создается объект War, статус которого устанавливается в</w:t>
+      </w:r>
+      <w:r>
+        <w:rPr>
+          <w:rFonts w:ascii="Times New Roman" w:hAnsi="Times New Roman" w:cs="Times New Roman"/>
+          <w:lang w:val="en-US"/>
+        </w:rPr>
+        <w:t xml:space="preserve"> </w:t>
+      </w:r>
+      <w:r>
+        <w:rPr>
+          <w:rFonts w:ascii="Times New Roman" w:hAnsi="Times New Roman" w:cs="Times New Roman"/>
+        </w:rPr>
+        <w:t>WAR. Война добавляется в списки активных войн обоих лидеров</w:t>
       </w:r>
     </w:p>
     <w:p>
@@ -3612,8 +3635,30 @@
         <w:rPr>
           <w:rFonts w:ascii="Times New Roman" w:hAnsi="Times New Roman" w:cs="Times New Roman"/>
         </w:rPr>
-        <w:t>Если терпение одного из них падает до 0, сражения останавливаются. Создается объект record Contract</w:t>
-      </w:r>
+        <w:t xml:space="preserve">Если терпение одного из них падает до 0, сражения останавливаются. Создается объект </w:t>
+      </w:r>
+      <w:proofErr w:type="spellStart"/>
+      <w:r>
+        <w:rPr>
+          <w:rFonts w:ascii="Times New Roman" w:hAnsi="Times New Roman" w:cs="Times New Roman"/>
+        </w:rPr>
+        <w:t>record</w:t>
+      </w:r>
+      <w:proofErr w:type="spellEnd"/>
+      <w:r>
+        <w:rPr>
+          <w:rFonts w:ascii="Times New Roman" w:hAnsi="Times New Roman" w:cs="Times New Roman"/>
+        </w:rPr>
+        <w:t xml:space="preserve"> </w:t>
+      </w:r>
+      <w:proofErr w:type="spellStart"/>
+      <w:r>
+        <w:rPr>
+          <w:rFonts w:ascii="Times New Roman" w:hAnsi="Times New Roman" w:cs="Times New Roman"/>
+        </w:rPr>
+        <w:t>Contract</w:t>
+      </w:r>
+      <w:proofErr w:type="spellEnd"/>
       <w:r>
         <w:rPr>
           <w:rFonts w:ascii="Times New Roman" w:hAnsi="Times New Roman" w:cs="Times New Roman"/>
@@ -3624,7 +3669,19 @@
         <w:rPr>
           <w:rFonts w:ascii="Times New Roman" w:hAnsi="Times New Roman" w:cs="Times New Roman"/>
         </w:rPr>
-        <w:t>татус войны меняется на WarStatus.END, а война удаляется из списков активных.</w:t>
+        <w:t>татус войны меняется на</w:t>
+      </w:r>
+      <w:r>
+        <w:rPr>
+          <w:rFonts w:ascii="Times New Roman" w:hAnsi="Times New Roman" w:cs="Times New Roman"/>
+        </w:rPr>
+        <w:t xml:space="preserve"> </w:t>
+      </w:r>
+      <w:r>
+        <w:rPr>
+          <w:rFonts w:ascii="Times New Roman" w:hAnsi="Times New Roman" w:cs="Times New Roman"/>
+        </w:rPr>
+        <w:t>END, а война удаляется из списков активных.</w:t>
       </w:r>
     </w:p>
     <w:p>
@@ -3659,7 +3716,21 @@
         <w:rPr>
           <w:rFonts w:ascii="Times New Roman" w:hAnsi="Times New Roman" w:cs="Times New Roman"/>
         </w:rPr>
-        <w:t xml:space="preserve">Если после окончания войны будет предпринята попытка провести еще одно сражение, программа выбросит и поймает непроверяемое исключение WarEnded </w:t>
+        <w:t xml:space="preserve">Если после окончания войны будет предпринята попытка провести еще одно сражение, программа выбросит и поймает непроверяемое исключение </w:t>
+      </w:r>
+      <w:proofErr w:type="spellStart"/>
+      <w:r>
+        <w:rPr>
+          <w:rFonts w:ascii="Times New Roman" w:hAnsi="Times New Roman" w:cs="Times New Roman"/>
+        </w:rPr>
+        <w:t>WarEnded</w:t>
+      </w:r>
+      <w:proofErr w:type="spellEnd"/>
+      <w:r>
+        <w:rPr>
+          <w:rFonts w:ascii="Times New Roman" w:hAnsi="Times New Roman" w:cs="Times New Roman"/>
+        </w:rPr>
+        <w:t xml:space="preserve"> </w:t>
       </w:r>
     </w:p>
     <w:p>
@@ -3717,7 +3788,21 @@
         <w:rPr>
           <w:rFonts w:ascii="Times New Roman" w:hAnsi="Times New Roman" w:cs="Times New Roman"/>
         </w:rPr>
-        <w:t xml:space="preserve">Создается анонимный класс Person (Иностранный гость), который удивляется чести, оказанной </w:t>
+        <w:t xml:space="preserve">Создается анонимный класс </w:t>
+      </w:r>
+      <w:proofErr w:type="spellStart"/>
+      <w:r>
+        <w:rPr>
+          <w:rFonts w:ascii="Times New Roman" w:hAnsi="Times New Roman" w:cs="Times New Roman"/>
+        </w:rPr>
+        <w:t>Person</w:t>
+      </w:r>
+      <w:proofErr w:type="spellEnd"/>
+      <w:r>
+        <w:rPr>
+          <w:rFonts w:ascii="Times New Roman" w:hAnsi="Times New Roman" w:cs="Times New Roman"/>
+        </w:rPr>
+        <w:t xml:space="preserve"> (Иностранный гость), который удивляется чести, оказанной </w:t>
       </w:r>
       <w:r>
         <w:rPr>
@@ -3793,12 +3878,13 @@
       <w:r>
         <w:rPr>
           <w:rFonts w:ascii="Times New Roman" w:hAnsi="Times New Roman" w:cs="Times New Roman"/>
+          <w:noProof/>
         </w:rPr>
         <w:drawing>
-          <wp:inline distT="0" distB="0" distL="0" distR="0" wp14:anchorId="1D6145E1" wp14:editId="7142FEB8">
-            <wp:extent cx="5940425" cy="4303395"/>
-            <wp:effectExtent l="0" t="0" r="3175" b="1905"/>
-            <wp:docPr id="1154965681" name="Рисунок 1"/>
+          <wp:inline distT="0" distB="0" distL="0" distR="0" wp14:anchorId="0BAE4800" wp14:editId="4B0A5AF9">
+            <wp:extent cx="5940425" cy="4307840"/>
+            <wp:effectExtent l="0" t="0" r="3175" b="0"/>
+            <wp:docPr id="394827734" name="Рисунок 16"/>
             <wp:cNvGraphicFramePr>
               <a:graphicFrameLocks xmlns:a="http://schemas.openxmlformats.org/drawingml/2006/main" noChangeAspect="1"/>
             </wp:cNvGraphicFramePr>
@@ -3806,23 +3892,36 @@
               <a:graphicData uri="http://schemas.openxmlformats.org/drawingml/2006/picture">
                 <pic:pic xmlns:pic="http://schemas.openxmlformats.org/drawingml/2006/picture">
                   <pic:nvPicPr>
-                    <pic:cNvPr id="1154965681" name=""/>
-                    <pic:cNvPicPr/>
+                    <pic:cNvPr id="0" name="Picture 6"/>
+                    <pic:cNvPicPr>
+                      <a:picLocks noChangeAspect="1" noChangeArrowheads="1"/>
+                    </pic:cNvPicPr>
                   </pic:nvPicPr>
                   <pic:blipFill>
-                    <a:blip r:embed="rId10"/>
+                    <a:blip r:embed="rId10" cstate="print">
+                      <a:extLst>
+                        <a:ext uri="{28A0092B-C50C-407E-A947-70E740481C1C}">
+                          <a14:useLocalDpi xmlns:a14="http://schemas.microsoft.com/office/drawing/2010/main" val="0"/>
+                        </a:ext>
+                      </a:extLst>
+                    </a:blip>
+                    <a:srcRect/>
                     <a:stretch>
                       <a:fillRect/>
                     </a:stretch>
                   </pic:blipFill>
-                  <pic:spPr>
+                  <pic:spPr bwMode="auto">
                     <a:xfrm>
                       <a:off x="0" y="0"/>
-                      <a:ext cx="5940425" cy="4303395"/>
+                      <a:ext cx="5940425" cy="4307840"/>
                     </a:xfrm>
                     <a:prstGeom prst="rect">
                       <a:avLst/>
                     </a:prstGeom>
+                    <a:noFill/>
+                    <a:ln>
+                      <a:noFill/>
+                    </a:ln>
                   </pic:spPr>
                 </pic:pic>
               </a:graphicData>
@@ -3837,6 +3936,13 @@
           <w:rFonts w:ascii="Times New Roman" w:hAnsi="Times New Roman" w:cs="Times New Roman"/>
         </w:rPr>
       </w:pPr>
+    </w:p>
+    <w:p>
+      <w:pPr>
+        <w:rPr>
+          <w:rFonts w:ascii="Times New Roman" w:hAnsi="Times New Roman" w:cs="Times New Roman"/>
+        </w:rPr>
+      </w:pPr>
       <w:r>
         <w:rPr>
           <w:rFonts w:ascii="Times New Roman" w:hAnsi="Times New Roman" w:cs="Times New Roman"/>
@@ -3993,6 +4099,7 @@
         </w:rPr>
         <w:t>.</w:t>
       </w:r>
+      <w:proofErr w:type="spellStart"/>
       <w:r>
         <w:rPr>
           <w:rStyle w:val="ac"/>
@@ -4002,6 +4109,7 @@
         </w:rPr>
         <w:t>drawio</w:t>
       </w:r>
+      <w:proofErr w:type="spellEnd"/>
       <w:r>
         <w:rPr>
           <w:rStyle w:val="ac"/>
@@ -6102,6 +6210,7 @@
   <w:style w:type="character" w:default="1" w:styleId="a0">
     <w:name w:val="Default Paragraph Font"/>
     <w:uiPriority w:val="1"/>
+    <w:semiHidden/>
     <w:unhideWhenUsed/>
   </w:style>
   <w:style w:type="table" w:default="1" w:styleId="a1">
